--- a/downloads/docx/04_Битва_за_Литейную.docx
+++ b/downloads/docx/04_Битва_за_Литейную.docx
@@ -6,50 +6,64 @@
       <w:tblPr>
         <w:tblW w:type="auto" w:w="0"/>
         <w:jc w:val="center"/>
-        <w:tblLayout w:type="autofit"/>
+        <w:tblLayout w:type="fixed"/>
         <w:tblLook w:firstColumn="1" w:firstRow="1" w:lastColumn="0" w:lastRow="0" w:noHBand="0" w:noVBand="1" w:val="04A0"/>
       </w:tblPr>
       <w:tblGrid>
-        <w:gridCol w:w="10312"/>
+        <w:gridCol w:w="10205"/>
       </w:tblGrid>
       <w:tr>
         <w:tc>
           <w:tcPr>
-            <w:tcW w:type="dxa" w:w="10312"/>
-            <w:shd w:fill="B42318"/>
+            <w:tcW w:type="dxa" w:w="10206"/>
+            <w:shd w:fill="344054"/>
             <w:tcMar>
-              <w:top w:w="125" w:type="dxa"/>
-              <w:start w:w="180" w:type="dxa"/>
-              <w:bottom w:w="125" w:type="dxa"/>
-              <w:end w:w="180" w:type="dxa"/>
+              <w:top w:w="260" w:type="dxa"/>
+              <w:start w:w="300" w:type="dxa"/>
+              <w:bottom w:w="240" w:type="dxa"/>
+              <w:end w:w="300" w:type="dxa"/>
             </w:tcMar>
           </w:tcPr>
           <w:p>
             <w:pPr>
-              <w:spacing w:after="80"/>
               <w:jc w:val="left"/>
             </w:pPr>
             <w:r>
               <w:rPr>
-                <w:rFonts w:ascii="Inter Display" w:hAnsi="Inter Display" w:eastAsia="Inter Display" w:cs="Inter Display"/>
+                <w:rFonts w:ascii="Inter Display" w:hAnsi="Inter Display" w:eastAsia="Inter Display"/>
+                <w:b/>
+                <w:color w:val="C7E7F4"/>
+                <w:sz w:val="16"/>
+              </w:rPr>
+              <w:t>WHITEOUT SURVIVAL • ШПАРГАЛКА</w:t>
+            </w:r>
+          </w:p>
+          <w:p>
+            <w:pPr>
+              <w:spacing w:before="60" w:after="0"/>
+            </w:pPr>
+            <w:r>
+              <w:rPr>
+                <w:rFonts w:ascii="Inter Display" w:hAnsi="Inter Display" w:eastAsia="Inter Display"/>
                 <w:b/>
                 <w:color w:val="FFFFFF"/>
-                <w:sz w:val="44"/>
+                <w:sz w:val="40"/>
               </w:rPr>
               <w:t>БИТВА ЗА ЛИТЕЙНУЮ</w:t>
             </w:r>
           </w:p>
           <w:p>
             <w:pPr>
-              <w:spacing w:after="0"/>
+              <w:spacing w:before="60" w:after="0"/>
             </w:pPr>
             <w:r>
               <w:rPr>
-                <w:rFonts w:ascii="Lato" w:hAnsi="Lato" w:eastAsia="Lato" w:cs="Lato"/>
-                <w:color w:val="EAF4F8"/>
-                <w:sz w:val="20"/>
+                <w:rFonts w:ascii="Lato" w:hAnsi="Lato" w:eastAsia="Lato"/>
+                <w:b w:val="0"/>
+                <w:color w:val="E7F4FA"/>
+                <w:sz w:val="19"/>
               </w:rPr>
-              <w:t>Боевая памятка: формации, очки, объекты, телепорты и лечение</w:t>
+              <w:t>Очки, AFK-фарм, объекты, мастерские, наёмники и боевая логика</w:t>
             </w:r>
           </w:p>
         </w:tc>
@@ -68,21 +82,18 @@
         <w:tblLook w:firstColumn="1" w:firstRow="1" w:lastColumn="0" w:lastRow="0" w:noHBand="0" w:noVBand="1" w:val="04A0"/>
       </w:tblPr>
       <w:tblGrid>
-        <w:gridCol w:w="198"/>
-        <w:gridCol w:w="9354"/>
+        <w:gridCol w:w="170"/>
+        <w:gridCol w:w="9921"/>
       </w:tblGrid>
       <w:tr>
-        <w:trPr>
-          <w:cantSplit/>
-        </w:trPr>
         <w:tc>
           <w:tcPr>
-            <w:tcW w:type="dxa" w:w="5156"/>
-            <w:shd w:fill="B42318"/>
+            <w:tcW w:type="dxa" w:w="5103"/>
+            <w:shd w:fill="0A7A51"/>
             <w:tcMar>
-              <w:top w:w="80" w:type="dxa"/>
+              <w:top w:w="0" w:type="dxa"/>
               <w:start w:w="0" w:type="dxa"/>
-              <w:bottom w:w="80" w:type="dxa"/>
+              <w:bottom w:w="0" w:type="dxa"/>
               <w:end w:w="0" w:type="dxa"/>
             </w:tcMar>
           </w:tcPr>
@@ -90,42 +101,38 @@
         </w:tc>
         <w:tc>
           <w:tcPr>
-            <w:tcW w:type="dxa" w:w="5156"/>
-            <w:shd w:fill="FDECEC"/>
+            <w:tcW w:type="dxa" w:w="5103"/>
+            <w:shd w:fill="EAF8F3"/>
             <w:tcMar>
-              <w:top w:w="165" w:type="dxa"/>
-              <w:start w:w="330" w:type="dxa"/>
-              <w:bottom w:w="165" w:type="dxa"/>
-              <w:end w:w="270" w:type="dxa"/>
+              <w:top w:w="170" w:type="dxa"/>
+              <w:start w:w="220" w:type="dxa"/>
+              <w:bottom w:w="170" w:type="dxa"/>
+              <w:end w:w="220" w:type="dxa"/>
             </w:tcMar>
           </w:tcPr>
           <w:p>
-            <w:pPr>
-              <w:spacing w:after="40"/>
-            </w:pPr>
             <w:r>
               <w:rPr>
-                <w:rFonts w:ascii="Lato" w:hAnsi="Lato" w:eastAsia="Lato" w:cs="Lato"/>
+                <w:rFonts w:ascii="Inter Display" w:hAnsi="Inter Display" w:eastAsia="Inter Display"/>
                 <w:b/>
-                <w:i w:val="0"/>
-                <w:color w:val="B42318"/>
-                <w:sz w:val="20"/>
+                <w:color w:val="0A7A51"/>
+                <w:sz w:val="19"/>
               </w:rPr>
-              <w:t>Цель матча</w:t>
+              <w:t>Главный принцип</w:t>
             </w:r>
           </w:p>
           <w:p>
             <w:pPr>
-              <w:spacing w:after="0"/>
+              <w:spacing w:before="60" w:after="0"/>
             </w:pPr>
             <w:r>
               <w:rPr>
-                <w:rFonts w:ascii="Lato" w:hAnsi="Lato" w:eastAsia="Lato" w:cs="Lato"/>
+                <w:rFonts w:ascii="Lato" w:hAnsi="Lato" w:eastAsia="Lato"/>
                 <w:b w:val="0"/>
-                <w:i w:val="0"/>
-                <w:sz w:val="19"/>
+                <w:color w:val="253746"/>
+                <w:sz w:val="18"/>
               </w:rPr>
-              <w:t>Победа альянса важнее личного рейтинга. Личные очки хороши только пока они не мешают удерживать объекты и не сжигают дефицитные ресурсы.</w:t>
+              <w:t>Победа альянса важнее личного рейтинга. Но механика Литейной позволяет одновременно приносить команде очки и стабильно фармить личные — если правильно распределять марши по объектам.</w:t>
             </w:r>
           </w:p>
         </w:tc>
@@ -138,29 +145,25 @@
     </w:p>
     <w:p>
       <w:pPr>
-        <w:pStyle w:val="MiniPost"/>
+        <w:spacing w:before="160" w:after="20"/>
         <w:pBdr>
-          <w:top w:val="single" w:sz="10" w:space="6" w:color="B42318"/>
+          <w:top w:val="single" w:sz="14" w:space="1" w:color="1676A6"/>
         </w:pBdr>
+      </w:pPr>
+    </w:p>
+    <w:p>
+      <w:pPr>
+        <w:pStyle w:val="Heading1"/>
+        <w:keepNext/>
       </w:pPr>
       <w:r>
         <w:rPr>
-          <w:rFonts w:ascii="Lato" w:hAnsi="Lato" w:eastAsia="Lato" w:cs="Lato"/>
+          <w:rFonts w:ascii="Inter Display" w:hAnsi="Inter Display" w:eastAsia="Inter Display"/>
           <w:b/>
-          <w:i w:val="0"/>
-          <w:color w:val="B42318"/>
-          <w:sz w:val="24"/>
+          <w:color w:val="344054"/>
+          <w:sz w:val="28"/>
         </w:rPr>
-        <w:t xml:space="preserve">1. </w:t>
-      </w:r>
-      <w:r>
-        <w:rPr>
-          <w:rFonts w:ascii="Lato" w:hAnsi="Lato" w:eastAsia="Lato" w:cs="Lato"/>
-          <w:b/>
-          <w:i w:val="0"/>
-          <w:sz w:val="24"/>
-        </w:rPr>
-        <w:t>До входа: подготовьте две формации</w:t>
+        <w:t>1. До входа: две формации и чистый город</w:t>
       </w:r>
     </w:p>
     <w:tbl>
@@ -171,32 +174,38 @@
         <w:tblLook w:firstColumn="1" w:firstRow="1" w:lastColumn="0" w:lastRow="0" w:noHBand="0" w:noVBand="1" w:val="04A0"/>
       </w:tblPr>
       <w:tblGrid>
-        <w:gridCol w:w="1984"/>
-        <w:gridCol w:w="7370"/>
+        <w:gridCol w:w="1814"/>
+        <w:gridCol w:w="8107"/>
       </w:tblGrid>
       <w:tr>
-        <w:trPr>
-          <w:tblHeader w:val="true"/>
-        </w:trPr>
         <w:tc>
           <w:tcPr>
-            <w:tcW w:type="dxa" w:w="5156"/>
-            <w:shd w:fill="B42318"/>
+            <w:tcW w:type="dxa" w:w="5103"/>
+            <w:shd w:fill="344054"/>
             <w:tcMar>
-              <w:top w:w="125" w:type="dxa"/>
-              <w:start w:w="180" w:type="dxa"/>
-              <w:bottom w:w="125" w:type="dxa"/>
-              <w:end w:w="180" w:type="dxa"/>
+              <w:top w:w="110" w:type="dxa"/>
+              <w:start w:w="110" w:type="dxa"/>
+              <w:bottom w:w="110" w:type="dxa"/>
+              <w:end w:w="110" w:type="dxa"/>
             </w:tcMar>
+            <w:vAlign w:val="center"/>
+            <w:tcBorders>
+              <w:top w:val="single" w:sz="4" w:color="D7E3E9"/>
+              <w:left w:val="single" w:sz="4" w:color="D7E3E9"/>
+              <w:bottom w:val="single" w:sz="4" w:color="D7E3E9"/>
+              <w:right w:val="single" w:sz="4" w:color="D7E3E9"/>
+            </w:tcBorders>
           </w:tcPr>
           <w:p>
+            <w:pPr>
+              <w:jc w:val="center"/>
+            </w:pPr>
             <w:r>
               <w:rPr>
-                <w:rFonts w:ascii="Lato" w:hAnsi="Lato" w:eastAsia="Lato" w:cs="Lato"/>
+                <w:rFonts w:ascii="Inter Display" w:hAnsi="Inter Display" w:eastAsia="Inter Display"/>
                 <w:b/>
-                <w:i w:val="0"/>
                 <w:color w:val="FFFFFF"/>
-                <w:sz w:val="18"/>
+                <w:sz w:val="17"/>
               </w:rPr>
               <w:t>Формация</w:t>
             </w:r>
@@ -204,25 +213,34 @@
         </w:tc>
         <w:tc>
           <w:tcPr>
-            <w:tcW w:type="dxa" w:w="5156"/>
-            <w:shd w:fill="B42318"/>
+            <w:tcW w:type="dxa" w:w="5103"/>
+            <w:shd w:fill="344054"/>
             <w:tcMar>
-              <w:top w:w="125" w:type="dxa"/>
-              <w:start w:w="180" w:type="dxa"/>
-              <w:bottom w:w="125" w:type="dxa"/>
-              <w:end w:w="180" w:type="dxa"/>
+              <w:top w:w="110" w:type="dxa"/>
+              <w:start w:w="110" w:type="dxa"/>
+              <w:bottom w:w="110" w:type="dxa"/>
+              <w:end w:w="110" w:type="dxa"/>
             </w:tcMar>
+            <w:vAlign w:val="center"/>
+            <w:tcBorders>
+              <w:top w:val="single" w:sz="4" w:color="D7E3E9"/>
+              <w:left w:val="single" w:sz="4" w:color="D7E3E9"/>
+              <w:bottom w:val="single" w:sz="4" w:color="D7E3E9"/>
+              <w:right w:val="single" w:sz="4" w:color="D7E3E9"/>
+            </w:tcBorders>
           </w:tcPr>
           <w:p>
+            <w:pPr>
+              <w:jc w:val="center"/>
+            </w:pPr>
             <w:r>
               <w:rPr>
-                <w:rFonts w:ascii="Lato" w:hAnsi="Lato" w:eastAsia="Lato" w:cs="Lato"/>
+                <w:rFonts w:ascii="Inter Display" w:hAnsi="Inter Display" w:eastAsia="Inter Display"/>
                 <w:b/>
-                <w:i w:val="0"/>
                 <w:color w:val="FFFFFF"/>
-                <w:sz w:val="18"/>
+                <w:sz w:val="17"/>
               </w:rPr>
-              <w:t>Состав</w:t>
+              <w:t>Состав и назначение</w:t>
             </w:r>
           </w:p>
         </w:tc>
@@ -230,21 +248,29 @@
       <w:tr>
         <w:tc>
           <w:tcPr>
-            <w:tcW w:type="dxa" w:w="1984"/>
+            <w:tcW w:type="dxa" w:w="1814"/>
+            <w:shd w:fill="F8FBFC"/>
             <w:tcMar>
-              <w:top w:w="90" w:type="dxa"/>
-              <w:start w:w="120" w:type="dxa"/>
-              <w:bottom w:w="90" w:type="dxa"/>
-              <w:end w:w="120" w:type="dxa"/>
+              <w:top w:w="100" w:type="dxa"/>
+              <w:start w:w="100" w:type="dxa"/>
+              <w:bottom w:w="100" w:type="dxa"/>
+              <w:end w:w="100" w:type="dxa"/>
             </w:tcMar>
+            <w:vAlign w:val="center"/>
+            <w:tcBorders>
+              <w:top w:val="single" w:sz="4" w:color="D7E3E9"/>
+              <w:left w:val="single" w:sz="4" w:color="D7E3E9"/>
+              <w:bottom w:val="single" w:sz="4" w:color="D7E3E9"/>
+              <w:right w:val="single" w:sz="4" w:color="D7E3E9"/>
+            </w:tcBorders>
           </w:tcPr>
           <w:p>
             <w:r>
               <w:rPr>
-                <w:rFonts w:ascii="Lato" w:hAnsi="Lato" w:eastAsia="Lato" w:cs="Lato"/>
+                <w:rFonts w:ascii="Lato" w:hAnsi="Lato" w:eastAsia="Lato"/>
                 <w:b w:val="0"/>
-                <w:i w:val="0"/>
-                <w:sz w:val="18"/>
+                <w:color w:val="253746"/>
+                <w:sz w:val="17"/>
               </w:rPr>
               <w:t>АТК</w:t>
             </w:r>
@@ -252,23 +278,31 @@
         </w:tc>
         <w:tc>
           <w:tcPr>
-            <w:tcW w:type="dxa" w:w="7370"/>
+            <w:tcW w:type="dxa" w:w="8107"/>
+            <w:shd w:fill="F8FBFC"/>
             <w:tcMar>
-              <w:top w:w="90" w:type="dxa"/>
-              <w:start w:w="120" w:type="dxa"/>
-              <w:bottom w:w="90" w:type="dxa"/>
-              <w:end w:w="120" w:type="dxa"/>
+              <w:top w:w="100" w:type="dxa"/>
+              <w:start w:w="100" w:type="dxa"/>
+              <w:bottom w:w="100" w:type="dxa"/>
+              <w:end w:w="100" w:type="dxa"/>
             </w:tcMar>
+            <w:vAlign w:val="center"/>
+            <w:tcBorders>
+              <w:top w:val="single" w:sz="4" w:color="D7E3E9"/>
+              <w:left w:val="single" w:sz="4" w:color="D7E3E9"/>
+              <w:bottom w:val="single" w:sz="4" w:color="D7E3E9"/>
+              <w:right w:val="single" w:sz="4" w:color="D7E3E9"/>
+            </w:tcBorders>
           </w:tcPr>
           <w:p>
             <w:r>
               <w:rPr>
-                <w:rFonts w:ascii="Lato" w:hAnsi="Lato" w:eastAsia="Lato" w:cs="Lato"/>
+                <w:rFonts w:ascii="Lato" w:hAnsi="Lato" w:eastAsia="Lato"/>
                 <w:b w:val="0"/>
-                <w:i w:val="0"/>
-                <w:sz w:val="18"/>
+                <w:color w:val="253746"/>
+                <w:sz w:val="17"/>
               </w:rPr>
-              <w:t>Джесси первой + 2 любых героя. Войска 50/20/30. Использовать для присоединения к атакующим ралли.</w:t>
+              <w:t>Джесси первой + 2 любых героя. Войска 50/20/30. Для присоединения к атакующим ралли.</w:t>
             </w:r>
           </w:p>
         </w:tc>
@@ -276,22 +310,29 @@
       <w:tr>
         <w:tc>
           <w:tcPr>
-            <w:tcW w:type="dxa" w:w="1984"/>
+            <w:tcW w:type="dxa" w:w="1814"/>
+            <w:shd w:fill="EEF4F7"/>
             <w:tcMar>
-              <w:top w:w="125" w:type="dxa"/>
-              <w:start w:w="180" w:type="dxa"/>
-              <w:bottom w:w="125" w:type="dxa"/>
-              <w:end w:w="180" w:type="dxa"/>
+              <w:top w:w="100" w:type="dxa"/>
+              <w:start w:w="100" w:type="dxa"/>
+              <w:bottom w:w="100" w:type="dxa"/>
+              <w:end w:w="100" w:type="dxa"/>
             </w:tcMar>
-            <w:shd w:fill="F8FAFC"/>
+            <w:vAlign w:val="center"/>
+            <w:tcBorders>
+              <w:top w:val="single" w:sz="4" w:color="D7E3E9"/>
+              <w:left w:val="single" w:sz="4" w:color="D7E3E9"/>
+              <w:bottom w:val="single" w:sz="4" w:color="D7E3E9"/>
+              <w:right w:val="single" w:sz="4" w:color="D7E3E9"/>
+            </w:tcBorders>
           </w:tcPr>
           <w:p>
             <w:r>
               <w:rPr>
-                <w:rFonts w:ascii="Lato" w:hAnsi="Lato" w:eastAsia="Lato" w:cs="Lato"/>
+                <w:rFonts w:ascii="Lato" w:hAnsi="Lato" w:eastAsia="Lato"/>
                 <w:b w:val="0"/>
-                <w:i w:val="0"/>
-                <w:sz w:val="18"/>
+                <w:color w:val="253746"/>
+                <w:sz w:val="17"/>
               </w:rPr>
               <w:t>ЗАЩ</w:t>
             </w:r>
@@ -299,24 +340,31 @@
         </w:tc>
         <w:tc>
           <w:tcPr>
-            <w:tcW w:type="dxa" w:w="7370"/>
+            <w:tcW w:type="dxa" w:w="8107"/>
+            <w:shd w:fill="EEF4F7"/>
             <w:tcMar>
-              <w:top w:w="125" w:type="dxa"/>
-              <w:start w:w="180" w:type="dxa"/>
-              <w:bottom w:w="125" w:type="dxa"/>
-              <w:end w:w="180" w:type="dxa"/>
+              <w:top w:w="100" w:type="dxa"/>
+              <w:start w:w="100" w:type="dxa"/>
+              <w:bottom w:w="100" w:type="dxa"/>
+              <w:end w:w="100" w:type="dxa"/>
             </w:tcMar>
-            <w:shd w:fill="F8FAFC"/>
+            <w:vAlign w:val="center"/>
+            <w:tcBorders>
+              <w:top w:val="single" w:sz="4" w:color="D7E3E9"/>
+              <w:left w:val="single" w:sz="4" w:color="D7E3E9"/>
+              <w:bottom w:val="single" w:sz="4" w:color="D7E3E9"/>
+              <w:right w:val="single" w:sz="4" w:color="D7E3E9"/>
+            </w:tcBorders>
           </w:tcPr>
           <w:p>
             <w:r>
               <w:rPr>
-                <w:rFonts w:ascii="Lato" w:hAnsi="Lato" w:eastAsia="Lato" w:cs="Lato"/>
+                <w:rFonts w:ascii="Lato" w:hAnsi="Lato" w:eastAsia="Lato"/>
                 <w:b w:val="0"/>
-                <w:i w:val="0"/>
-                <w:sz w:val="18"/>
+                <w:color w:val="253746"/>
+                <w:sz w:val="17"/>
               </w:rPr>
-              <w:t>Патрик первым + 2 любых героя. Войска 50/20/30. Использовать для гарнизонов/обороны.</w:t>
+              <w:t>Патрик первым + 2 любых героя. Войска 50/20/30. Для гарнизонов и обороны.</w:t>
             </w:r>
           </w:p>
         </w:tc>
@@ -330,22 +378,21 @@
     <w:p>
       <w:pPr>
         <w:spacing w:after="60"/>
-        <w:ind w:left="283" w:hanging="198"/>
+        <w:ind w:left="227" w:hanging="170"/>
       </w:pPr>
       <w:r>
         <w:rPr>
-          <w:rFonts w:ascii="Lato" w:hAnsi="Lato" w:eastAsia="Lato" w:cs="Lato"/>
+          <w:rFonts w:ascii="Lato" w:hAnsi="Lato" w:eastAsia="Lato"/>
           <w:b/>
-          <w:i w:val="0"/>
-          <w:color w:val="667788"/>
+          <w:color w:val="1676A6"/>
         </w:rPr>
         <w:t xml:space="preserve">• </w:t>
       </w:r>
       <w:r>
         <w:rPr>
-          <w:rFonts w:ascii="Lato" w:hAnsi="Lato" w:eastAsia="Lato" w:cs="Lato"/>
+          <w:rFonts w:ascii="Lato" w:hAnsi="Lato" w:eastAsia="Lato"/>
           <w:b w:val="0"/>
-          <w:i w:val="0"/>
+          <w:color w:val="253746"/>
         </w:rPr>
         <w:t>Первый экспедиционный навык Джесси и Патрика желательно иметь минимум 3 уровня, лучше выше.</w:t>
       </w:r>
@@ -353,130 +400,57 @@
     <w:p>
       <w:pPr>
         <w:spacing w:after="60"/>
-        <w:ind w:left="283" w:hanging="198"/>
+        <w:ind w:left="227" w:hanging="170"/>
       </w:pPr>
       <w:r>
         <w:rPr>
-          <w:rFonts w:ascii="Lato" w:hAnsi="Lato" w:eastAsia="Lato" w:cs="Lato"/>
+          <w:rFonts w:ascii="Lato" w:hAnsi="Lato" w:eastAsia="Lato"/>
           <w:b/>
-          <w:i w:val="0"/>
-          <w:color w:val="667788"/>
+          <w:color w:val="1676A6"/>
         </w:rPr>
         <w:t xml:space="preserve">• </w:t>
       </w:r>
       <w:r>
         <w:rPr>
-          <w:rFonts w:ascii="Lato" w:hAnsi="Lato" w:eastAsia="Lato" w:cs="Lato"/>
+          <w:rFonts w:ascii="Lato" w:hAnsi="Lato" w:eastAsia="Lato"/>
           <w:b w:val="0"/>
-          <w:i w:val="0"/>
+          <w:color w:val="253746"/>
         </w:rPr>
-        <w:t>Перед входом убедитесь, что нет маршей вне города, раненых в обычном лазарете, горящей баррикады и чужих подкреплений в Посольстве — иначе игра может не пустить на поле боя.</w:t>
+        <w:t>Перед входом не должно быть маршей вне города, раненых в обычном лазарете, горящей баррикады и чужих подкреплений в Посольстве — иначе игра может не пустить на поле боя.</w:t>
       </w:r>
     </w:p>
     <w:p>
       <w:pPr>
-        <w:pStyle w:val="MiniPost"/>
+        <w:spacing w:before="160" w:after="20"/>
         <w:pBdr>
-          <w:top w:val="single" w:sz="10" w:space="6" w:color="B42318"/>
+          <w:top w:val="single" w:sz="14" w:space="1" w:color="1676A6"/>
         </w:pBdr>
+      </w:pPr>
+    </w:p>
+    <w:p>
+      <w:pPr>
+        <w:pStyle w:val="Heading1"/>
+        <w:keepNext/>
       </w:pPr>
       <w:r>
         <w:rPr>
-          <w:rFonts w:ascii="Lato" w:hAnsi="Lato" w:eastAsia="Lato" w:cs="Lato"/>
+          <w:rFonts w:ascii="Inter Display" w:hAnsi="Inter Display" w:eastAsia="Inter Display"/>
           <w:b/>
-          <w:i w:val="0"/>
-          <w:color w:val="B42318"/>
-          <w:sz w:val="24"/>
+          <w:color w:val="344054"/>
+          <w:sz w:val="28"/>
         </w:rPr>
-        <w:t xml:space="preserve">2. </w:t>
-      </w:r>
-      <w:r>
-        <w:rPr>
-          <w:rFonts w:ascii="Lato" w:hAnsi="Lato" w:eastAsia="Lato" w:cs="Lato"/>
-          <w:b/>
-          <w:i w:val="0"/>
-          <w:sz w:val="24"/>
-        </w:rPr>
-        <w:t>Как зарабатываются очки</w:t>
+        <w:t>2. Очки объектов: личные и командные</w:t>
       </w:r>
     </w:p>
     <w:p>
       <w:r>
         <w:rPr>
-          <w:rFonts w:ascii="Lato" w:hAnsi="Lato" w:eastAsia="Lato" w:cs="Lato"/>
+          <w:rFonts w:ascii="Lato" w:hAnsi="Lato" w:eastAsia="Lato"/>
           <w:b w:val="0"/>
-          <w:i w:val="0"/>
+          <w:color w:val="253746"/>
+          <w:sz w:val="18"/>
         </w:rPr>
-        <w:t>Очки идут из контроля объектов и из боя. Для победы альянса важнее именно командные очки Арсенала за захват и удержание зданий.</w:t>
-      </w:r>
-    </w:p>
-    <w:p>
-      <w:pPr>
-        <w:spacing w:after="60"/>
-        <w:ind w:left="283" w:hanging="198"/>
-      </w:pPr>
-      <w:r>
-        <w:rPr>
-          <w:rFonts w:ascii="Lato" w:hAnsi="Lato" w:eastAsia="Lato" w:cs="Lato"/>
-          <w:b/>
-          <w:i w:val="0"/>
-          <w:color w:val="667788"/>
-        </w:rPr>
-        <w:t xml:space="preserve">• </w:t>
-      </w:r>
-      <w:r>
-        <w:rPr>
-          <w:rFonts w:ascii="Lato" w:hAnsi="Lato" w:eastAsia="Lato" w:cs="Lato"/>
-          <w:b w:val="0"/>
-          <w:i w:val="0"/>
-        </w:rPr>
-        <w:t>Первый захват пустого объекта лучше делать одиночным быстрым маршем, а не ждать ралли — иначе противник заберёт бонус первым.</w:t>
-      </w:r>
-    </w:p>
-    <w:p>
-      <w:pPr>
-        <w:spacing w:after="60"/>
-        <w:ind w:left="283" w:hanging="198"/>
-      </w:pPr>
-      <w:r>
-        <w:rPr>
-          <w:rFonts w:ascii="Lato" w:hAnsi="Lato" w:eastAsia="Lato" w:cs="Lato"/>
-          <w:b/>
-          <w:i w:val="0"/>
-          <w:color w:val="667788"/>
-        </w:rPr>
-        <w:t xml:space="preserve">• </w:t>
-      </w:r>
-      <w:r>
-        <w:rPr>
-          <w:rFonts w:ascii="Lato" w:hAnsi="Lato" w:eastAsia="Lato" w:cs="Lato"/>
-          <w:b w:val="0"/>
-          <w:i w:val="0"/>
-        </w:rPr>
-        <w:t>Удержание объекта продолжает приносить очки. Поэтому дешёвые марши по 10 солдат без героев могут пассивно держать второстепенные объекты, пока 2 боевых марша реально дерутся.</w:t>
-      </w:r>
-    </w:p>
-    <w:p>
-      <w:pPr>
-        <w:spacing w:after="60"/>
-        <w:ind w:left="283" w:hanging="198"/>
-      </w:pPr>
-      <w:r>
-        <w:rPr>
-          <w:rFonts w:ascii="Lato" w:hAnsi="Lato" w:eastAsia="Lato" w:cs="Lato"/>
-          <w:b/>
-          <w:i w:val="0"/>
-          <w:color w:val="667788"/>
-        </w:rPr>
-        <w:t xml:space="preserve">• </w:t>
-      </w:r>
-      <w:r>
-        <w:rPr>
-          <w:rFonts w:ascii="Lato" w:hAnsi="Lato" w:eastAsia="Lato" w:cs="Lato"/>
-          <w:b w:val="0"/>
-          <w:i w:val="0"/>
-        </w:rPr>
-        <w:t>При потере здания часть накопленных временных очков рассыпается рядом в виде припасов. Их может подобрать любая сторона — следите за жёлтыми точками на карте.</w:t>
+        <w:t>Каждый стационарный объект даёт разовые очки за захват и пассивные очки за удержание. Личные значения составляют половину командных.</w:t>
       </w:r>
     </w:p>
     <w:tbl>
@@ -487,21 +461,1361 @@
         <w:tblLook w:firstColumn="1" w:firstRow="1" w:lastColumn="0" w:lastRow="0" w:noHBand="0" w:noVBand="1" w:val="04A0"/>
       </w:tblPr>
       <w:tblGrid>
-        <w:gridCol w:w="198"/>
-        <w:gridCol w:w="9354"/>
+        <w:gridCol w:w="3231"/>
+        <w:gridCol w:w="1417"/>
+        <w:gridCol w:w="1701"/>
+        <w:gridCol w:w="1417"/>
+        <w:gridCol w:w="1701"/>
       </w:tblGrid>
       <w:tr>
-        <w:trPr>
-          <w:cantSplit/>
-        </w:trPr>
         <w:tc>
           <w:tcPr>
-            <w:tcW w:type="dxa" w:w="5156"/>
-            <w:shd w:fill="B54708"/>
+            <w:tcW w:type="dxa" w:w="2041"/>
+            <w:shd w:fill="344054"/>
             <w:tcMar>
-              <w:top w:w="80" w:type="dxa"/>
+              <w:top w:w="110" w:type="dxa"/>
+              <w:start w:w="110" w:type="dxa"/>
+              <w:bottom w:w="110" w:type="dxa"/>
+              <w:end w:w="110" w:type="dxa"/>
+            </w:tcMar>
+            <w:vAlign w:val="center"/>
+            <w:tcBorders>
+              <w:top w:val="single" w:sz="4" w:color="D7E3E9"/>
+              <w:left w:val="single" w:sz="4" w:color="D7E3E9"/>
+              <w:bottom w:val="single" w:sz="4" w:color="D7E3E9"/>
+              <w:right w:val="single" w:sz="4" w:color="D7E3E9"/>
+            </w:tcBorders>
+          </w:tcPr>
+          <w:p>
+            <w:pPr>
+              <w:jc w:val="center"/>
+            </w:pPr>
+            <w:r>
+              <w:rPr>
+                <w:rFonts w:ascii="Inter Display" w:hAnsi="Inter Display" w:eastAsia="Inter Display"/>
+                <w:b/>
+                <w:color w:val="FFFFFF"/>
+                <w:sz w:val="15"/>
+              </w:rPr>
+              <w:t>Объект</w:t>
+            </w:r>
+          </w:p>
+        </w:tc>
+        <w:tc>
+          <w:tcPr>
+            <w:tcW w:type="dxa" w:w="2041"/>
+            <w:shd w:fill="344054"/>
+            <w:tcMar>
+              <w:top w:w="110" w:type="dxa"/>
+              <w:start w:w="110" w:type="dxa"/>
+              <w:bottom w:w="110" w:type="dxa"/>
+              <w:end w:w="110" w:type="dxa"/>
+            </w:tcMar>
+            <w:vAlign w:val="center"/>
+            <w:tcBorders>
+              <w:top w:val="single" w:sz="4" w:color="D7E3E9"/>
+              <w:left w:val="single" w:sz="4" w:color="D7E3E9"/>
+              <w:bottom w:val="single" w:sz="4" w:color="D7E3E9"/>
+              <w:right w:val="single" w:sz="4" w:color="D7E3E9"/>
+            </w:tcBorders>
+          </w:tcPr>
+          <w:p>
+            <w:pPr>
+              <w:jc w:val="center"/>
+            </w:pPr>
+            <w:r>
+              <w:rPr>
+                <w:rFonts w:ascii="Inter Display" w:hAnsi="Inter Display" w:eastAsia="Inter Display"/>
+                <w:b/>
+                <w:color w:val="FFFFFF"/>
+                <w:sz w:val="15"/>
+              </w:rPr>
+              <w:t>Команда</w:t>
+              <w:br/>
+              <w:t>захват</w:t>
+            </w:r>
+          </w:p>
+        </w:tc>
+        <w:tc>
+          <w:tcPr>
+            <w:tcW w:type="dxa" w:w="2041"/>
+            <w:shd w:fill="344054"/>
+            <w:tcMar>
+              <w:top w:w="110" w:type="dxa"/>
+              <w:start w:w="110" w:type="dxa"/>
+              <w:bottom w:w="110" w:type="dxa"/>
+              <w:end w:w="110" w:type="dxa"/>
+            </w:tcMar>
+            <w:vAlign w:val="center"/>
+            <w:tcBorders>
+              <w:top w:val="single" w:sz="4" w:color="D7E3E9"/>
+              <w:left w:val="single" w:sz="4" w:color="D7E3E9"/>
+              <w:bottom w:val="single" w:sz="4" w:color="D7E3E9"/>
+              <w:right w:val="single" w:sz="4" w:color="D7E3E9"/>
+            </w:tcBorders>
+          </w:tcPr>
+          <w:p>
+            <w:pPr>
+              <w:jc w:val="center"/>
+            </w:pPr>
+            <w:r>
+              <w:rPr>
+                <w:rFonts w:ascii="Inter Display" w:hAnsi="Inter Display" w:eastAsia="Inter Display"/>
+                <w:b/>
+                <w:color w:val="FFFFFF"/>
+                <w:sz w:val="15"/>
+              </w:rPr>
+              <w:t>Команда</w:t>
+              <w:br/>
+              <w:t>удерж.</w:t>
+            </w:r>
+          </w:p>
+        </w:tc>
+        <w:tc>
+          <w:tcPr>
+            <w:tcW w:type="dxa" w:w="2041"/>
+            <w:shd w:fill="344054"/>
+            <w:tcMar>
+              <w:top w:w="110" w:type="dxa"/>
+              <w:start w:w="110" w:type="dxa"/>
+              <w:bottom w:w="110" w:type="dxa"/>
+              <w:end w:w="110" w:type="dxa"/>
+            </w:tcMar>
+            <w:vAlign w:val="center"/>
+            <w:tcBorders>
+              <w:top w:val="single" w:sz="4" w:color="D7E3E9"/>
+              <w:left w:val="single" w:sz="4" w:color="D7E3E9"/>
+              <w:bottom w:val="single" w:sz="4" w:color="D7E3E9"/>
+              <w:right w:val="single" w:sz="4" w:color="D7E3E9"/>
+            </w:tcBorders>
+          </w:tcPr>
+          <w:p>
+            <w:pPr>
+              <w:jc w:val="center"/>
+            </w:pPr>
+            <w:r>
+              <w:rPr>
+                <w:rFonts w:ascii="Inter Display" w:hAnsi="Inter Display" w:eastAsia="Inter Display"/>
+                <w:b/>
+                <w:color w:val="FFFFFF"/>
+                <w:sz w:val="15"/>
+              </w:rPr>
+              <w:t>Личные</w:t>
+              <w:br/>
+              <w:t>захват</w:t>
+            </w:r>
+          </w:p>
+        </w:tc>
+        <w:tc>
+          <w:tcPr>
+            <w:tcW w:type="dxa" w:w="2041"/>
+            <w:shd w:fill="344054"/>
+            <w:tcMar>
+              <w:top w:w="110" w:type="dxa"/>
+              <w:start w:w="110" w:type="dxa"/>
+              <w:bottom w:w="110" w:type="dxa"/>
+              <w:end w:w="110" w:type="dxa"/>
+            </w:tcMar>
+            <w:vAlign w:val="center"/>
+            <w:tcBorders>
+              <w:top w:val="single" w:sz="4" w:color="D7E3E9"/>
+              <w:left w:val="single" w:sz="4" w:color="D7E3E9"/>
+              <w:bottom w:val="single" w:sz="4" w:color="D7E3E9"/>
+              <w:right w:val="single" w:sz="4" w:color="D7E3E9"/>
+            </w:tcBorders>
+          </w:tcPr>
+          <w:p>
+            <w:pPr>
+              <w:jc w:val="center"/>
+            </w:pPr>
+            <w:r>
+              <w:rPr>
+                <w:rFonts w:ascii="Inter Display" w:hAnsi="Inter Display" w:eastAsia="Inter Display"/>
+                <w:b/>
+                <w:color w:val="FFFFFF"/>
+                <w:sz w:val="15"/>
+              </w:rPr>
+              <w:t>Личные</w:t>
+              <w:br/>
+              <w:t>удерж.</w:t>
+            </w:r>
+          </w:p>
+        </w:tc>
+      </w:tr>
+      <w:tr>
+        <w:tc>
+          <w:tcPr>
+            <w:tcW w:type="dxa" w:w="3231"/>
+            <w:shd w:fill="F8FBFC"/>
+            <w:tcMar>
+              <w:top w:w="100" w:type="dxa"/>
+              <w:start w:w="100" w:type="dxa"/>
+              <w:bottom w:w="100" w:type="dxa"/>
+              <w:end w:w="100" w:type="dxa"/>
+            </w:tcMar>
+            <w:vAlign w:val="center"/>
+            <w:tcBorders>
+              <w:top w:val="single" w:sz="4" w:color="D7E3E9"/>
+              <w:left w:val="single" w:sz="4" w:color="D7E3E9"/>
+              <w:bottom w:val="single" w:sz="4" w:color="D7E3E9"/>
+              <w:right w:val="single" w:sz="4" w:color="D7E3E9"/>
+            </w:tcBorders>
+          </w:tcPr>
+          <w:p>
+            <w:r>
+              <w:rPr>
+                <w:rFonts w:ascii="Lato" w:hAnsi="Lato" w:eastAsia="Lato"/>
+                <w:b w:val="0"/>
+                <w:color w:val="253746"/>
+                <w:sz w:val="15"/>
+              </w:rPr>
+              <w:t>Королевская литейная</w:t>
+            </w:r>
+          </w:p>
+        </w:tc>
+        <w:tc>
+          <w:tcPr>
+            <w:tcW w:type="dxa" w:w="1417"/>
+            <w:shd w:fill="F8FBFC"/>
+            <w:tcMar>
+              <w:top w:w="100" w:type="dxa"/>
+              <w:start w:w="100" w:type="dxa"/>
+              <w:bottom w:w="100" w:type="dxa"/>
+              <w:end w:w="100" w:type="dxa"/>
+            </w:tcMar>
+            <w:vAlign w:val="center"/>
+            <w:tcBorders>
+              <w:top w:val="single" w:sz="4" w:color="D7E3E9"/>
+              <w:left w:val="single" w:sz="4" w:color="D7E3E9"/>
+              <w:bottom w:val="single" w:sz="4" w:color="D7E3E9"/>
+              <w:right w:val="single" w:sz="4" w:color="D7E3E9"/>
+            </w:tcBorders>
+          </w:tcPr>
+          <w:p>
+            <w:pPr>
+              <w:jc w:val="center"/>
+            </w:pPr>
+            <w:r>
+              <w:rPr>
+                <w:rFonts w:ascii="Lato" w:hAnsi="Lato" w:eastAsia="Lato"/>
+                <w:b w:val="0"/>
+                <w:color w:val="253746"/>
+                <w:sz w:val="15"/>
+              </w:rPr>
+              <w:t>9 000</w:t>
+            </w:r>
+          </w:p>
+        </w:tc>
+        <w:tc>
+          <w:tcPr>
+            <w:tcW w:type="dxa" w:w="1701"/>
+            <w:shd w:fill="F8FBFC"/>
+            <w:tcMar>
+              <w:top w:w="100" w:type="dxa"/>
+              <w:start w:w="100" w:type="dxa"/>
+              <w:bottom w:w="100" w:type="dxa"/>
+              <w:end w:w="100" w:type="dxa"/>
+            </w:tcMar>
+            <w:vAlign w:val="center"/>
+            <w:tcBorders>
+              <w:top w:val="single" w:sz="4" w:color="D7E3E9"/>
+              <w:left w:val="single" w:sz="4" w:color="D7E3E9"/>
+              <w:bottom w:val="single" w:sz="4" w:color="D7E3E9"/>
+              <w:right w:val="single" w:sz="4" w:color="D7E3E9"/>
+            </w:tcBorders>
+          </w:tcPr>
+          <w:p>
+            <w:pPr>
+              <w:jc w:val="center"/>
+            </w:pPr>
+            <w:r>
+              <w:rPr>
+                <w:rFonts w:ascii="Lato" w:hAnsi="Lato" w:eastAsia="Lato"/>
+                <w:b w:val="0"/>
+                <w:color w:val="253746"/>
+                <w:sz w:val="15"/>
+              </w:rPr>
+              <w:t>1 800/мин</w:t>
+            </w:r>
+          </w:p>
+        </w:tc>
+        <w:tc>
+          <w:tcPr>
+            <w:tcW w:type="dxa" w:w="1417"/>
+            <w:shd w:fill="F8FBFC"/>
+            <w:tcMar>
+              <w:top w:w="100" w:type="dxa"/>
+              <w:start w:w="100" w:type="dxa"/>
+              <w:bottom w:w="100" w:type="dxa"/>
+              <w:end w:w="100" w:type="dxa"/>
+            </w:tcMar>
+            <w:vAlign w:val="center"/>
+            <w:tcBorders>
+              <w:top w:val="single" w:sz="4" w:color="D7E3E9"/>
+              <w:left w:val="single" w:sz="4" w:color="D7E3E9"/>
+              <w:bottom w:val="single" w:sz="4" w:color="D7E3E9"/>
+              <w:right w:val="single" w:sz="4" w:color="D7E3E9"/>
+            </w:tcBorders>
+          </w:tcPr>
+          <w:p>
+            <w:pPr>
+              <w:jc w:val="center"/>
+            </w:pPr>
+            <w:r>
+              <w:rPr>
+                <w:rFonts w:ascii="Lato" w:hAnsi="Lato" w:eastAsia="Lato"/>
+                <w:b w:val="0"/>
+                <w:color w:val="253746"/>
+                <w:sz w:val="15"/>
+              </w:rPr>
+              <w:t>4 500</w:t>
+            </w:r>
+          </w:p>
+        </w:tc>
+        <w:tc>
+          <w:tcPr>
+            <w:tcW w:type="dxa" w:w="1701"/>
+            <w:shd w:fill="F8FBFC"/>
+            <w:tcMar>
+              <w:top w:w="100" w:type="dxa"/>
+              <w:start w:w="100" w:type="dxa"/>
+              <w:bottom w:w="100" w:type="dxa"/>
+              <w:end w:w="100" w:type="dxa"/>
+            </w:tcMar>
+            <w:vAlign w:val="center"/>
+            <w:tcBorders>
+              <w:top w:val="single" w:sz="4" w:color="D7E3E9"/>
+              <w:left w:val="single" w:sz="4" w:color="D7E3E9"/>
+              <w:bottom w:val="single" w:sz="4" w:color="D7E3E9"/>
+              <w:right w:val="single" w:sz="4" w:color="D7E3E9"/>
+            </w:tcBorders>
+          </w:tcPr>
+          <w:p>
+            <w:pPr>
+              <w:jc w:val="center"/>
+            </w:pPr>
+            <w:r>
+              <w:rPr>
+                <w:rFonts w:ascii="Lato" w:hAnsi="Lato" w:eastAsia="Lato"/>
+                <w:b w:val="0"/>
+                <w:color w:val="253746"/>
+                <w:sz w:val="15"/>
+              </w:rPr>
+              <w:t>900/мин</w:t>
+            </w:r>
+          </w:p>
+        </w:tc>
+      </w:tr>
+      <w:tr>
+        <w:tc>
+          <w:tcPr>
+            <w:tcW w:type="dxa" w:w="3231"/>
+            <w:shd w:fill="EEF4F7"/>
+            <w:tcMar>
+              <w:top w:w="100" w:type="dxa"/>
+              <w:start w:w="100" w:type="dxa"/>
+              <w:bottom w:w="100" w:type="dxa"/>
+              <w:end w:w="100" w:type="dxa"/>
+            </w:tcMar>
+            <w:vAlign w:val="center"/>
+            <w:tcBorders>
+              <w:top w:val="single" w:sz="4" w:color="D7E3E9"/>
+              <w:left w:val="single" w:sz="4" w:color="D7E3E9"/>
+              <w:bottom w:val="single" w:sz="4" w:color="D7E3E9"/>
+              <w:right w:val="single" w:sz="4" w:color="D7E3E9"/>
+            </w:tcBorders>
+          </w:tcPr>
+          <w:p>
+            <w:r>
+              <w:rPr>
+                <w:rFonts w:ascii="Lato" w:hAnsi="Lato" w:eastAsia="Lato"/>
+                <w:b w:val="0"/>
+                <w:color w:val="253746"/>
+                <w:sz w:val="15"/>
+              </w:rPr>
+              <w:t>Прототипный объект ×2</w:t>
+            </w:r>
+          </w:p>
+        </w:tc>
+        <w:tc>
+          <w:tcPr>
+            <w:tcW w:type="dxa" w:w="1417"/>
+            <w:shd w:fill="EEF4F7"/>
+            <w:tcMar>
+              <w:top w:w="100" w:type="dxa"/>
+              <w:start w:w="100" w:type="dxa"/>
+              <w:bottom w:w="100" w:type="dxa"/>
+              <w:end w:w="100" w:type="dxa"/>
+            </w:tcMar>
+            <w:vAlign w:val="center"/>
+            <w:tcBorders>
+              <w:top w:val="single" w:sz="4" w:color="D7E3E9"/>
+              <w:left w:val="single" w:sz="4" w:color="D7E3E9"/>
+              <w:bottom w:val="single" w:sz="4" w:color="D7E3E9"/>
+              <w:right w:val="single" w:sz="4" w:color="D7E3E9"/>
+            </w:tcBorders>
+          </w:tcPr>
+          <w:p>
+            <w:pPr>
+              <w:jc w:val="center"/>
+            </w:pPr>
+            <w:r>
+              <w:rPr>
+                <w:rFonts w:ascii="Lato" w:hAnsi="Lato" w:eastAsia="Lato"/>
+                <w:b w:val="0"/>
+                <w:color w:val="253746"/>
+                <w:sz w:val="15"/>
+              </w:rPr>
+              <w:t>6 000</w:t>
+            </w:r>
+          </w:p>
+        </w:tc>
+        <w:tc>
+          <w:tcPr>
+            <w:tcW w:type="dxa" w:w="1701"/>
+            <w:shd w:fill="EEF4F7"/>
+            <w:tcMar>
+              <w:top w:w="100" w:type="dxa"/>
+              <w:start w:w="100" w:type="dxa"/>
+              <w:bottom w:w="100" w:type="dxa"/>
+              <w:end w:w="100" w:type="dxa"/>
+            </w:tcMar>
+            <w:vAlign w:val="center"/>
+            <w:tcBorders>
+              <w:top w:val="single" w:sz="4" w:color="D7E3E9"/>
+              <w:left w:val="single" w:sz="4" w:color="D7E3E9"/>
+              <w:bottom w:val="single" w:sz="4" w:color="D7E3E9"/>
+              <w:right w:val="single" w:sz="4" w:color="D7E3E9"/>
+            </w:tcBorders>
+          </w:tcPr>
+          <w:p>
+            <w:pPr>
+              <w:jc w:val="center"/>
+            </w:pPr>
+            <w:r>
+              <w:rPr>
+                <w:rFonts w:ascii="Lato" w:hAnsi="Lato" w:eastAsia="Lato"/>
+                <w:b w:val="0"/>
+                <w:color w:val="253746"/>
+                <w:sz w:val="15"/>
+              </w:rPr>
+              <w:t>1 200/мин</w:t>
+            </w:r>
+          </w:p>
+        </w:tc>
+        <w:tc>
+          <w:tcPr>
+            <w:tcW w:type="dxa" w:w="1417"/>
+            <w:shd w:fill="EEF4F7"/>
+            <w:tcMar>
+              <w:top w:w="100" w:type="dxa"/>
+              <w:start w:w="100" w:type="dxa"/>
+              <w:bottom w:w="100" w:type="dxa"/>
+              <w:end w:w="100" w:type="dxa"/>
+            </w:tcMar>
+            <w:vAlign w:val="center"/>
+            <w:tcBorders>
+              <w:top w:val="single" w:sz="4" w:color="D7E3E9"/>
+              <w:left w:val="single" w:sz="4" w:color="D7E3E9"/>
+              <w:bottom w:val="single" w:sz="4" w:color="D7E3E9"/>
+              <w:right w:val="single" w:sz="4" w:color="D7E3E9"/>
+            </w:tcBorders>
+          </w:tcPr>
+          <w:p>
+            <w:pPr>
+              <w:jc w:val="center"/>
+            </w:pPr>
+            <w:r>
+              <w:rPr>
+                <w:rFonts w:ascii="Lato" w:hAnsi="Lato" w:eastAsia="Lato"/>
+                <w:b w:val="0"/>
+                <w:color w:val="253746"/>
+                <w:sz w:val="15"/>
+              </w:rPr>
+              <w:t>3 000</w:t>
+            </w:r>
+          </w:p>
+        </w:tc>
+        <w:tc>
+          <w:tcPr>
+            <w:tcW w:type="dxa" w:w="1701"/>
+            <w:shd w:fill="EEF4F7"/>
+            <w:tcMar>
+              <w:top w:w="100" w:type="dxa"/>
+              <w:start w:w="100" w:type="dxa"/>
+              <w:bottom w:w="100" w:type="dxa"/>
+              <w:end w:w="100" w:type="dxa"/>
+            </w:tcMar>
+            <w:vAlign w:val="center"/>
+            <w:tcBorders>
+              <w:top w:val="single" w:sz="4" w:color="D7E3E9"/>
+              <w:left w:val="single" w:sz="4" w:color="D7E3E9"/>
+              <w:bottom w:val="single" w:sz="4" w:color="D7E3E9"/>
+              <w:right w:val="single" w:sz="4" w:color="D7E3E9"/>
+            </w:tcBorders>
+          </w:tcPr>
+          <w:p>
+            <w:pPr>
+              <w:jc w:val="center"/>
+            </w:pPr>
+            <w:r>
+              <w:rPr>
+                <w:rFonts w:ascii="Lato" w:hAnsi="Lato" w:eastAsia="Lato"/>
+                <w:b w:val="0"/>
+                <w:color w:val="253746"/>
+                <w:sz w:val="15"/>
+              </w:rPr>
+              <w:t>600/мин</w:t>
+            </w:r>
+          </w:p>
+        </w:tc>
+      </w:tr>
+      <w:tr>
+        <w:tc>
+          <w:tcPr>
+            <w:tcW w:type="dxa" w:w="3231"/>
+            <w:shd w:fill="F8FBFC"/>
+            <w:tcMar>
+              <w:top w:w="100" w:type="dxa"/>
+              <w:start w:w="100" w:type="dxa"/>
+              <w:bottom w:w="100" w:type="dxa"/>
+              <w:end w:w="100" w:type="dxa"/>
+            </w:tcMar>
+            <w:vAlign w:val="center"/>
+            <w:tcBorders>
+              <w:top w:val="single" w:sz="4" w:color="D7E3E9"/>
+              <w:left w:val="single" w:sz="4" w:color="D7E3E9"/>
+              <w:bottom w:val="single" w:sz="4" w:color="D7E3E9"/>
+              <w:right w:val="single" w:sz="4" w:color="D7E3E9"/>
+            </w:tcBorders>
+          </w:tcPr>
+          <w:p>
+            <w:r>
+              <w:rPr>
+                <w:rFonts w:ascii="Lato" w:hAnsi="Lato" w:eastAsia="Lato"/>
+                <w:b w:val="0"/>
+                <w:color w:val="253746"/>
+                <w:sz w:val="15"/>
+              </w:rPr>
+              <w:t>Ремонтный комплекс ×4</w:t>
+            </w:r>
+          </w:p>
+        </w:tc>
+        <w:tc>
+          <w:tcPr>
+            <w:tcW w:type="dxa" w:w="1417"/>
+            <w:shd w:fill="F8FBFC"/>
+            <w:tcMar>
+              <w:top w:w="100" w:type="dxa"/>
+              <w:start w:w="100" w:type="dxa"/>
+              <w:bottom w:w="100" w:type="dxa"/>
+              <w:end w:w="100" w:type="dxa"/>
+            </w:tcMar>
+            <w:vAlign w:val="center"/>
+            <w:tcBorders>
+              <w:top w:val="single" w:sz="4" w:color="D7E3E9"/>
+              <w:left w:val="single" w:sz="4" w:color="D7E3E9"/>
+              <w:bottom w:val="single" w:sz="4" w:color="D7E3E9"/>
+              <w:right w:val="single" w:sz="4" w:color="D7E3E9"/>
+            </w:tcBorders>
+          </w:tcPr>
+          <w:p>
+            <w:pPr>
+              <w:jc w:val="center"/>
+            </w:pPr>
+            <w:r>
+              <w:rPr>
+                <w:rFonts w:ascii="Lato" w:hAnsi="Lato" w:eastAsia="Lato"/>
+                <w:b w:val="0"/>
+                <w:color w:val="253746"/>
+                <w:sz w:val="15"/>
+              </w:rPr>
+              <w:t>3 000</w:t>
+            </w:r>
+          </w:p>
+        </w:tc>
+        <w:tc>
+          <w:tcPr>
+            <w:tcW w:type="dxa" w:w="1701"/>
+            <w:shd w:fill="F8FBFC"/>
+            <w:tcMar>
+              <w:top w:w="100" w:type="dxa"/>
+              <w:start w:w="100" w:type="dxa"/>
+              <w:bottom w:w="100" w:type="dxa"/>
+              <w:end w:w="100" w:type="dxa"/>
+            </w:tcMar>
+            <w:vAlign w:val="center"/>
+            <w:tcBorders>
+              <w:top w:val="single" w:sz="4" w:color="D7E3E9"/>
+              <w:left w:val="single" w:sz="4" w:color="D7E3E9"/>
+              <w:bottom w:val="single" w:sz="4" w:color="D7E3E9"/>
+              <w:right w:val="single" w:sz="4" w:color="D7E3E9"/>
+            </w:tcBorders>
+          </w:tcPr>
+          <w:p>
+            <w:pPr>
+              <w:jc w:val="center"/>
+            </w:pPr>
+            <w:r>
+              <w:rPr>
+                <w:rFonts w:ascii="Lato" w:hAnsi="Lato" w:eastAsia="Lato"/>
+                <w:b w:val="0"/>
+                <w:color w:val="253746"/>
+                <w:sz w:val="15"/>
+              </w:rPr>
+              <w:t>600/мин</w:t>
+            </w:r>
+          </w:p>
+        </w:tc>
+        <w:tc>
+          <w:tcPr>
+            <w:tcW w:type="dxa" w:w="1417"/>
+            <w:shd w:fill="F8FBFC"/>
+            <w:tcMar>
+              <w:top w:w="100" w:type="dxa"/>
+              <w:start w:w="100" w:type="dxa"/>
+              <w:bottom w:w="100" w:type="dxa"/>
+              <w:end w:w="100" w:type="dxa"/>
+            </w:tcMar>
+            <w:vAlign w:val="center"/>
+            <w:tcBorders>
+              <w:top w:val="single" w:sz="4" w:color="D7E3E9"/>
+              <w:left w:val="single" w:sz="4" w:color="D7E3E9"/>
+              <w:bottom w:val="single" w:sz="4" w:color="D7E3E9"/>
+              <w:right w:val="single" w:sz="4" w:color="D7E3E9"/>
+            </w:tcBorders>
+          </w:tcPr>
+          <w:p>
+            <w:pPr>
+              <w:jc w:val="center"/>
+            </w:pPr>
+            <w:r>
+              <w:rPr>
+                <w:rFonts w:ascii="Lato" w:hAnsi="Lato" w:eastAsia="Lato"/>
+                <w:b w:val="0"/>
+                <w:color w:val="253746"/>
+                <w:sz w:val="15"/>
+              </w:rPr>
+              <w:t>1 500</w:t>
+            </w:r>
+          </w:p>
+        </w:tc>
+        <w:tc>
+          <w:tcPr>
+            <w:tcW w:type="dxa" w:w="1701"/>
+            <w:shd w:fill="F8FBFC"/>
+            <w:tcMar>
+              <w:top w:w="100" w:type="dxa"/>
+              <w:start w:w="100" w:type="dxa"/>
+              <w:bottom w:w="100" w:type="dxa"/>
+              <w:end w:w="100" w:type="dxa"/>
+            </w:tcMar>
+            <w:vAlign w:val="center"/>
+            <w:tcBorders>
+              <w:top w:val="single" w:sz="4" w:color="D7E3E9"/>
+              <w:left w:val="single" w:sz="4" w:color="D7E3E9"/>
+              <w:bottom w:val="single" w:sz="4" w:color="D7E3E9"/>
+              <w:right w:val="single" w:sz="4" w:color="D7E3E9"/>
+            </w:tcBorders>
+          </w:tcPr>
+          <w:p>
+            <w:pPr>
+              <w:jc w:val="center"/>
+            </w:pPr>
+            <w:r>
+              <w:rPr>
+                <w:rFonts w:ascii="Lato" w:hAnsi="Lato" w:eastAsia="Lato"/>
+                <w:b w:val="0"/>
+                <w:color w:val="253746"/>
+                <w:sz w:val="15"/>
+              </w:rPr>
+              <w:t>300/мин</w:t>
+            </w:r>
+          </w:p>
+        </w:tc>
+      </w:tr>
+      <w:tr>
+        <w:tc>
+          <w:tcPr>
+            <w:tcW w:type="dxa" w:w="3231"/>
+            <w:shd w:fill="EEF4F7"/>
+            <w:tcMar>
+              <w:top w:w="100" w:type="dxa"/>
+              <w:start w:w="100" w:type="dxa"/>
+              <w:bottom w:w="100" w:type="dxa"/>
+              <w:end w:w="100" w:type="dxa"/>
+            </w:tcMar>
+            <w:vAlign w:val="center"/>
+            <w:tcBorders>
+              <w:top w:val="single" w:sz="4" w:color="D7E3E9"/>
+              <w:left w:val="single" w:sz="4" w:color="D7E3E9"/>
+              <w:bottom w:val="single" w:sz="4" w:color="D7E3E9"/>
+              <w:right w:val="single" w:sz="4" w:color="D7E3E9"/>
+            </w:tcBorders>
+          </w:tcPr>
+          <w:p>
+            <w:r>
+              <w:rPr>
+                <w:rFonts w:ascii="Lato" w:hAnsi="Lato" w:eastAsia="Lato"/>
+                <w:b w:val="0"/>
+                <w:color w:val="253746"/>
+                <w:sz w:val="15"/>
+              </w:rPr>
+              <w:t>Склад вооружения</w:t>
+            </w:r>
+          </w:p>
+        </w:tc>
+        <w:tc>
+          <w:tcPr>
+            <w:tcW w:type="dxa" w:w="1417"/>
+            <w:shd w:fill="EEF4F7"/>
+            <w:tcMar>
+              <w:top w:w="100" w:type="dxa"/>
+              <w:start w:w="100" w:type="dxa"/>
+              <w:bottom w:w="100" w:type="dxa"/>
+              <w:end w:w="100" w:type="dxa"/>
+            </w:tcMar>
+            <w:vAlign w:val="center"/>
+            <w:tcBorders>
+              <w:top w:val="single" w:sz="4" w:color="D7E3E9"/>
+              <w:left w:val="single" w:sz="4" w:color="D7E3E9"/>
+              <w:bottom w:val="single" w:sz="4" w:color="D7E3E9"/>
+              <w:right w:val="single" w:sz="4" w:color="D7E3E9"/>
+            </w:tcBorders>
+          </w:tcPr>
+          <w:p>
+            <w:pPr>
+              <w:jc w:val="center"/>
+            </w:pPr>
+            <w:r>
+              <w:rPr>
+                <w:rFonts w:ascii="Lato" w:hAnsi="Lato" w:eastAsia="Lato"/>
+                <w:b w:val="0"/>
+                <w:color w:val="253746"/>
+                <w:sz w:val="15"/>
+              </w:rPr>
+              <w:t>1 200</w:t>
+            </w:r>
+          </w:p>
+        </w:tc>
+        <w:tc>
+          <w:tcPr>
+            <w:tcW w:type="dxa" w:w="1701"/>
+            <w:shd w:fill="EEF4F7"/>
+            <w:tcMar>
+              <w:top w:w="100" w:type="dxa"/>
+              <w:start w:w="100" w:type="dxa"/>
+              <w:bottom w:w="100" w:type="dxa"/>
+              <w:end w:w="100" w:type="dxa"/>
+            </w:tcMar>
+            <w:vAlign w:val="center"/>
+            <w:tcBorders>
+              <w:top w:val="single" w:sz="4" w:color="D7E3E9"/>
+              <w:left w:val="single" w:sz="4" w:color="D7E3E9"/>
+              <w:bottom w:val="single" w:sz="4" w:color="D7E3E9"/>
+              <w:right w:val="single" w:sz="4" w:color="D7E3E9"/>
+            </w:tcBorders>
+          </w:tcPr>
+          <w:p>
+            <w:pPr>
+              <w:jc w:val="center"/>
+            </w:pPr>
+            <w:r>
+              <w:rPr>
+                <w:rFonts w:ascii="Lato" w:hAnsi="Lato" w:eastAsia="Lato"/>
+                <w:b w:val="0"/>
+                <w:color w:val="253746"/>
+                <w:sz w:val="15"/>
+              </w:rPr>
+              <w:t>240/мин</w:t>
+            </w:r>
+          </w:p>
+        </w:tc>
+        <w:tc>
+          <w:tcPr>
+            <w:tcW w:type="dxa" w:w="1417"/>
+            <w:shd w:fill="EEF4F7"/>
+            <w:tcMar>
+              <w:top w:w="100" w:type="dxa"/>
+              <w:start w:w="100" w:type="dxa"/>
+              <w:bottom w:w="100" w:type="dxa"/>
+              <w:end w:w="100" w:type="dxa"/>
+            </w:tcMar>
+            <w:vAlign w:val="center"/>
+            <w:tcBorders>
+              <w:top w:val="single" w:sz="4" w:color="D7E3E9"/>
+              <w:left w:val="single" w:sz="4" w:color="D7E3E9"/>
+              <w:bottom w:val="single" w:sz="4" w:color="D7E3E9"/>
+              <w:right w:val="single" w:sz="4" w:color="D7E3E9"/>
+            </w:tcBorders>
+          </w:tcPr>
+          <w:p>
+            <w:pPr>
+              <w:jc w:val="center"/>
+            </w:pPr>
+            <w:r>
+              <w:rPr>
+                <w:rFonts w:ascii="Lato" w:hAnsi="Lato" w:eastAsia="Lato"/>
+                <w:b w:val="0"/>
+                <w:color w:val="253746"/>
+                <w:sz w:val="15"/>
+              </w:rPr>
+              <w:t>600</w:t>
+            </w:r>
+          </w:p>
+        </w:tc>
+        <w:tc>
+          <w:tcPr>
+            <w:tcW w:type="dxa" w:w="1701"/>
+            <w:shd w:fill="EEF4F7"/>
+            <w:tcMar>
+              <w:top w:w="100" w:type="dxa"/>
+              <w:start w:w="100" w:type="dxa"/>
+              <w:bottom w:w="100" w:type="dxa"/>
+              <w:end w:w="100" w:type="dxa"/>
+            </w:tcMar>
+            <w:vAlign w:val="center"/>
+            <w:tcBorders>
+              <w:top w:val="single" w:sz="4" w:color="D7E3E9"/>
+              <w:left w:val="single" w:sz="4" w:color="D7E3E9"/>
+              <w:bottom w:val="single" w:sz="4" w:color="D7E3E9"/>
+              <w:right w:val="single" w:sz="4" w:color="D7E3E9"/>
+            </w:tcBorders>
+          </w:tcPr>
+          <w:p>
+            <w:pPr>
+              <w:jc w:val="center"/>
+            </w:pPr>
+            <w:r>
+              <w:rPr>
+                <w:rFonts w:ascii="Lato" w:hAnsi="Lato" w:eastAsia="Lato"/>
+                <w:b w:val="0"/>
+                <w:color w:val="253746"/>
+                <w:sz w:val="15"/>
+              </w:rPr>
+              <w:t>120/мин</w:t>
+            </w:r>
+          </w:p>
+        </w:tc>
+      </w:tr>
+      <w:tr>
+        <w:tc>
+          <w:tcPr>
+            <w:tcW w:type="dxa" w:w="3231"/>
+            <w:shd w:fill="F8FBFC"/>
+            <w:tcMar>
+              <w:top w:w="100" w:type="dxa"/>
+              <w:start w:w="100" w:type="dxa"/>
+              <w:bottom w:w="100" w:type="dxa"/>
+              <w:end w:w="100" w:type="dxa"/>
+            </w:tcMar>
+            <w:vAlign w:val="center"/>
+            <w:tcBorders>
+              <w:top w:val="single" w:sz="4" w:color="D7E3E9"/>
+              <w:left w:val="single" w:sz="4" w:color="D7E3E9"/>
+              <w:bottom w:val="single" w:sz="4" w:color="D7E3E9"/>
+              <w:right w:val="single" w:sz="4" w:color="D7E3E9"/>
+            </w:tcBorders>
+          </w:tcPr>
+          <w:p>
+            <w:r>
+              <w:rPr>
+                <w:rFonts w:ascii="Lato" w:hAnsi="Lato" w:eastAsia="Lato"/>
+                <w:b w:val="0"/>
+                <w:color w:val="253746"/>
+                <w:sz w:val="15"/>
+              </w:rPr>
+              <w:t>Лагерь наёмников</w:t>
+            </w:r>
+          </w:p>
+        </w:tc>
+        <w:tc>
+          <w:tcPr>
+            <w:tcW w:type="dxa" w:w="1417"/>
+            <w:shd w:fill="F8FBFC"/>
+            <w:tcMar>
+              <w:top w:w="100" w:type="dxa"/>
+              <w:start w:w="100" w:type="dxa"/>
+              <w:bottom w:w="100" w:type="dxa"/>
+              <w:end w:w="100" w:type="dxa"/>
+            </w:tcMar>
+            <w:vAlign w:val="center"/>
+            <w:tcBorders>
+              <w:top w:val="single" w:sz="4" w:color="D7E3E9"/>
+              <w:left w:val="single" w:sz="4" w:color="D7E3E9"/>
+              <w:bottom w:val="single" w:sz="4" w:color="D7E3E9"/>
+              <w:right w:val="single" w:sz="4" w:color="D7E3E9"/>
+            </w:tcBorders>
+          </w:tcPr>
+          <w:p>
+            <w:pPr>
+              <w:jc w:val="center"/>
+            </w:pPr>
+            <w:r>
+              <w:rPr>
+                <w:rFonts w:ascii="Lato" w:hAnsi="Lato" w:eastAsia="Lato"/>
+                <w:b w:val="0"/>
+                <w:color w:val="253746"/>
+                <w:sz w:val="15"/>
+              </w:rPr>
+              <w:t>1 200</w:t>
+            </w:r>
+          </w:p>
+        </w:tc>
+        <w:tc>
+          <w:tcPr>
+            <w:tcW w:type="dxa" w:w="1701"/>
+            <w:shd w:fill="F8FBFC"/>
+            <w:tcMar>
+              <w:top w:w="100" w:type="dxa"/>
+              <w:start w:w="100" w:type="dxa"/>
+              <w:bottom w:w="100" w:type="dxa"/>
+              <w:end w:w="100" w:type="dxa"/>
+            </w:tcMar>
+            <w:vAlign w:val="center"/>
+            <w:tcBorders>
+              <w:top w:val="single" w:sz="4" w:color="D7E3E9"/>
+              <w:left w:val="single" w:sz="4" w:color="D7E3E9"/>
+              <w:bottom w:val="single" w:sz="4" w:color="D7E3E9"/>
+              <w:right w:val="single" w:sz="4" w:color="D7E3E9"/>
+            </w:tcBorders>
+          </w:tcPr>
+          <w:p>
+            <w:pPr>
+              <w:jc w:val="center"/>
+            </w:pPr>
+            <w:r>
+              <w:rPr>
+                <w:rFonts w:ascii="Lato" w:hAnsi="Lato" w:eastAsia="Lato"/>
+                <w:b w:val="0"/>
+                <w:color w:val="253746"/>
+                <w:sz w:val="15"/>
+              </w:rPr>
+              <w:t>240/мин</w:t>
+            </w:r>
+          </w:p>
+        </w:tc>
+        <w:tc>
+          <w:tcPr>
+            <w:tcW w:type="dxa" w:w="1417"/>
+            <w:shd w:fill="F8FBFC"/>
+            <w:tcMar>
+              <w:top w:w="100" w:type="dxa"/>
+              <w:start w:w="100" w:type="dxa"/>
+              <w:bottom w:w="100" w:type="dxa"/>
+              <w:end w:w="100" w:type="dxa"/>
+            </w:tcMar>
+            <w:vAlign w:val="center"/>
+            <w:tcBorders>
+              <w:top w:val="single" w:sz="4" w:color="D7E3E9"/>
+              <w:left w:val="single" w:sz="4" w:color="D7E3E9"/>
+              <w:bottom w:val="single" w:sz="4" w:color="D7E3E9"/>
+              <w:right w:val="single" w:sz="4" w:color="D7E3E9"/>
+            </w:tcBorders>
+          </w:tcPr>
+          <w:p>
+            <w:pPr>
+              <w:jc w:val="center"/>
+            </w:pPr>
+            <w:r>
+              <w:rPr>
+                <w:rFonts w:ascii="Lato" w:hAnsi="Lato" w:eastAsia="Lato"/>
+                <w:b w:val="0"/>
+                <w:color w:val="253746"/>
+                <w:sz w:val="15"/>
+              </w:rPr>
+              <w:t>600</w:t>
+            </w:r>
+          </w:p>
+        </w:tc>
+        <w:tc>
+          <w:tcPr>
+            <w:tcW w:type="dxa" w:w="1701"/>
+            <w:shd w:fill="F8FBFC"/>
+            <w:tcMar>
+              <w:top w:w="100" w:type="dxa"/>
+              <w:start w:w="100" w:type="dxa"/>
+              <w:bottom w:w="100" w:type="dxa"/>
+              <w:end w:w="100" w:type="dxa"/>
+            </w:tcMar>
+            <w:vAlign w:val="center"/>
+            <w:tcBorders>
+              <w:top w:val="single" w:sz="4" w:color="D7E3E9"/>
+              <w:left w:val="single" w:sz="4" w:color="D7E3E9"/>
+              <w:bottom w:val="single" w:sz="4" w:color="D7E3E9"/>
+              <w:right w:val="single" w:sz="4" w:color="D7E3E9"/>
+            </w:tcBorders>
+          </w:tcPr>
+          <w:p>
+            <w:pPr>
+              <w:jc w:val="center"/>
+            </w:pPr>
+            <w:r>
+              <w:rPr>
+                <w:rFonts w:ascii="Lato" w:hAnsi="Lato" w:eastAsia="Lato"/>
+                <w:b w:val="0"/>
+                <w:color w:val="253746"/>
+                <w:sz w:val="15"/>
+              </w:rPr>
+              <w:t>120/мин</w:t>
+            </w:r>
+          </w:p>
+        </w:tc>
+      </w:tr>
+      <w:tr>
+        <w:tc>
+          <w:tcPr>
+            <w:tcW w:type="dxa" w:w="3231"/>
+            <w:shd w:fill="EEF4F7"/>
+            <w:tcMar>
+              <w:top w:w="100" w:type="dxa"/>
+              <w:start w:w="100" w:type="dxa"/>
+              <w:bottom w:w="100" w:type="dxa"/>
+              <w:end w:w="100" w:type="dxa"/>
+            </w:tcMar>
+            <w:vAlign w:val="center"/>
+            <w:tcBorders>
+              <w:top w:val="single" w:sz="4" w:color="D7E3E9"/>
+              <w:left w:val="single" w:sz="4" w:color="D7E3E9"/>
+              <w:bottom w:val="single" w:sz="4" w:color="D7E3E9"/>
+              <w:right w:val="single" w:sz="4" w:color="D7E3E9"/>
+            </w:tcBorders>
+          </w:tcPr>
+          <w:p>
+            <w:r>
+              <w:rPr>
+                <w:rFonts w:ascii="Lato" w:hAnsi="Lato" w:eastAsia="Lato"/>
+                <w:b w:val="0"/>
+                <w:color w:val="253746"/>
+                <w:sz w:val="15"/>
+              </w:rPr>
+              <w:t>Котельная</w:t>
+            </w:r>
+          </w:p>
+        </w:tc>
+        <w:tc>
+          <w:tcPr>
+            <w:tcW w:type="dxa" w:w="1417"/>
+            <w:shd w:fill="EEF4F7"/>
+            <w:tcMar>
+              <w:top w:w="100" w:type="dxa"/>
+              <w:start w:w="100" w:type="dxa"/>
+              <w:bottom w:w="100" w:type="dxa"/>
+              <w:end w:w="100" w:type="dxa"/>
+            </w:tcMar>
+            <w:vAlign w:val="center"/>
+            <w:tcBorders>
+              <w:top w:val="single" w:sz="4" w:color="D7E3E9"/>
+              <w:left w:val="single" w:sz="4" w:color="D7E3E9"/>
+              <w:bottom w:val="single" w:sz="4" w:color="D7E3E9"/>
+              <w:right w:val="single" w:sz="4" w:color="D7E3E9"/>
+            </w:tcBorders>
+          </w:tcPr>
+          <w:p>
+            <w:pPr>
+              <w:jc w:val="center"/>
+            </w:pPr>
+            <w:r>
+              <w:rPr>
+                <w:rFonts w:ascii="Lato" w:hAnsi="Lato" w:eastAsia="Lato"/>
+                <w:b w:val="0"/>
+                <w:color w:val="253746"/>
+                <w:sz w:val="15"/>
+              </w:rPr>
+              <w:t>1 200</w:t>
+            </w:r>
+          </w:p>
+        </w:tc>
+        <w:tc>
+          <w:tcPr>
+            <w:tcW w:type="dxa" w:w="1701"/>
+            <w:shd w:fill="EEF4F7"/>
+            <w:tcMar>
+              <w:top w:w="100" w:type="dxa"/>
+              <w:start w:w="100" w:type="dxa"/>
+              <w:bottom w:w="100" w:type="dxa"/>
+              <w:end w:w="100" w:type="dxa"/>
+            </w:tcMar>
+            <w:vAlign w:val="center"/>
+            <w:tcBorders>
+              <w:top w:val="single" w:sz="4" w:color="D7E3E9"/>
+              <w:left w:val="single" w:sz="4" w:color="D7E3E9"/>
+              <w:bottom w:val="single" w:sz="4" w:color="D7E3E9"/>
+              <w:right w:val="single" w:sz="4" w:color="D7E3E9"/>
+            </w:tcBorders>
+          </w:tcPr>
+          <w:p>
+            <w:pPr>
+              <w:jc w:val="center"/>
+            </w:pPr>
+            <w:r>
+              <w:rPr>
+                <w:rFonts w:ascii="Lato" w:hAnsi="Lato" w:eastAsia="Lato"/>
+                <w:b w:val="0"/>
+                <w:color w:val="253746"/>
+                <w:sz w:val="15"/>
+              </w:rPr>
+              <w:t>240/мин</w:t>
+            </w:r>
+          </w:p>
+        </w:tc>
+        <w:tc>
+          <w:tcPr>
+            <w:tcW w:type="dxa" w:w="1417"/>
+            <w:shd w:fill="EEF4F7"/>
+            <w:tcMar>
+              <w:top w:w="100" w:type="dxa"/>
+              <w:start w:w="100" w:type="dxa"/>
+              <w:bottom w:w="100" w:type="dxa"/>
+              <w:end w:w="100" w:type="dxa"/>
+            </w:tcMar>
+            <w:vAlign w:val="center"/>
+            <w:tcBorders>
+              <w:top w:val="single" w:sz="4" w:color="D7E3E9"/>
+              <w:left w:val="single" w:sz="4" w:color="D7E3E9"/>
+              <w:bottom w:val="single" w:sz="4" w:color="D7E3E9"/>
+              <w:right w:val="single" w:sz="4" w:color="D7E3E9"/>
+            </w:tcBorders>
+          </w:tcPr>
+          <w:p>
+            <w:pPr>
+              <w:jc w:val="center"/>
+            </w:pPr>
+            <w:r>
+              <w:rPr>
+                <w:rFonts w:ascii="Lato" w:hAnsi="Lato" w:eastAsia="Lato"/>
+                <w:b w:val="0"/>
+                <w:color w:val="253746"/>
+                <w:sz w:val="15"/>
+              </w:rPr>
+              <w:t>600</w:t>
+            </w:r>
+          </w:p>
+        </w:tc>
+        <w:tc>
+          <w:tcPr>
+            <w:tcW w:type="dxa" w:w="1701"/>
+            <w:shd w:fill="EEF4F7"/>
+            <w:tcMar>
+              <w:top w:w="100" w:type="dxa"/>
+              <w:start w:w="100" w:type="dxa"/>
+              <w:bottom w:w="100" w:type="dxa"/>
+              <w:end w:w="100" w:type="dxa"/>
+            </w:tcMar>
+            <w:vAlign w:val="center"/>
+            <w:tcBorders>
+              <w:top w:val="single" w:sz="4" w:color="D7E3E9"/>
+              <w:left w:val="single" w:sz="4" w:color="D7E3E9"/>
+              <w:bottom w:val="single" w:sz="4" w:color="D7E3E9"/>
+              <w:right w:val="single" w:sz="4" w:color="D7E3E9"/>
+            </w:tcBorders>
+          </w:tcPr>
+          <w:p>
+            <w:pPr>
+              <w:jc w:val="center"/>
+            </w:pPr>
+            <w:r>
+              <w:rPr>
+                <w:rFonts w:ascii="Lato" w:hAnsi="Lato" w:eastAsia="Lato"/>
+                <w:b w:val="0"/>
+                <w:color w:val="253746"/>
+                <w:sz w:val="15"/>
+              </w:rPr>
+              <w:t>120/мин</w:t>
+            </w:r>
+          </w:p>
+        </w:tc>
+      </w:tr>
+      <w:tr>
+        <w:tc>
+          <w:tcPr>
+            <w:tcW w:type="dxa" w:w="3231"/>
+            <w:shd w:fill="F8FBFC"/>
+            <w:tcMar>
+              <w:top w:w="100" w:type="dxa"/>
+              <w:start w:w="100" w:type="dxa"/>
+              <w:bottom w:w="100" w:type="dxa"/>
+              <w:end w:w="100" w:type="dxa"/>
+            </w:tcMar>
+            <w:vAlign w:val="center"/>
+            <w:tcBorders>
+              <w:top w:val="single" w:sz="4" w:color="D7E3E9"/>
+              <w:left w:val="single" w:sz="4" w:color="D7E3E9"/>
+              <w:bottom w:val="single" w:sz="4" w:color="D7E3E9"/>
+              <w:right w:val="single" w:sz="4" w:color="D7E3E9"/>
+            </w:tcBorders>
+          </w:tcPr>
+          <w:p>
+            <w:r>
+              <w:rPr>
+                <w:rFonts w:ascii="Lato" w:hAnsi="Lato" w:eastAsia="Lato"/>
+                <w:b w:val="0"/>
+                <w:color w:val="253746"/>
+                <w:sz w:val="15"/>
+              </w:rPr>
+              <w:t>Транзитная станция</w:t>
+            </w:r>
+          </w:p>
+        </w:tc>
+        <w:tc>
+          <w:tcPr>
+            <w:tcW w:type="dxa" w:w="1417"/>
+            <w:shd w:fill="F8FBFC"/>
+            <w:tcMar>
+              <w:top w:w="100" w:type="dxa"/>
+              <w:start w:w="100" w:type="dxa"/>
+              <w:bottom w:w="100" w:type="dxa"/>
+              <w:end w:w="100" w:type="dxa"/>
+            </w:tcMar>
+            <w:vAlign w:val="center"/>
+            <w:tcBorders>
+              <w:top w:val="single" w:sz="4" w:color="D7E3E9"/>
+              <w:left w:val="single" w:sz="4" w:color="D7E3E9"/>
+              <w:bottom w:val="single" w:sz="4" w:color="D7E3E9"/>
+              <w:right w:val="single" w:sz="4" w:color="D7E3E9"/>
+            </w:tcBorders>
+          </w:tcPr>
+          <w:p>
+            <w:pPr>
+              <w:jc w:val="center"/>
+            </w:pPr>
+            <w:r>
+              <w:rPr>
+                <w:rFonts w:ascii="Lato" w:hAnsi="Lato" w:eastAsia="Lato"/>
+                <w:b w:val="0"/>
+                <w:color w:val="253746"/>
+                <w:sz w:val="15"/>
+              </w:rPr>
+              <w:t>1 200</w:t>
+            </w:r>
+          </w:p>
+        </w:tc>
+        <w:tc>
+          <w:tcPr>
+            <w:tcW w:type="dxa" w:w="1701"/>
+            <w:shd w:fill="F8FBFC"/>
+            <w:tcMar>
+              <w:top w:w="100" w:type="dxa"/>
+              <w:start w:w="100" w:type="dxa"/>
+              <w:bottom w:w="100" w:type="dxa"/>
+              <w:end w:w="100" w:type="dxa"/>
+            </w:tcMar>
+            <w:vAlign w:val="center"/>
+            <w:tcBorders>
+              <w:top w:val="single" w:sz="4" w:color="D7E3E9"/>
+              <w:left w:val="single" w:sz="4" w:color="D7E3E9"/>
+              <w:bottom w:val="single" w:sz="4" w:color="D7E3E9"/>
+              <w:right w:val="single" w:sz="4" w:color="D7E3E9"/>
+            </w:tcBorders>
+          </w:tcPr>
+          <w:p>
+            <w:pPr>
+              <w:jc w:val="center"/>
+            </w:pPr>
+            <w:r>
+              <w:rPr>
+                <w:rFonts w:ascii="Lato" w:hAnsi="Lato" w:eastAsia="Lato"/>
+                <w:b w:val="0"/>
+                <w:color w:val="253746"/>
+                <w:sz w:val="15"/>
+              </w:rPr>
+              <w:t>240/мин</w:t>
+            </w:r>
+          </w:p>
+        </w:tc>
+        <w:tc>
+          <w:tcPr>
+            <w:tcW w:type="dxa" w:w="1417"/>
+            <w:shd w:fill="F8FBFC"/>
+            <w:tcMar>
+              <w:top w:w="100" w:type="dxa"/>
+              <w:start w:w="100" w:type="dxa"/>
+              <w:bottom w:w="100" w:type="dxa"/>
+              <w:end w:w="100" w:type="dxa"/>
+            </w:tcMar>
+            <w:vAlign w:val="center"/>
+            <w:tcBorders>
+              <w:top w:val="single" w:sz="4" w:color="D7E3E9"/>
+              <w:left w:val="single" w:sz="4" w:color="D7E3E9"/>
+              <w:bottom w:val="single" w:sz="4" w:color="D7E3E9"/>
+              <w:right w:val="single" w:sz="4" w:color="D7E3E9"/>
+            </w:tcBorders>
+          </w:tcPr>
+          <w:p>
+            <w:pPr>
+              <w:jc w:val="center"/>
+            </w:pPr>
+            <w:r>
+              <w:rPr>
+                <w:rFonts w:ascii="Lato" w:hAnsi="Lato" w:eastAsia="Lato"/>
+                <w:b w:val="0"/>
+                <w:color w:val="253746"/>
+                <w:sz w:val="15"/>
+              </w:rPr>
+              <w:t>600</w:t>
+            </w:r>
+          </w:p>
+        </w:tc>
+        <w:tc>
+          <w:tcPr>
+            <w:tcW w:type="dxa" w:w="1701"/>
+            <w:shd w:fill="F8FBFC"/>
+            <w:tcMar>
+              <w:top w:w="100" w:type="dxa"/>
+              <w:start w:w="100" w:type="dxa"/>
+              <w:bottom w:w="100" w:type="dxa"/>
+              <w:end w:w="100" w:type="dxa"/>
+            </w:tcMar>
+            <w:vAlign w:val="center"/>
+            <w:tcBorders>
+              <w:top w:val="single" w:sz="4" w:color="D7E3E9"/>
+              <w:left w:val="single" w:sz="4" w:color="D7E3E9"/>
+              <w:bottom w:val="single" w:sz="4" w:color="D7E3E9"/>
+              <w:right w:val="single" w:sz="4" w:color="D7E3E9"/>
+            </w:tcBorders>
+          </w:tcPr>
+          <w:p>
+            <w:pPr>
+              <w:jc w:val="center"/>
+            </w:pPr>
+            <w:r>
+              <w:rPr>
+                <w:rFonts w:ascii="Lato" w:hAnsi="Lato" w:eastAsia="Lato"/>
+                <w:b w:val="0"/>
+                <w:color w:val="253746"/>
+                <w:sz w:val="15"/>
+              </w:rPr>
+              <w:t>120/мин</w:t>
+            </w:r>
+          </w:p>
+        </w:tc>
+      </w:tr>
+    </w:tbl>
+    <w:p>
+      <w:pPr>
+        <w:spacing w:after="0"/>
+      </w:pPr>
+    </w:p>
+    <w:tbl>
+      <w:tblPr>
+        <w:tblW w:type="auto" w:w="0"/>
+        <w:jc w:val="center"/>
+        <w:tblLayout w:type="fixed"/>
+        <w:tblLook w:firstColumn="1" w:firstRow="1" w:lastColumn="0" w:lastRow="0" w:noHBand="0" w:noVBand="1" w:val="04A0"/>
+      </w:tblPr>
+      <w:tblGrid>
+        <w:gridCol w:w="170"/>
+        <w:gridCol w:w="9921"/>
+      </w:tblGrid>
+      <w:tr>
+        <w:tc>
+          <w:tcPr>
+            <w:tcW w:type="dxa" w:w="5103"/>
+            <w:shd w:fill="1676A6"/>
+            <w:tcMar>
+              <w:top w:w="0" w:type="dxa"/>
               <w:start w:w="0" w:type="dxa"/>
-              <w:bottom w:w="80" w:type="dxa"/>
+              <w:bottom w:w="0" w:type="dxa"/>
               <w:end w:w="0" w:type="dxa"/>
             </w:tcMar>
           </w:tcPr>
@@ -509,42 +1823,38 @@
         </w:tc>
         <w:tc>
           <w:tcPr>
-            <w:tcW w:type="dxa" w:w="5156"/>
-            <w:shd w:fill="FFF3E8"/>
+            <w:tcW w:type="dxa" w:w="5103"/>
+            <w:shd w:fill="EEF8FC"/>
             <w:tcMar>
-              <w:top w:w="165" w:type="dxa"/>
-              <w:start w:w="330" w:type="dxa"/>
-              <w:bottom w:w="165" w:type="dxa"/>
-              <w:end w:w="270" w:type="dxa"/>
+              <w:top w:w="170" w:type="dxa"/>
+              <w:start w:w="220" w:type="dxa"/>
+              <w:bottom w:w="170" w:type="dxa"/>
+              <w:end w:w="220" w:type="dxa"/>
             </w:tcMar>
           </w:tcPr>
           <w:p>
-            <w:pPr>
-              <w:spacing w:after="40"/>
-            </w:pPr>
             <w:r>
               <w:rPr>
-                <w:rFonts w:ascii="Lato" w:hAnsi="Lato" w:eastAsia="Lato" w:cs="Lato"/>
+                <w:rFonts w:ascii="Inter Display" w:hAnsi="Inter Display" w:eastAsia="Inter Display"/>
                 <w:b/>
-                <w:i w:val="0"/>
-                <w:color w:val="B54708"/>
-                <w:sz w:val="20"/>
+                <w:color w:val="1676A6"/>
+                <w:sz w:val="19"/>
               </w:rPr>
-              <w:t>Нападение выгоднее по личным очкам</w:t>
+              <w:t>Контрольная цифра</w:t>
             </w:r>
           </w:p>
           <w:p>
             <w:pPr>
-              <w:spacing w:after="0"/>
+              <w:spacing w:before="60" w:after="0"/>
             </w:pPr>
             <w:r>
               <w:rPr>
-                <w:rFonts w:ascii="Lato" w:hAnsi="Lato" w:eastAsia="Lato" w:cs="Lato"/>
+                <w:rFonts w:ascii="Lato" w:hAnsi="Lato" w:eastAsia="Lato"/>
                 <w:b w:val="0"/>
-                <w:i w:val="0"/>
-                <w:sz w:val="19"/>
+                <w:color w:val="253746"/>
+                <w:sz w:val="18"/>
               </w:rPr>
-              <w:t>За одинаковую уничтоженную мощь атака даёт примерно в 2 раза больше личных очков, чем оборона. Но отдавать объект ради «перезахвата» имеет смысл только при безопасном командном преимуществе.</w:t>
+              <w:t>Если одна сторона контролирует всю карту, сумма пассивных командных очков равна 7 560/мин.</w:t>
             </w:r>
           </w:p>
         </w:tc>
@@ -557,145 +1867,91 @@
     </w:p>
     <w:p>
       <w:pPr>
-        <w:pStyle w:val="MiniPost"/>
-        <w:pBdr>
-          <w:top w:val="single" w:sz="10" w:space="6" w:color="B42318"/>
-        </w:pBdr>
+        <w:spacing w:after="40"/>
+        <w:jc w:val="center"/>
+      </w:pPr>
+      <w:r>
+        <w:drawing>
+          <wp:inline xmlns:a="http://schemas.openxmlformats.org/drawingml/2006/main" xmlns:pic="http://schemas.openxmlformats.org/drawingml/2006/picture">
+            <wp:extent cx="4392000" cy="3062312"/>
+            <wp:docPr id="1" name="Picture 1"/>
+            <wp:cNvGraphicFramePr>
+              <a:graphicFrameLocks noChangeAspect="1"/>
+            </wp:cNvGraphicFramePr>
+            <a:graphic>
+              <a:graphicData uri="http://schemas.openxmlformats.org/drawingml/2006/picture">
+                <pic:pic>
+                  <pic:nvPicPr>
+                    <pic:cNvPr id="0" name="score.jpg"/>
+                    <pic:cNvPicPr/>
+                  </pic:nvPicPr>
+                  <pic:blipFill>
+                    <a:blip r:embed="rId11"/>
+                    <a:stretch>
+                      <a:fillRect/>
+                    </a:stretch>
+                  </pic:blipFill>
+                  <pic:spPr>
+                    <a:xfrm>
+                      <a:off x="0" y="0"/>
+                      <a:ext cx="4392000" cy="3062312"/>
+                    </a:xfrm>
+                    <a:prstGeom prst="rect"/>
+                  </pic:spPr>
+                </pic:pic>
+              </a:graphicData>
+            </a:graphic>
+          </wp:inline>
+        </w:drawing>
+      </w:r>
+    </w:p>
+    <w:p>
+      <w:pPr>
+        <w:spacing w:after="100"/>
+        <w:jc w:val="center"/>
       </w:pPr>
       <w:r>
         <w:rPr>
-          <w:rFonts w:ascii="Lato" w:hAnsi="Lato" w:eastAsia="Lato" w:cs="Lato"/>
-          <w:b/>
-          <w:i w:val="0"/>
-          <w:color w:val="B42318"/>
-          <w:sz w:val="24"/>
+          <w:rFonts w:ascii="Lato" w:hAnsi="Lato" w:eastAsia="Lato"/>
+          <w:b w:val="0"/>
+          <w:color w:val="66788A"/>
+          <w:sz w:val="15"/>
         </w:rPr>
-        <w:t xml:space="preserve">3. </w:t>
+        <w:t>Экран поля боя: +7 560 командных очков в минуту при полном контроле.</w:t>
       </w:r>
+    </w:p>
+    <w:p>
+      <w:pPr>
+        <w:spacing w:before="160" w:after="20"/>
+        <w:pBdr>
+          <w:top w:val="single" w:sz="14" w:space="1" w:color="1676A6"/>
+        </w:pBdr>
+      </w:pPr>
+    </w:p>
+    <w:p>
+      <w:pPr>
+        <w:pStyle w:val="Heading1"/>
+        <w:keepNext/>
+      </w:pPr>
       <w:r>
         <w:rPr>
-          <w:rFonts w:ascii="Lato" w:hAnsi="Lato" w:eastAsia="Lato" w:cs="Lato"/>
+          <w:rFonts w:ascii="Inter Display" w:hAnsi="Inter Display" w:eastAsia="Inter Display"/>
           <w:b/>
-          <w:i w:val="0"/>
-          <w:sz w:val="24"/>
+          <w:color w:val="344054"/>
+          <w:sz w:val="28"/>
         </w:rPr>
-        <w:t>Телепорты и движение</w:t>
+        <w:t>3. AFK-фарм личных очков: куда ставить марши</w:t>
       </w:r>
     </w:p>
     <w:p>
       <w:r>
         <w:rPr>
-          <w:rFonts w:ascii="Lato" w:hAnsi="Lato" w:eastAsia="Lato" w:cs="Lato"/>
+          <w:rFonts w:ascii="Lato" w:hAnsi="Lato" w:eastAsia="Lato"/>
           <w:b w:val="0"/>
-          <w:i w:val="0"/>
+          <w:color w:val="253746"/>
+          <w:sz w:val="18"/>
         </w:rPr>
-        <w:t>На Литейной мобильность решает почти столько же, сколько сила марша. Не телепортируйтесь к объекту без плана выхода и без понимания, кто вас прикроет.</w:t>
-      </w:r>
-    </w:p>
-    <w:p>
-      <w:pPr>
-        <w:spacing w:after="60"/>
-        <w:ind w:left="283" w:hanging="198"/>
-      </w:pPr>
-      <w:r>
-        <w:rPr>
-          <w:rFonts w:ascii="Lato" w:hAnsi="Lato" w:eastAsia="Lato" w:cs="Lato"/>
-          <w:b/>
-          <w:i w:val="0"/>
-          <w:color w:val="667788"/>
-        </w:rPr>
-        <w:t xml:space="preserve">• </w:t>
-      </w:r>
-      <w:r>
-        <w:rPr>
-          <w:rFonts w:ascii="Lato" w:hAnsi="Lato" w:eastAsia="Lato" w:cs="Lato"/>
-          <w:b w:val="0"/>
-          <w:i w:val="0"/>
-        </w:rPr>
-        <w:t>Транзитная станция сокращает восстановление телепорта — контроль этого объекта повышает мобильность всей команды.</w:t>
-      </w:r>
-    </w:p>
-    <w:p>
-      <w:pPr>
-        <w:spacing w:after="60"/>
-        <w:ind w:left="283" w:hanging="198"/>
-      </w:pPr>
-      <w:r>
-        <w:rPr>
-          <w:rFonts w:ascii="Lato" w:hAnsi="Lato" w:eastAsia="Lato" w:cs="Lato"/>
-          <w:b/>
-          <w:i w:val="0"/>
-          <w:color w:val="667788"/>
-        </w:rPr>
-        <w:t xml:space="preserve">• </w:t>
-      </w:r>
-      <w:r>
-        <w:rPr>
-          <w:rFonts w:ascii="Lato" w:hAnsi="Lato" w:eastAsia="Lato" w:cs="Lato"/>
-          <w:b w:val="0"/>
-          <w:i w:val="0"/>
-        </w:rPr>
-        <w:t>Событийные ускорения марша и бесплатные/событийные телепорты тратьте ради захвата, подкрепления или выхода из фокуса, а не просто ради скорости.</w:t>
-      </w:r>
-    </w:p>
-    <w:p>
-      <w:pPr>
-        <w:spacing w:after="60"/>
-        <w:ind w:left="283" w:hanging="198"/>
-      </w:pPr>
-      <w:r>
-        <w:rPr>
-          <w:rFonts w:ascii="Lato" w:hAnsi="Lato" w:eastAsia="Lato" w:cs="Lato"/>
-          <w:b/>
-          <w:i w:val="0"/>
-          <w:color w:val="667788"/>
-        </w:rPr>
-        <w:t xml:space="preserve">• </w:t>
-      </w:r>
-      <w:r>
-        <w:rPr>
-          <w:rFonts w:ascii="Lato" w:hAnsi="Lato" w:eastAsia="Lato" w:cs="Lato"/>
-          <w:b w:val="0"/>
-          <w:i w:val="0"/>
-        </w:rPr>
-        <w:t>После поражения в защите город может быстро сгореть и вернуться в исходную зону — не ставьте город туда, где вас гарантированно зафокусят без поддержки.</w:t>
-      </w:r>
-    </w:p>
-    <w:p>
-      <w:pPr>
-        <w:pStyle w:val="MiniPost"/>
-        <w:pBdr>
-          <w:top w:val="single" w:sz="10" w:space="6" w:color="B42318"/>
-        </w:pBdr>
-      </w:pPr>
-      <w:r>
-        <w:rPr>
-          <w:rFonts w:ascii="Lato" w:hAnsi="Lato" w:eastAsia="Lato" w:cs="Lato"/>
-          <w:b/>
-          <w:i w:val="0"/>
-          <w:color w:val="B42318"/>
-          <w:sz w:val="24"/>
-        </w:rPr>
-        <w:t xml:space="preserve">4. </w:t>
-      </w:r>
-      <w:r>
-        <w:rPr>
-          <w:rFonts w:ascii="Lato" w:hAnsi="Lato" w:eastAsia="Lato" w:cs="Lato"/>
-          <w:b/>
-          <w:i w:val="0"/>
-          <w:sz w:val="24"/>
-        </w:rPr>
-        <w:t>Войска и лечение</w:t>
-      </w:r>
-    </w:p>
-    <w:p>
-      <w:r>
-        <w:rPr>
-          <w:rFonts w:ascii="Lato" w:hAnsi="Lato" w:eastAsia="Lato" w:cs="Lato"/>
-          <w:b w:val="0"/>
-          <w:i w:val="0"/>
-        </w:rPr>
-        <w:t>Войска на Литейной не погибают и автоматически восстанавливаются после завершения боя. Поэтому трата универсальных и лечебных ускорений — это стратегическое решение, а не обязательная механика.</w:t>
+        <w:t>Для AFK-фарма важен не разовый захват, а личные очки за минуту. Поэтому объекты ранжируются очень просто:</w:t>
       </w:r>
     </w:p>
     <w:tbl>
@@ -706,21 +1962,529 @@
         <w:tblLook w:firstColumn="1" w:firstRow="1" w:lastColumn="0" w:lastRow="0" w:noHBand="0" w:noVBand="1" w:val="04A0"/>
       </w:tblPr>
       <w:tblGrid>
-        <w:gridCol w:w="198"/>
-        <w:gridCol w:w="9354"/>
+        <w:gridCol w:w="1191"/>
+        <w:gridCol w:w="5726"/>
+        <w:gridCol w:w="2835"/>
       </w:tblGrid>
       <w:tr>
-        <w:trPr>
-          <w:cantSplit/>
-        </w:trPr>
         <w:tc>
           <w:tcPr>
-            <w:tcW w:type="dxa" w:w="5156"/>
-            <w:shd w:fill="16734A"/>
+            <w:tcW w:type="dxa" w:w="3402"/>
+            <w:shd w:fill="344054"/>
             <w:tcMar>
-              <w:top w:w="80" w:type="dxa"/>
+              <w:top w:w="110" w:type="dxa"/>
+              <w:start w:w="110" w:type="dxa"/>
+              <w:bottom w:w="110" w:type="dxa"/>
+              <w:end w:w="110" w:type="dxa"/>
+            </w:tcMar>
+            <w:vAlign w:val="center"/>
+            <w:tcBorders>
+              <w:top w:val="single" w:sz="4" w:color="D7E3E9"/>
+              <w:left w:val="single" w:sz="4" w:color="D7E3E9"/>
+              <w:bottom w:val="single" w:sz="4" w:color="D7E3E9"/>
+              <w:right w:val="single" w:sz="4" w:color="D7E3E9"/>
+            </w:tcBorders>
+          </w:tcPr>
+          <w:p>
+            <w:pPr>
+              <w:jc w:val="center"/>
+            </w:pPr>
+            <w:r>
+              <w:rPr>
+                <w:rFonts w:ascii="Inter Display" w:hAnsi="Inter Display" w:eastAsia="Inter Display"/>
+                <w:b/>
+                <w:color w:val="FFFFFF"/>
+                <w:sz w:val="17"/>
+              </w:rPr>
+              <w:t>Приоритет</w:t>
+            </w:r>
+          </w:p>
+        </w:tc>
+        <w:tc>
+          <w:tcPr>
+            <w:tcW w:type="dxa" w:w="3402"/>
+            <w:shd w:fill="344054"/>
+            <w:tcMar>
+              <w:top w:w="110" w:type="dxa"/>
+              <w:start w:w="110" w:type="dxa"/>
+              <w:bottom w:w="110" w:type="dxa"/>
+              <w:end w:w="110" w:type="dxa"/>
+            </w:tcMar>
+            <w:vAlign w:val="center"/>
+            <w:tcBorders>
+              <w:top w:val="single" w:sz="4" w:color="D7E3E9"/>
+              <w:left w:val="single" w:sz="4" w:color="D7E3E9"/>
+              <w:bottom w:val="single" w:sz="4" w:color="D7E3E9"/>
+              <w:right w:val="single" w:sz="4" w:color="D7E3E9"/>
+            </w:tcBorders>
+          </w:tcPr>
+          <w:p>
+            <w:pPr>
+              <w:jc w:val="center"/>
+            </w:pPr>
+            <w:r>
+              <w:rPr>
+                <w:rFonts w:ascii="Inter Display" w:hAnsi="Inter Display" w:eastAsia="Inter Display"/>
+                <w:b/>
+                <w:color w:val="FFFFFF"/>
+                <w:sz w:val="17"/>
+              </w:rPr>
+              <w:t>Объект</w:t>
+            </w:r>
+          </w:p>
+        </w:tc>
+        <w:tc>
+          <w:tcPr>
+            <w:tcW w:type="dxa" w:w="3402"/>
+            <w:shd w:fill="344054"/>
+            <w:tcMar>
+              <w:top w:w="110" w:type="dxa"/>
+              <w:start w:w="110" w:type="dxa"/>
+              <w:bottom w:w="110" w:type="dxa"/>
+              <w:end w:w="110" w:type="dxa"/>
+            </w:tcMar>
+            <w:vAlign w:val="center"/>
+            <w:tcBorders>
+              <w:top w:val="single" w:sz="4" w:color="D7E3E9"/>
+              <w:left w:val="single" w:sz="4" w:color="D7E3E9"/>
+              <w:bottom w:val="single" w:sz="4" w:color="D7E3E9"/>
+              <w:right w:val="single" w:sz="4" w:color="D7E3E9"/>
+            </w:tcBorders>
+          </w:tcPr>
+          <w:p>
+            <w:pPr>
+              <w:jc w:val="center"/>
+            </w:pPr>
+            <w:r>
+              <w:rPr>
+                <w:rFonts w:ascii="Inter Display" w:hAnsi="Inter Display" w:eastAsia="Inter Display"/>
+                <w:b/>
+                <w:color w:val="FFFFFF"/>
+                <w:sz w:val="17"/>
+              </w:rPr>
+              <w:t>Личные очки/мин</w:t>
+            </w:r>
+          </w:p>
+        </w:tc>
+      </w:tr>
+      <w:tr>
+        <w:tc>
+          <w:tcPr>
+            <w:tcW w:type="dxa" w:w="1191"/>
+            <w:shd w:fill="F8FBFC"/>
+            <w:tcMar>
+              <w:top w:w="100" w:type="dxa"/>
+              <w:start w:w="100" w:type="dxa"/>
+              <w:bottom w:w="100" w:type="dxa"/>
+              <w:end w:w="100" w:type="dxa"/>
+            </w:tcMar>
+            <w:vAlign w:val="center"/>
+            <w:tcBorders>
+              <w:top w:val="single" w:sz="4" w:color="D7E3E9"/>
+              <w:left w:val="single" w:sz="4" w:color="D7E3E9"/>
+              <w:bottom w:val="single" w:sz="4" w:color="D7E3E9"/>
+              <w:right w:val="single" w:sz="4" w:color="D7E3E9"/>
+            </w:tcBorders>
+          </w:tcPr>
+          <w:p>
+            <w:r>
+              <w:rPr>
+                <w:rFonts w:ascii="Lato" w:hAnsi="Lato" w:eastAsia="Lato"/>
+                <w:b w:val="0"/>
+                <w:color w:val="253746"/>
+                <w:sz w:val="17"/>
+              </w:rPr>
+              <w:t>1</w:t>
+            </w:r>
+          </w:p>
+        </w:tc>
+        <w:tc>
+          <w:tcPr>
+            <w:tcW w:type="dxa" w:w="5726"/>
+            <w:shd w:fill="F8FBFC"/>
+            <w:tcMar>
+              <w:top w:w="100" w:type="dxa"/>
+              <w:start w:w="100" w:type="dxa"/>
+              <w:bottom w:w="100" w:type="dxa"/>
+              <w:end w:w="100" w:type="dxa"/>
+            </w:tcMar>
+            <w:vAlign w:val="center"/>
+            <w:tcBorders>
+              <w:top w:val="single" w:sz="4" w:color="D7E3E9"/>
+              <w:left w:val="single" w:sz="4" w:color="D7E3E9"/>
+              <w:bottom w:val="single" w:sz="4" w:color="D7E3E9"/>
+              <w:right w:val="single" w:sz="4" w:color="D7E3E9"/>
+            </w:tcBorders>
+          </w:tcPr>
+          <w:p>
+            <w:pPr>
+              <w:jc w:val="center"/>
+            </w:pPr>
+            <w:r>
+              <w:rPr>
+                <w:rFonts w:ascii="Lato" w:hAnsi="Lato" w:eastAsia="Lato"/>
+                <w:b w:val="0"/>
+                <w:color w:val="253746"/>
+                <w:sz w:val="17"/>
+              </w:rPr>
+              <w:t>Королевская литейная</w:t>
+            </w:r>
+          </w:p>
+        </w:tc>
+        <w:tc>
+          <w:tcPr>
+            <w:tcW w:type="dxa" w:w="2835"/>
+            <w:shd w:fill="F8FBFC"/>
+            <w:tcMar>
+              <w:top w:w="100" w:type="dxa"/>
+              <w:start w:w="100" w:type="dxa"/>
+              <w:bottom w:w="100" w:type="dxa"/>
+              <w:end w:w="100" w:type="dxa"/>
+            </w:tcMar>
+            <w:vAlign w:val="center"/>
+            <w:tcBorders>
+              <w:top w:val="single" w:sz="4" w:color="D7E3E9"/>
+              <w:left w:val="single" w:sz="4" w:color="D7E3E9"/>
+              <w:bottom w:val="single" w:sz="4" w:color="D7E3E9"/>
+              <w:right w:val="single" w:sz="4" w:color="D7E3E9"/>
+            </w:tcBorders>
+          </w:tcPr>
+          <w:p>
+            <w:pPr>
+              <w:jc w:val="center"/>
+            </w:pPr>
+            <w:r>
+              <w:rPr>
+                <w:rFonts w:ascii="Lato" w:hAnsi="Lato" w:eastAsia="Lato"/>
+                <w:b w:val="0"/>
+                <w:color w:val="253746"/>
+                <w:sz w:val="17"/>
+              </w:rPr>
+              <w:t>900</w:t>
+            </w:r>
+          </w:p>
+        </w:tc>
+      </w:tr>
+      <w:tr>
+        <w:tc>
+          <w:tcPr>
+            <w:tcW w:type="dxa" w:w="1191"/>
+            <w:shd w:fill="EEF4F7"/>
+            <w:tcMar>
+              <w:top w:w="100" w:type="dxa"/>
+              <w:start w:w="100" w:type="dxa"/>
+              <w:bottom w:w="100" w:type="dxa"/>
+              <w:end w:w="100" w:type="dxa"/>
+            </w:tcMar>
+            <w:vAlign w:val="center"/>
+            <w:tcBorders>
+              <w:top w:val="single" w:sz="4" w:color="D7E3E9"/>
+              <w:left w:val="single" w:sz="4" w:color="D7E3E9"/>
+              <w:bottom w:val="single" w:sz="4" w:color="D7E3E9"/>
+              <w:right w:val="single" w:sz="4" w:color="D7E3E9"/>
+            </w:tcBorders>
+          </w:tcPr>
+          <w:p>
+            <w:r>
+              <w:rPr>
+                <w:rFonts w:ascii="Lato" w:hAnsi="Lato" w:eastAsia="Lato"/>
+                <w:b w:val="0"/>
+                <w:color w:val="253746"/>
+                <w:sz w:val="17"/>
+              </w:rPr>
+              <w:t>2</w:t>
+            </w:r>
+          </w:p>
+        </w:tc>
+        <w:tc>
+          <w:tcPr>
+            <w:tcW w:type="dxa" w:w="5726"/>
+            <w:shd w:fill="EEF4F7"/>
+            <w:tcMar>
+              <w:top w:w="100" w:type="dxa"/>
+              <w:start w:w="100" w:type="dxa"/>
+              <w:bottom w:w="100" w:type="dxa"/>
+              <w:end w:w="100" w:type="dxa"/>
+            </w:tcMar>
+            <w:vAlign w:val="center"/>
+            <w:tcBorders>
+              <w:top w:val="single" w:sz="4" w:color="D7E3E9"/>
+              <w:left w:val="single" w:sz="4" w:color="D7E3E9"/>
+              <w:bottom w:val="single" w:sz="4" w:color="D7E3E9"/>
+              <w:right w:val="single" w:sz="4" w:color="D7E3E9"/>
+            </w:tcBorders>
+          </w:tcPr>
+          <w:p>
+            <w:pPr>
+              <w:jc w:val="center"/>
+            </w:pPr>
+            <w:r>
+              <w:rPr>
+                <w:rFonts w:ascii="Lato" w:hAnsi="Lato" w:eastAsia="Lato"/>
+                <w:b w:val="0"/>
+                <w:color w:val="253746"/>
+                <w:sz w:val="17"/>
+              </w:rPr>
+              <w:t>Прототипный объект</w:t>
+            </w:r>
+          </w:p>
+        </w:tc>
+        <w:tc>
+          <w:tcPr>
+            <w:tcW w:type="dxa" w:w="2835"/>
+            <w:shd w:fill="EEF4F7"/>
+            <w:tcMar>
+              <w:top w:w="100" w:type="dxa"/>
+              <w:start w:w="100" w:type="dxa"/>
+              <w:bottom w:w="100" w:type="dxa"/>
+              <w:end w:w="100" w:type="dxa"/>
+            </w:tcMar>
+            <w:vAlign w:val="center"/>
+            <w:tcBorders>
+              <w:top w:val="single" w:sz="4" w:color="D7E3E9"/>
+              <w:left w:val="single" w:sz="4" w:color="D7E3E9"/>
+              <w:bottom w:val="single" w:sz="4" w:color="D7E3E9"/>
+              <w:right w:val="single" w:sz="4" w:color="D7E3E9"/>
+            </w:tcBorders>
+          </w:tcPr>
+          <w:p>
+            <w:pPr>
+              <w:jc w:val="center"/>
+            </w:pPr>
+            <w:r>
+              <w:rPr>
+                <w:rFonts w:ascii="Lato" w:hAnsi="Lato" w:eastAsia="Lato"/>
+                <w:b w:val="0"/>
+                <w:color w:val="253746"/>
+                <w:sz w:val="17"/>
+              </w:rPr>
+              <w:t>600</w:t>
+            </w:r>
+          </w:p>
+        </w:tc>
+      </w:tr>
+      <w:tr>
+        <w:tc>
+          <w:tcPr>
+            <w:tcW w:type="dxa" w:w="1191"/>
+            <w:shd w:fill="F8FBFC"/>
+            <w:tcMar>
+              <w:top w:w="100" w:type="dxa"/>
+              <w:start w:w="100" w:type="dxa"/>
+              <w:bottom w:w="100" w:type="dxa"/>
+              <w:end w:w="100" w:type="dxa"/>
+            </w:tcMar>
+            <w:vAlign w:val="center"/>
+            <w:tcBorders>
+              <w:top w:val="single" w:sz="4" w:color="D7E3E9"/>
+              <w:left w:val="single" w:sz="4" w:color="D7E3E9"/>
+              <w:bottom w:val="single" w:sz="4" w:color="D7E3E9"/>
+              <w:right w:val="single" w:sz="4" w:color="D7E3E9"/>
+            </w:tcBorders>
+          </w:tcPr>
+          <w:p>
+            <w:r>
+              <w:rPr>
+                <w:rFonts w:ascii="Lato" w:hAnsi="Lato" w:eastAsia="Lato"/>
+                <w:b w:val="0"/>
+                <w:color w:val="253746"/>
+                <w:sz w:val="17"/>
+              </w:rPr>
+              <w:t>3</w:t>
+            </w:r>
+          </w:p>
+        </w:tc>
+        <w:tc>
+          <w:tcPr>
+            <w:tcW w:type="dxa" w:w="5726"/>
+            <w:shd w:fill="F8FBFC"/>
+            <w:tcMar>
+              <w:top w:w="100" w:type="dxa"/>
+              <w:start w:w="100" w:type="dxa"/>
+              <w:bottom w:w="100" w:type="dxa"/>
+              <w:end w:w="100" w:type="dxa"/>
+            </w:tcMar>
+            <w:vAlign w:val="center"/>
+            <w:tcBorders>
+              <w:top w:val="single" w:sz="4" w:color="D7E3E9"/>
+              <w:left w:val="single" w:sz="4" w:color="D7E3E9"/>
+              <w:bottom w:val="single" w:sz="4" w:color="D7E3E9"/>
+              <w:right w:val="single" w:sz="4" w:color="D7E3E9"/>
+            </w:tcBorders>
+          </w:tcPr>
+          <w:p>
+            <w:pPr>
+              <w:jc w:val="center"/>
+            </w:pPr>
+            <w:r>
+              <w:rPr>
+                <w:rFonts w:ascii="Lato" w:hAnsi="Lato" w:eastAsia="Lato"/>
+                <w:b w:val="0"/>
+                <w:color w:val="253746"/>
+                <w:sz w:val="17"/>
+              </w:rPr>
+              <w:t>Ремонтный комплекс</w:t>
+            </w:r>
+          </w:p>
+        </w:tc>
+        <w:tc>
+          <w:tcPr>
+            <w:tcW w:type="dxa" w:w="2835"/>
+            <w:shd w:fill="F8FBFC"/>
+            <w:tcMar>
+              <w:top w:w="100" w:type="dxa"/>
+              <w:start w:w="100" w:type="dxa"/>
+              <w:bottom w:w="100" w:type="dxa"/>
+              <w:end w:w="100" w:type="dxa"/>
+            </w:tcMar>
+            <w:vAlign w:val="center"/>
+            <w:tcBorders>
+              <w:top w:val="single" w:sz="4" w:color="D7E3E9"/>
+              <w:left w:val="single" w:sz="4" w:color="D7E3E9"/>
+              <w:bottom w:val="single" w:sz="4" w:color="D7E3E9"/>
+              <w:right w:val="single" w:sz="4" w:color="D7E3E9"/>
+            </w:tcBorders>
+          </w:tcPr>
+          <w:p>
+            <w:pPr>
+              <w:jc w:val="center"/>
+            </w:pPr>
+            <w:r>
+              <w:rPr>
+                <w:rFonts w:ascii="Lato" w:hAnsi="Lato" w:eastAsia="Lato"/>
+                <w:b w:val="0"/>
+                <w:color w:val="253746"/>
+                <w:sz w:val="17"/>
+              </w:rPr>
+              <w:t>300</w:t>
+            </w:r>
+          </w:p>
+        </w:tc>
+      </w:tr>
+      <w:tr>
+        <w:tc>
+          <w:tcPr>
+            <w:tcW w:type="dxa" w:w="1191"/>
+            <w:shd w:fill="EEF4F7"/>
+            <w:tcMar>
+              <w:top w:w="100" w:type="dxa"/>
+              <w:start w:w="100" w:type="dxa"/>
+              <w:bottom w:w="100" w:type="dxa"/>
+              <w:end w:w="100" w:type="dxa"/>
+            </w:tcMar>
+            <w:vAlign w:val="center"/>
+            <w:tcBorders>
+              <w:top w:val="single" w:sz="4" w:color="D7E3E9"/>
+              <w:left w:val="single" w:sz="4" w:color="D7E3E9"/>
+              <w:bottom w:val="single" w:sz="4" w:color="D7E3E9"/>
+              <w:right w:val="single" w:sz="4" w:color="D7E3E9"/>
+            </w:tcBorders>
+          </w:tcPr>
+          <w:p>
+            <w:r>
+              <w:rPr>
+                <w:rFonts w:ascii="Lato" w:hAnsi="Lato" w:eastAsia="Lato"/>
+                <w:b w:val="0"/>
+                <w:color w:val="253746"/>
+                <w:sz w:val="17"/>
+              </w:rPr>
+              <w:t>4</w:t>
+            </w:r>
+          </w:p>
+        </w:tc>
+        <w:tc>
+          <w:tcPr>
+            <w:tcW w:type="dxa" w:w="5726"/>
+            <w:shd w:fill="EEF4F7"/>
+            <w:tcMar>
+              <w:top w:w="100" w:type="dxa"/>
+              <w:start w:w="100" w:type="dxa"/>
+              <w:bottom w:w="100" w:type="dxa"/>
+              <w:end w:w="100" w:type="dxa"/>
+            </w:tcMar>
+            <w:vAlign w:val="center"/>
+            <w:tcBorders>
+              <w:top w:val="single" w:sz="4" w:color="D7E3E9"/>
+              <w:left w:val="single" w:sz="4" w:color="D7E3E9"/>
+              <w:bottom w:val="single" w:sz="4" w:color="D7E3E9"/>
+              <w:right w:val="single" w:sz="4" w:color="D7E3E9"/>
+            </w:tcBorders>
+          </w:tcPr>
+          <w:p>
+            <w:pPr>
+              <w:jc w:val="center"/>
+            </w:pPr>
+            <w:r>
+              <w:rPr>
+                <w:rFonts w:ascii="Lato" w:hAnsi="Lato" w:eastAsia="Lato"/>
+                <w:b w:val="0"/>
+                <w:color w:val="253746"/>
+                <w:sz w:val="17"/>
+              </w:rPr>
+              <w:t>Служебные объекты</w:t>
+            </w:r>
+          </w:p>
+        </w:tc>
+        <w:tc>
+          <w:tcPr>
+            <w:tcW w:type="dxa" w:w="2835"/>
+            <w:shd w:fill="EEF4F7"/>
+            <w:tcMar>
+              <w:top w:w="100" w:type="dxa"/>
+              <w:start w:w="100" w:type="dxa"/>
+              <w:bottom w:w="100" w:type="dxa"/>
+              <w:end w:w="100" w:type="dxa"/>
+            </w:tcMar>
+            <w:vAlign w:val="center"/>
+            <w:tcBorders>
+              <w:top w:val="single" w:sz="4" w:color="D7E3E9"/>
+              <w:left w:val="single" w:sz="4" w:color="D7E3E9"/>
+              <w:bottom w:val="single" w:sz="4" w:color="D7E3E9"/>
+              <w:right w:val="single" w:sz="4" w:color="D7E3E9"/>
+            </w:tcBorders>
+          </w:tcPr>
+          <w:p>
+            <w:pPr>
+              <w:jc w:val="center"/>
+            </w:pPr>
+            <w:r>
+              <w:rPr>
+                <w:rFonts w:ascii="Lato" w:hAnsi="Lato" w:eastAsia="Lato"/>
+                <w:b w:val="0"/>
+                <w:color w:val="253746"/>
+                <w:sz w:val="17"/>
+              </w:rPr>
+              <w:t>120</w:t>
+            </w:r>
+          </w:p>
+        </w:tc>
+      </w:tr>
+    </w:tbl>
+    <w:p>
+      <w:pPr>
+        <w:spacing w:after="0"/>
+      </w:pPr>
+    </w:p>
+    <w:tbl>
+      <w:tblPr>
+        <w:tblW w:type="auto" w:w="0"/>
+        <w:jc w:val="center"/>
+        <w:tblLayout w:type="fixed"/>
+        <w:tblLook w:firstColumn="1" w:firstRow="1" w:lastColumn="0" w:lastRow="0" w:noHBand="0" w:noVBand="1" w:val="04A0"/>
+      </w:tblPr>
+      <w:tblGrid>
+        <w:gridCol w:w="170"/>
+        <w:gridCol w:w="9921"/>
+      </w:tblGrid>
+      <w:tr>
+        <w:tc>
+          <w:tcPr>
+            <w:tcW w:type="dxa" w:w="5103"/>
+            <w:shd w:fill="0A7A51"/>
+            <w:tcMar>
+              <w:top w:w="0" w:type="dxa"/>
               <w:start w:w="0" w:type="dxa"/>
-              <w:bottom w:w="80" w:type="dxa"/>
+              <w:bottom w:w="0" w:type="dxa"/>
               <w:end w:w="0" w:type="dxa"/>
             </w:tcMar>
           </w:tcPr>
@@ -728,42 +2492,38 @@
         </w:tc>
         <w:tc>
           <w:tcPr>
-            <w:tcW w:type="dxa" w:w="5156"/>
-            <w:shd w:fill="EAF7F0"/>
+            <w:tcW w:type="dxa" w:w="5103"/>
+            <w:shd w:fill="EAF8F3"/>
             <w:tcMar>
-              <w:top w:w="165" w:type="dxa"/>
-              <w:start w:w="330" w:type="dxa"/>
-              <w:bottom w:w="165" w:type="dxa"/>
-              <w:end w:w="270" w:type="dxa"/>
+              <w:top w:w="170" w:type="dxa"/>
+              <w:start w:w="220" w:type="dxa"/>
+              <w:bottom w:w="170" w:type="dxa"/>
+              <w:end w:w="220" w:type="dxa"/>
             </w:tcMar>
           </w:tcPr>
           <w:p>
-            <w:pPr>
-              <w:spacing w:after="40"/>
-            </w:pPr>
             <w:r>
               <w:rPr>
-                <w:rFonts w:ascii="Lato" w:hAnsi="Lato" w:eastAsia="Lato" w:cs="Lato"/>
+                <w:rFonts w:ascii="Inter Display" w:hAnsi="Inter Display" w:eastAsia="Inter Display"/>
                 <w:b/>
-                <w:i w:val="0"/>
-                <w:color w:val="16734A"/>
-                <w:sz w:val="20"/>
+                <w:color w:val="0A7A51"/>
+                <w:sz w:val="19"/>
               </w:rPr>
-              <w:t>Экономный режим</w:t>
+              <w:t>Лучший пассивный набор на 6 маршей</w:t>
             </w:r>
           </w:p>
           <w:p>
             <w:pPr>
-              <w:spacing w:after="0"/>
+              <w:spacing w:before="60" w:after="0"/>
             </w:pPr>
             <w:r>
               <w:rPr>
-                <w:rFonts w:ascii="Lato" w:hAnsi="Lato" w:eastAsia="Lato" w:cs="Lato"/>
+                <w:rFonts w:ascii="Lato" w:hAnsi="Lato" w:eastAsia="Lato"/>
                 <w:b w:val="0"/>
-                <w:i w:val="0"/>
-                <w:sz w:val="19"/>
+                <w:color w:val="253746"/>
+                <w:sz w:val="18"/>
               </w:rPr>
-              <w:t>Если задача — сохранить ресурсы к СвС/Замку, не сжигайте универсальные ускорения лечения ради Литейной. При необходимости можно выйти с поля боя и вернуться после примерно 12 минут — войска восстановятся полностью, но вы потеряете время матча.</w:t>
+              <w:t>Пока центральная Литейная недоступна или не удерживается: 2 Прототипа + 4 Ремонтных комплекса = 2 400 личных очков/мин. Когда Литейная доступна и её можно стабильно держать: Литейная + 2 Прототипа + 3 Ремонтника = 3 000 личных очков/мин.</w:t>
             </w:r>
           </w:p>
         </w:tc>
@@ -775,258 +2535,2089 @@
       </w:pPr>
     </w:p>
     <w:p>
+      <w:pPr>
+        <w:spacing w:after="60"/>
+        <w:ind w:left="227" w:hanging="170"/>
+      </w:pPr>
       <w:r>
         <w:rPr>
-          <w:rFonts w:ascii="Lato" w:hAnsi="Lato" w:eastAsia="Lato" w:cs="Lato"/>
+          <w:rFonts w:ascii="Lato" w:hAnsi="Lato" w:eastAsia="Lato"/>
+          <w:b/>
+          <w:color w:val="1676A6"/>
+        </w:rPr>
+        <w:t xml:space="preserve">• </w:t>
+      </w:r>
+      <w:r>
+        <w:rPr>
+          <w:rFonts w:ascii="Lato" w:hAnsi="Lato" w:eastAsia="Lato"/>
           <w:b w:val="0"/>
-          <w:i w:val="0"/>
+          <w:color w:val="253746"/>
         </w:rPr>
-        <w:t>Если альянс играет принципиальный матч на победу, R4/R5 может отдельно решить, что лечение в моменте ценнее будущей экономии. Это уже командная экономика, а не правило механики.</w:t>
+        <w:t>Это идеальная схема при непрерывном контроле объектов. Реальный результат ниже из-за переходов, выбивания гарнизонов и смены владельца.</w:t>
       </w:r>
     </w:p>
     <w:p>
       <w:pPr>
-        <w:pStyle w:val="MiniPost"/>
+        <w:spacing w:after="60"/>
+        <w:ind w:left="227" w:hanging="170"/>
+      </w:pPr>
+      <w:r>
+        <w:rPr>
+          <w:rFonts w:ascii="Lato" w:hAnsi="Lato" w:eastAsia="Lato"/>
+          <w:b/>
+          <w:color w:val="1676A6"/>
+        </w:rPr>
+        <w:t xml:space="preserve">• </w:t>
+      </w:r>
+      <w:r>
+        <w:rPr>
+          <w:rFonts w:ascii="Lato" w:hAnsi="Lato" w:eastAsia="Lato"/>
+          <w:b w:val="0"/>
+          <w:color w:val="253746"/>
+        </w:rPr>
+        <w:t>Если центр постоянно отбивают, безопасное удержание Прототипов и Ремонтников может быть выгоднее по фактическому аптайму.</w:t>
+      </w:r>
+    </w:p>
+    <w:p>
+      <w:pPr>
+        <w:spacing w:after="60"/>
+        <w:ind w:left="227" w:hanging="170"/>
+      </w:pPr>
+      <w:r>
+        <w:rPr>
+          <w:rFonts w:ascii="Lato" w:hAnsi="Lato" w:eastAsia="Lato"/>
+          <w:b/>
+          <w:color w:val="1676A6"/>
+        </w:rPr>
+        <w:t xml:space="preserve">• </w:t>
+      </w:r>
+      <w:r>
+        <w:rPr>
+          <w:rFonts w:ascii="Lato" w:hAnsi="Lato" w:eastAsia="Lato"/>
+          <w:b w:val="0"/>
+          <w:color w:val="253746"/>
+        </w:rPr>
+        <w:t>Слабый игрок может приносить много пользы, если занимает свободные места в гарнизонах очковых объектов, а сильные марши команды ведут активный бой.</w:t>
+      </w:r>
+    </w:p>
+    <w:p>
+      <w:r>
+        <w:br w:type="page"/>
+      </w:r>
+    </w:p>
+    <w:p>
+      <w:pPr>
+        <w:spacing w:before="160" w:after="20"/>
         <w:pBdr>
-          <w:top w:val="single" w:sz="10" w:space="6" w:color="B42318"/>
+          <w:top w:val="single" w:sz="14" w:space="1" w:color="1676A6"/>
+        </w:pBdr>
+      </w:pPr>
+    </w:p>
+    <w:p>
+      <w:pPr>
+        <w:pStyle w:val="Heading1"/>
+        <w:keepNext/>
+      </w:pPr>
+      <w:r>
+        <w:rPr>
+          <w:rFonts w:ascii="Inter Display" w:hAnsi="Inter Display" w:eastAsia="Inter Display"/>
+          <w:b/>
+          <w:color w:val="344054"/>
+          <w:sz w:val="28"/>
+        </w:rPr>
+        <w:t>4. Карточки главных очковых объектов</w:t>
+      </w:r>
+    </w:p>
+    <w:p>
+      <w:r>
+        <w:rPr>
+          <w:rFonts w:ascii="Lato" w:hAnsi="Lato" w:eastAsia="Lato"/>
+          <w:b w:val="0"/>
+          <w:color w:val="253746"/>
+          <w:sz w:val="18"/>
+        </w:rPr>
+        <w:t>Для личного AFK-фарма центральные и ремонтные объекты выгоднее служебных.</w:t>
+      </w:r>
+    </w:p>
+    <w:tbl>
+      <w:tblPr>
+        <w:tblW w:type="auto" w:w="0"/>
+        <w:jc w:val="center"/>
+        <w:tblLayout w:type="fixed"/>
+        <w:tblLook w:firstColumn="1" w:firstRow="1" w:lastColumn="0" w:lastRow="0" w:noHBand="0" w:noVBand="1" w:val="04A0"/>
+      </w:tblPr>
+      <w:tblGrid>
+        <w:gridCol w:w="4847"/>
+        <w:gridCol w:w="4847"/>
+      </w:tblGrid>
+      <w:tr>
+        <w:tc>
+          <w:tcPr>
+            <w:tcW w:type="dxa" w:w="5103"/>
+            <w:tcMar>
+              <w:top w:w="80" w:type="dxa"/>
+              <w:start w:w="80" w:type="dxa"/>
+              <w:bottom w:w="80" w:type="dxa"/>
+              <w:end w:w="80" w:type="dxa"/>
+            </w:tcMar>
+          </w:tcPr>
+          <w:p>
+            <w:pPr>
+              <w:jc w:val="center"/>
+            </w:pPr>
+            <w:r>
+              <w:drawing>
+                <wp:inline xmlns:a="http://schemas.openxmlformats.org/drawingml/2006/main" xmlns:pic="http://schemas.openxmlformats.org/drawingml/2006/picture">
+                  <wp:extent cx="2880000" cy="2922562"/>
+                  <wp:docPr id="2" name="Picture 2"/>
+                  <wp:cNvGraphicFramePr>
+                    <a:graphicFrameLocks noChangeAspect="1"/>
+                  </wp:cNvGraphicFramePr>
+                  <a:graphic>
+                    <a:graphicData uri="http://schemas.openxmlformats.org/drawingml/2006/picture">
+                      <pic:pic>
+                        <pic:nvPicPr>
+                          <pic:cNvPr id="0" name="foundry.jpg"/>
+                          <pic:cNvPicPr/>
+                        </pic:nvPicPr>
+                        <pic:blipFill>
+                          <a:blip r:embed="rId12"/>
+                          <a:stretch>
+                            <a:fillRect/>
+                          </a:stretch>
+                        </pic:blipFill>
+                        <pic:spPr>
+                          <a:xfrm>
+                            <a:off x="0" y="0"/>
+                            <a:ext cx="2880000" cy="2922562"/>
+                          </a:xfrm>
+                          <a:prstGeom prst="rect"/>
+                        </pic:spPr>
+                      </pic:pic>
+                    </a:graphicData>
+                  </a:graphic>
+                </wp:inline>
+              </w:drawing>
+            </w:r>
+          </w:p>
+          <w:p>
+            <w:pPr>
+              <w:jc w:val="center"/>
+            </w:pPr>
+            <w:r>
+              <w:rPr>
+                <w:rFonts w:ascii="Inter Display" w:hAnsi="Inter Display" w:eastAsia="Inter Display"/>
+                <w:b/>
+                <w:color w:val="344054"/>
+                <w:sz w:val="15"/>
+              </w:rPr>
+              <w:t>Королевская литейная — 900 личных/мин</w:t>
+            </w:r>
+          </w:p>
+        </w:tc>
+        <w:tc>
+          <w:tcPr>
+            <w:tcW w:type="dxa" w:w="5103"/>
+            <w:tcMar>
+              <w:top w:w="80" w:type="dxa"/>
+              <w:start w:w="80" w:type="dxa"/>
+              <w:bottom w:w="80" w:type="dxa"/>
+              <w:end w:w="80" w:type="dxa"/>
+            </w:tcMar>
+          </w:tcPr>
+          <w:p>
+            <w:pPr>
+              <w:jc w:val="center"/>
+            </w:pPr>
+            <w:r>
+              <w:drawing>
+                <wp:inline xmlns:a="http://schemas.openxmlformats.org/drawingml/2006/main" xmlns:pic="http://schemas.openxmlformats.org/drawingml/2006/picture">
+                  <wp:extent cx="2880000" cy="3404926"/>
+                  <wp:docPr id="3" name="Picture 3"/>
+                  <wp:cNvGraphicFramePr>
+                    <a:graphicFrameLocks noChangeAspect="1"/>
+                  </wp:cNvGraphicFramePr>
+                  <a:graphic>
+                    <a:graphicData uri="http://schemas.openxmlformats.org/drawingml/2006/picture">
+                      <pic:pic>
+                        <pic:nvPicPr>
+                          <pic:cNvPr id="0" name="prototype.jpg"/>
+                          <pic:cNvPicPr/>
+                        </pic:nvPicPr>
+                        <pic:blipFill>
+                          <a:blip r:embed="rId13"/>
+                          <a:stretch>
+                            <a:fillRect/>
+                          </a:stretch>
+                        </pic:blipFill>
+                        <pic:spPr>
+                          <a:xfrm>
+                            <a:off x="0" y="0"/>
+                            <a:ext cx="2880000" cy="3404926"/>
+                          </a:xfrm>
+                          <a:prstGeom prst="rect"/>
+                        </pic:spPr>
+                      </pic:pic>
+                    </a:graphicData>
+                  </a:graphic>
+                </wp:inline>
+              </w:drawing>
+            </w:r>
+          </w:p>
+          <w:p>
+            <w:pPr>
+              <w:jc w:val="center"/>
+            </w:pPr>
+            <w:r>
+              <w:rPr>
+                <w:rFonts w:ascii="Inter Display" w:hAnsi="Inter Display" w:eastAsia="Inter Display"/>
+                <w:b/>
+                <w:color w:val="344054"/>
+                <w:sz w:val="15"/>
+              </w:rPr>
+              <w:t>Прототип — 600 личных/мин</w:t>
+            </w:r>
+          </w:p>
+        </w:tc>
+      </w:tr>
+      <w:tr>
+        <w:tc>
+          <w:tcPr>
+            <w:tcW w:type="dxa" w:w="5103"/>
+            <w:tcMar>
+              <w:top w:w="80" w:type="dxa"/>
+              <w:start w:w="80" w:type="dxa"/>
+              <w:bottom w:w="80" w:type="dxa"/>
+              <w:end w:w="80" w:type="dxa"/>
+            </w:tcMar>
+          </w:tcPr>
+          <w:p>
+            <w:pPr>
+              <w:jc w:val="center"/>
+            </w:pPr>
+            <w:r>
+              <w:drawing>
+                <wp:inline xmlns:a="http://schemas.openxmlformats.org/drawingml/2006/main" xmlns:pic="http://schemas.openxmlformats.org/drawingml/2006/picture">
+                  <wp:extent cx="2880000" cy="2922562"/>
+                  <wp:docPr id="4" name="Picture 4"/>
+                  <wp:cNvGraphicFramePr>
+                    <a:graphicFrameLocks noChangeAspect="1"/>
+                  </wp:cNvGraphicFramePr>
+                  <a:graphic>
+                    <a:graphicData uri="http://schemas.openxmlformats.org/drawingml/2006/picture">
+                      <pic:pic>
+                        <pic:nvPicPr>
+                          <pic:cNvPr id="0" name="repair.jpg"/>
+                          <pic:cNvPicPr/>
+                        </pic:nvPicPr>
+                        <pic:blipFill>
+                          <a:blip r:embed="rId14"/>
+                          <a:stretch>
+                            <a:fillRect/>
+                          </a:stretch>
+                        </pic:blipFill>
+                        <pic:spPr>
+                          <a:xfrm>
+                            <a:off x="0" y="0"/>
+                            <a:ext cx="2880000" cy="2922562"/>
+                          </a:xfrm>
+                          <a:prstGeom prst="rect"/>
+                        </pic:spPr>
+                      </pic:pic>
+                    </a:graphicData>
+                  </a:graphic>
+                </wp:inline>
+              </w:drawing>
+            </w:r>
+          </w:p>
+          <w:p>
+            <w:pPr>
+              <w:jc w:val="center"/>
+            </w:pPr>
+            <w:r>
+              <w:rPr>
+                <w:rFonts w:ascii="Inter Display" w:hAnsi="Inter Display" w:eastAsia="Inter Display"/>
+                <w:b/>
+                <w:color w:val="344054"/>
+                <w:sz w:val="15"/>
+              </w:rPr>
+              <w:t>Ремонтный комплекс — 300 личных/мин</w:t>
+            </w:r>
+          </w:p>
+        </w:tc>
+        <w:tc>
+          <w:tcPr>
+            <w:tcW w:type="dxa" w:w="5103"/>
+            <w:tcMar>
+              <w:top w:w="80" w:type="dxa"/>
+              <w:start w:w="80" w:type="dxa"/>
+              <w:bottom w:w="80" w:type="dxa"/>
+              <w:end w:w="80" w:type="dxa"/>
+            </w:tcMar>
+          </w:tcPr>
+          <w:p/>
+        </w:tc>
+      </w:tr>
+    </w:tbl>
+    <w:p>
+      <w:pPr>
+        <w:spacing w:after="0"/>
+      </w:pPr>
+    </w:p>
+    <w:p>
+      <w:pPr>
+        <w:spacing w:before="160" w:after="20"/>
+        <w:pBdr>
+          <w:top w:val="single" w:sz="14" w:space="1" w:color="1676A6"/>
         </w:pBdr>
       </w:pPr>
       <w:r>
+        <w:br w:type="page"/>
+      </w:r>
+    </w:p>
+    <w:p>
+      <w:pPr>
+        <w:pStyle w:val="Heading1"/>
+        <w:keepNext/>
+      </w:pPr>
+      <w:r>
         <w:rPr>
-          <w:rFonts w:ascii="Lato" w:hAnsi="Lato" w:eastAsia="Lato" w:cs="Lato"/>
+          <w:rFonts w:ascii="Inter Display" w:hAnsi="Inter Display" w:eastAsia="Inter Display"/>
           <w:b/>
-          <w:i w:val="0"/>
-          <w:color w:val="B42318"/>
-          <w:sz w:val="24"/>
+          <w:color w:val="344054"/>
+          <w:sz w:val="28"/>
+        </w:rPr>
+        <w:t>5. Почему «боевые» объекты дают мало пассивных очков</w:t>
+      </w:r>
+    </w:p>
+    <w:p>
+      <w:r>
+        <w:rPr>
+          <w:rFonts w:ascii="Lato" w:hAnsi="Lato" w:eastAsia="Lato"/>
+          <w:b w:val="0"/>
+          <w:color w:val="253746"/>
+          <w:sz w:val="18"/>
+        </w:rPr>
+        <w:t>У Склада вооружения, Котельной, Транзита и Лагеря наёмников всего 120 личных очков/мин. Их ценность — не в фарме, а в бонусе для всей команды.</w:t>
+      </w:r>
+    </w:p>
+    <w:tbl>
+      <w:tblPr>
+        <w:tblW w:type="auto" w:w="0"/>
+        <w:jc w:val="center"/>
+        <w:tblLayout w:type="fixed"/>
+        <w:tblLook w:firstColumn="1" w:firstRow="1" w:lastColumn="0" w:lastRow="0" w:noHBand="0" w:noVBand="1" w:val="04A0"/>
+      </w:tblPr>
+      <w:tblGrid>
+        <w:gridCol w:w="2835"/>
+        <w:gridCol w:w="1417"/>
+        <w:gridCol w:w="5669"/>
+      </w:tblGrid>
+      <w:tr>
+        <w:tc>
+          <w:tcPr>
+            <w:tcW w:type="dxa" w:w="3402"/>
+            <w:shd w:fill="344054"/>
+            <w:tcMar>
+              <w:top w:w="110" w:type="dxa"/>
+              <w:start w:w="110" w:type="dxa"/>
+              <w:bottom w:w="110" w:type="dxa"/>
+              <w:end w:w="110" w:type="dxa"/>
+            </w:tcMar>
+            <w:vAlign w:val="center"/>
+            <w:tcBorders>
+              <w:top w:val="single" w:sz="4" w:color="D7E3E9"/>
+              <w:left w:val="single" w:sz="4" w:color="D7E3E9"/>
+              <w:bottom w:val="single" w:sz="4" w:color="D7E3E9"/>
+              <w:right w:val="single" w:sz="4" w:color="D7E3E9"/>
+            </w:tcBorders>
+          </w:tcPr>
+          <w:p>
+            <w:pPr>
+              <w:jc w:val="center"/>
+            </w:pPr>
+            <w:r>
+              <w:rPr>
+                <w:rFonts w:ascii="Inter Display" w:hAnsi="Inter Display" w:eastAsia="Inter Display"/>
+                <w:b/>
+                <w:color w:val="FFFFFF"/>
+                <w:sz w:val="16"/>
+              </w:rPr>
+              <w:t>Объект</w:t>
+            </w:r>
+          </w:p>
+        </w:tc>
+        <w:tc>
+          <w:tcPr>
+            <w:tcW w:type="dxa" w:w="3402"/>
+            <w:shd w:fill="344054"/>
+            <w:tcMar>
+              <w:top w:w="110" w:type="dxa"/>
+              <w:start w:w="110" w:type="dxa"/>
+              <w:bottom w:w="110" w:type="dxa"/>
+              <w:end w:w="110" w:type="dxa"/>
+            </w:tcMar>
+            <w:vAlign w:val="center"/>
+            <w:tcBorders>
+              <w:top w:val="single" w:sz="4" w:color="D7E3E9"/>
+              <w:left w:val="single" w:sz="4" w:color="D7E3E9"/>
+              <w:bottom w:val="single" w:sz="4" w:color="D7E3E9"/>
+              <w:right w:val="single" w:sz="4" w:color="D7E3E9"/>
+            </w:tcBorders>
+          </w:tcPr>
+          <w:p>
+            <w:pPr>
+              <w:jc w:val="center"/>
+            </w:pPr>
+            <w:r>
+              <w:rPr>
+                <w:rFonts w:ascii="Inter Display" w:hAnsi="Inter Display" w:eastAsia="Inter Display"/>
+                <w:b/>
+                <w:color w:val="FFFFFF"/>
+                <w:sz w:val="16"/>
+              </w:rPr>
+              <w:t>Личные/мин</w:t>
+            </w:r>
+          </w:p>
+        </w:tc>
+        <w:tc>
+          <w:tcPr>
+            <w:tcW w:type="dxa" w:w="3402"/>
+            <w:shd w:fill="344054"/>
+            <w:tcMar>
+              <w:top w:w="110" w:type="dxa"/>
+              <w:start w:w="110" w:type="dxa"/>
+              <w:bottom w:w="110" w:type="dxa"/>
+              <w:end w:w="110" w:type="dxa"/>
+            </w:tcMar>
+            <w:vAlign w:val="center"/>
+            <w:tcBorders>
+              <w:top w:val="single" w:sz="4" w:color="D7E3E9"/>
+              <w:left w:val="single" w:sz="4" w:color="D7E3E9"/>
+              <w:bottom w:val="single" w:sz="4" w:color="D7E3E9"/>
+              <w:right w:val="single" w:sz="4" w:color="D7E3E9"/>
+            </w:tcBorders>
+          </w:tcPr>
+          <w:p>
+            <w:pPr>
+              <w:jc w:val="center"/>
+            </w:pPr>
+            <w:r>
+              <w:rPr>
+                <w:rFonts w:ascii="Inter Display" w:hAnsi="Inter Display" w:eastAsia="Inter Display"/>
+                <w:b/>
+                <w:color w:val="FFFFFF"/>
+                <w:sz w:val="16"/>
+              </w:rPr>
+              <w:t>Почему всё равно важен</w:t>
+            </w:r>
+          </w:p>
+        </w:tc>
+      </w:tr>
+      <w:tr>
+        <w:tc>
+          <w:tcPr>
+            <w:tcW w:type="dxa" w:w="2835"/>
+            <w:shd w:fill="F8FBFC"/>
+            <w:tcMar>
+              <w:top w:w="100" w:type="dxa"/>
+              <w:start w:w="100" w:type="dxa"/>
+              <w:bottom w:w="100" w:type="dxa"/>
+              <w:end w:w="100" w:type="dxa"/>
+            </w:tcMar>
+            <w:vAlign w:val="center"/>
+            <w:tcBorders>
+              <w:top w:val="single" w:sz="4" w:color="D7E3E9"/>
+              <w:left w:val="single" w:sz="4" w:color="D7E3E9"/>
+              <w:bottom w:val="single" w:sz="4" w:color="D7E3E9"/>
+              <w:right w:val="single" w:sz="4" w:color="D7E3E9"/>
+            </w:tcBorders>
+          </w:tcPr>
+          <w:p>
+            <w:r>
+              <w:rPr>
+                <w:rFonts w:ascii="Lato" w:hAnsi="Lato" w:eastAsia="Lato"/>
+                <w:b w:val="0"/>
+                <w:color w:val="253746"/>
+                <w:sz w:val="16"/>
+              </w:rPr>
+              <w:t>Склад вооружения</w:t>
+            </w:r>
+          </w:p>
+        </w:tc>
+        <w:tc>
+          <w:tcPr>
+            <w:tcW w:type="dxa" w:w="1417"/>
+            <w:shd w:fill="F8FBFC"/>
+            <w:tcMar>
+              <w:top w:w="100" w:type="dxa"/>
+              <w:start w:w="100" w:type="dxa"/>
+              <w:bottom w:w="100" w:type="dxa"/>
+              <w:end w:w="100" w:type="dxa"/>
+            </w:tcMar>
+            <w:vAlign w:val="center"/>
+            <w:tcBorders>
+              <w:top w:val="single" w:sz="4" w:color="D7E3E9"/>
+              <w:left w:val="single" w:sz="4" w:color="D7E3E9"/>
+              <w:bottom w:val="single" w:sz="4" w:color="D7E3E9"/>
+              <w:right w:val="single" w:sz="4" w:color="D7E3E9"/>
+            </w:tcBorders>
+          </w:tcPr>
+          <w:p>
+            <w:pPr>
+              <w:jc w:val="center"/>
+            </w:pPr>
+            <w:r>
+              <w:rPr>
+                <w:rFonts w:ascii="Lato" w:hAnsi="Lato" w:eastAsia="Lato"/>
+                <w:b w:val="0"/>
+                <w:color w:val="253746"/>
+                <w:sz w:val="16"/>
+              </w:rPr>
+              <w:t>120</w:t>
+            </w:r>
+          </w:p>
+        </w:tc>
+        <w:tc>
+          <w:tcPr>
+            <w:tcW w:type="dxa" w:w="5669"/>
+            <w:shd w:fill="F8FBFC"/>
+            <w:tcMar>
+              <w:top w:w="100" w:type="dxa"/>
+              <w:start w:w="100" w:type="dxa"/>
+              <w:bottom w:w="100" w:type="dxa"/>
+              <w:end w:w="100" w:type="dxa"/>
+            </w:tcMar>
+            <w:vAlign w:val="center"/>
+            <w:tcBorders>
+              <w:top w:val="single" w:sz="4" w:color="D7E3E9"/>
+              <w:left w:val="single" w:sz="4" w:color="D7E3E9"/>
+              <w:bottom w:val="single" w:sz="4" w:color="D7E3E9"/>
+              <w:right w:val="single" w:sz="4" w:color="D7E3E9"/>
+            </w:tcBorders>
+          </w:tcPr>
+          <w:p>
+            <w:pPr>
+              <w:jc w:val="center"/>
+            </w:pPr>
+            <w:r>
+              <w:rPr>
+                <w:rFonts w:ascii="Lato" w:hAnsi="Lato" w:eastAsia="Lato"/>
+                <w:b w:val="0"/>
+                <w:color w:val="253746"/>
+                <w:sz w:val="16"/>
+              </w:rPr>
+              <w:t>Урон войск +15%; получаемый урон −15%.</w:t>
+            </w:r>
+          </w:p>
+        </w:tc>
+      </w:tr>
+      <w:tr>
+        <w:tc>
+          <w:tcPr>
+            <w:tcW w:type="dxa" w:w="2835"/>
+            <w:shd w:fill="EEF4F7"/>
+            <w:tcMar>
+              <w:top w:w="100" w:type="dxa"/>
+              <w:start w:w="100" w:type="dxa"/>
+              <w:bottom w:w="100" w:type="dxa"/>
+              <w:end w:w="100" w:type="dxa"/>
+            </w:tcMar>
+            <w:vAlign w:val="center"/>
+            <w:tcBorders>
+              <w:top w:val="single" w:sz="4" w:color="D7E3E9"/>
+              <w:left w:val="single" w:sz="4" w:color="D7E3E9"/>
+              <w:bottom w:val="single" w:sz="4" w:color="D7E3E9"/>
+              <w:right w:val="single" w:sz="4" w:color="D7E3E9"/>
+            </w:tcBorders>
+          </w:tcPr>
+          <w:p>
+            <w:r>
+              <w:rPr>
+                <w:rFonts w:ascii="Lato" w:hAnsi="Lato" w:eastAsia="Lato"/>
+                <w:b w:val="0"/>
+                <w:color w:val="253746"/>
+                <w:sz w:val="16"/>
+              </w:rPr>
+              <w:t>Котельная</w:t>
+            </w:r>
+          </w:p>
+        </w:tc>
+        <w:tc>
+          <w:tcPr>
+            <w:tcW w:type="dxa" w:w="1417"/>
+            <w:shd w:fill="EEF4F7"/>
+            <w:tcMar>
+              <w:top w:w="100" w:type="dxa"/>
+              <w:start w:w="100" w:type="dxa"/>
+              <w:bottom w:w="100" w:type="dxa"/>
+              <w:end w:w="100" w:type="dxa"/>
+            </w:tcMar>
+            <w:vAlign w:val="center"/>
+            <w:tcBorders>
+              <w:top w:val="single" w:sz="4" w:color="D7E3E9"/>
+              <w:left w:val="single" w:sz="4" w:color="D7E3E9"/>
+              <w:bottom w:val="single" w:sz="4" w:color="D7E3E9"/>
+              <w:right w:val="single" w:sz="4" w:color="D7E3E9"/>
+            </w:tcBorders>
+          </w:tcPr>
+          <w:p>
+            <w:pPr>
+              <w:jc w:val="center"/>
+            </w:pPr>
+            <w:r>
+              <w:rPr>
+                <w:rFonts w:ascii="Lato" w:hAnsi="Lato" w:eastAsia="Lato"/>
+                <w:b w:val="0"/>
+                <w:color w:val="253746"/>
+                <w:sz w:val="16"/>
+              </w:rPr>
+              <w:t>120</w:t>
+            </w:r>
+          </w:p>
+        </w:tc>
+        <w:tc>
+          <w:tcPr>
+            <w:tcW w:type="dxa" w:w="5669"/>
+            <w:shd w:fill="EEF4F7"/>
+            <w:tcMar>
+              <w:top w:w="100" w:type="dxa"/>
+              <w:start w:w="100" w:type="dxa"/>
+              <w:bottom w:w="100" w:type="dxa"/>
+              <w:end w:w="100" w:type="dxa"/>
+            </w:tcMar>
+            <w:vAlign w:val="center"/>
+            <w:tcBorders>
+              <w:top w:val="single" w:sz="4" w:color="D7E3E9"/>
+              <w:left w:val="single" w:sz="4" w:color="D7E3E9"/>
+              <w:bottom w:val="single" w:sz="4" w:color="D7E3E9"/>
+              <w:right w:val="single" w:sz="4" w:color="D7E3E9"/>
+            </w:tcBorders>
+          </w:tcPr>
+          <w:p>
+            <w:pPr>
+              <w:jc w:val="center"/>
+            </w:pPr>
+            <w:r>
+              <w:rPr>
+                <w:rFonts w:ascii="Lato" w:hAnsi="Lato" w:eastAsia="Lato"/>
+                <w:b w:val="0"/>
+                <w:color w:val="253746"/>
+                <w:sz w:val="16"/>
+              </w:rPr>
+              <w:t>Необходимое время контроля объекта −50%.</w:t>
+            </w:r>
+          </w:p>
+        </w:tc>
+      </w:tr>
+      <w:tr>
+        <w:tc>
+          <w:tcPr>
+            <w:tcW w:type="dxa" w:w="2835"/>
+            <w:shd w:fill="F8FBFC"/>
+            <w:tcMar>
+              <w:top w:w="100" w:type="dxa"/>
+              <w:start w:w="100" w:type="dxa"/>
+              <w:bottom w:w="100" w:type="dxa"/>
+              <w:end w:w="100" w:type="dxa"/>
+            </w:tcMar>
+            <w:vAlign w:val="center"/>
+            <w:tcBorders>
+              <w:top w:val="single" w:sz="4" w:color="D7E3E9"/>
+              <w:left w:val="single" w:sz="4" w:color="D7E3E9"/>
+              <w:bottom w:val="single" w:sz="4" w:color="D7E3E9"/>
+              <w:right w:val="single" w:sz="4" w:color="D7E3E9"/>
+            </w:tcBorders>
+          </w:tcPr>
+          <w:p>
+            <w:r>
+              <w:rPr>
+                <w:rFonts w:ascii="Lato" w:hAnsi="Lato" w:eastAsia="Lato"/>
+                <w:b w:val="0"/>
+                <w:color w:val="253746"/>
+                <w:sz w:val="16"/>
+              </w:rPr>
+              <w:t>Транзитная станция</w:t>
+            </w:r>
+          </w:p>
+        </w:tc>
+        <w:tc>
+          <w:tcPr>
+            <w:tcW w:type="dxa" w:w="1417"/>
+            <w:shd w:fill="F8FBFC"/>
+            <w:tcMar>
+              <w:top w:w="100" w:type="dxa"/>
+              <w:start w:w="100" w:type="dxa"/>
+              <w:bottom w:w="100" w:type="dxa"/>
+              <w:end w:w="100" w:type="dxa"/>
+            </w:tcMar>
+            <w:vAlign w:val="center"/>
+            <w:tcBorders>
+              <w:top w:val="single" w:sz="4" w:color="D7E3E9"/>
+              <w:left w:val="single" w:sz="4" w:color="D7E3E9"/>
+              <w:bottom w:val="single" w:sz="4" w:color="D7E3E9"/>
+              <w:right w:val="single" w:sz="4" w:color="D7E3E9"/>
+            </w:tcBorders>
+          </w:tcPr>
+          <w:p>
+            <w:pPr>
+              <w:jc w:val="center"/>
+            </w:pPr>
+            <w:r>
+              <w:rPr>
+                <w:rFonts w:ascii="Lato" w:hAnsi="Lato" w:eastAsia="Lato"/>
+                <w:b w:val="0"/>
+                <w:color w:val="253746"/>
+                <w:sz w:val="16"/>
+              </w:rPr>
+              <w:t>120</w:t>
+            </w:r>
+          </w:p>
+        </w:tc>
+        <w:tc>
+          <w:tcPr>
+            <w:tcW w:type="dxa" w:w="5669"/>
+            <w:shd w:fill="F8FBFC"/>
+            <w:tcMar>
+              <w:top w:w="100" w:type="dxa"/>
+              <w:start w:w="100" w:type="dxa"/>
+              <w:bottom w:w="100" w:type="dxa"/>
+              <w:end w:w="100" w:type="dxa"/>
+            </w:tcMar>
+            <w:vAlign w:val="center"/>
+            <w:tcBorders>
+              <w:top w:val="single" w:sz="4" w:color="D7E3E9"/>
+              <w:left w:val="single" w:sz="4" w:color="D7E3E9"/>
+              <w:bottom w:val="single" w:sz="4" w:color="D7E3E9"/>
+              <w:right w:val="single" w:sz="4" w:color="D7E3E9"/>
+            </w:tcBorders>
+          </w:tcPr>
+          <w:p>
+            <w:pPr>
+              <w:jc w:val="center"/>
+            </w:pPr>
+            <w:r>
+              <w:rPr>
+                <w:rFonts w:ascii="Lato" w:hAnsi="Lato" w:eastAsia="Lato"/>
+                <w:b w:val="0"/>
+                <w:color w:val="253746"/>
+                <w:sz w:val="16"/>
+              </w:rPr>
+              <w:t>Перезарядка бесплатного продвинутого телепорта −50%.</w:t>
+            </w:r>
+          </w:p>
+        </w:tc>
+      </w:tr>
+      <w:tr>
+        <w:tc>
+          <w:tcPr>
+            <w:tcW w:type="dxa" w:w="2835"/>
+            <w:shd w:fill="EEF4F7"/>
+            <w:tcMar>
+              <w:top w:w="100" w:type="dxa"/>
+              <w:start w:w="100" w:type="dxa"/>
+              <w:bottom w:w="100" w:type="dxa"/>
+              <w:end w:w="100" w:type="dxa"/>
+            </w:tcMar>
+            <w:vAlign w:val="center"/>
+            <w:tcBorders>
+              <w:top w:val="single" w:sz="4" w:color="D7E3E9"/>
+              <w:left w:val="single" w:sz="4" w:color="D7E3E9"/>
+              <w:bottom w:val="single" w:sz="4" w:color="D7E3E9"/>
+              <w:right w:val="single" w:sz="4" w:color="D7E3E9"/>
+            </w:tcBorders>
+          </w:tcPr>
+          <w:p>
+            <w:r>
+              <w:rPr>
+                <w:rFonts w:ascii="Lato" w:hAnsi="Lato" w:eastAsia="Lato"/>
+                <w:b w:val="0"/>
+                <w:color w:val="253746"/>
+                <w:sz w:val="16"/>
+              </w:rPr>
+              <w:t>Лагерь наёмников</w:t>
+            </w:r>
+          </w:p>
+        </w:tc>
+        <w:tc>
+          <w:tcPr>
+            <w:tcW w:type="dxa" w:w="1417"/>
+            <w:shd w:fill="EEF4F7"/>
+            <w:tcMar>
+              <w:top w:w="100" w:type="dxa"/>
+              <w:start w:w="100" w:type="dxa"/>
+              <w:bottom w:w="100" w:type="dxa"/>
+              <w:end w:w="100" w:type="dxa"/>
+            </w:tcMar>
+            <w:vAlign w:val="center"/>
+            <w:tcBorders>
+              <w:top w:val="single" w:sz="4" w:color="D7E3E9"/>
+              <w:left w:val="single" w:sz="4" w:color="D7E3E9"/>
+              <w:bottom w:val="single" w:sz="4" w:color="D7E3E9"/>
+              <w:right w:val="single" w:sz="4" w:color="D7E3E9"/>
+            </w:tcBorders>
+          </w:tcPr>
+          <w:p>
+            <w:pPr>
+              <w:jc w:val="center"/>
+            </w:pPr>
+            <w:r>
+              <w:rPr>
+                <w:rFonts w:ascii="Lato" w:hAnsi="Lato" w:eastAsia="Lato"/>
+                <w:b w:val="0"/>
+                <w:color w:val="253746"/>
+                <w:sz w:val="16"/>
+              </w:rPr>
+              <w:t>120</w:t>
+            </w:r>
+          </w:p>
+        </w:tc>
+        <w:tc>
+          <w:tcPr>
+            <w:tcW w:type="dxa" w:w="5669"/>
+            <w:shd w:fill="EEF4F7"/>
+            <w:tcMar>
+              <w:top w:w="100" w:type="dxa"/>
+              <w:start w:w="100" w:type="dxa"/>
+              <w:bottom w:w="100" w:type="dxa"/>
+              <w:end w:w="100" w:type="dxa"/>
+            </w:tcMar>
+            <w:vAlign w:val="center"/>
+            <w:tcBorders>
+              <w:top w:val="single" w:sz="4" w:color="D7E3E9"/>
+              <w:left w:val="single" w:sz="4" w:color="D7E3E9"/>
+              <w:bottom w:val="single" w:sz="4" w:color="D7E3E9"/>
+              <w:right w:val="single" w:sz="4" w:color="D7E3E9"/>
+            </w:tcBorders>
+          </w:tcPr>
+          <w:p>
+            <w:pPr>
+              <w:jc w:val="center"/>
+            </w:pPr>
+            <w:r>
+              <w:rPr>
+                <w:rFonts w:ascii="Lato" w:hAnsi="Lato" w:eastAsia="Lato"/>
+                <w:b w:val="0"/>
+                <w:color w:val="253746"/>
+                <w:sz w:val="16"/>
+              </w:rPr>
+              <w:t>Позволяет отправлять до 4 ударных отрядов по вражеским зданиям; волны усиливаются и ослабляют атаку/защиту врага.</w:t>
+            </w:r>
+          </w:p>
+        </w:tc>
+      </w:tr>
+    </w:tbl>
+    <w:p>
+      <w:pPr>
+        <w:spacing w:after="0"/>
+      </w:pPr>
+    </w:p>
+    <w:tbl>
+      <w:tblPr>
+        <w:tblW w:type="auto" w:w="0"/>
+        <w:jc w:val="center"/>
+        <w:tblLayout w:type="fixed"/>
+        <w:tblLook w:firstColumn="1" w:firstRow="1" w:lastColumn="0" w:lastRow="0" w:noHBand="0" w:noVBand="1" w:val="04A0"/>
+      </w:tblPr>
+      <w:tblGrid>
+        <w:gridCol w:w="170"/>
+        <w:gridCol w:w="9921"/>
+      </w:tblGrid>
+      <w:tr>
+        <w:tc>
+          <w:tcPr>
+            <w:tcW w:type="dxa" w:w="5103"/>
+            <w:shd w:fill="B96816"/>
+            <w:tcMar>
+              <w:top w:w="0" w:type="dxa"/>
+              <w:start w:w="0" w:type="dxa"/>
+              <w:bottom w:w="0" w:type="dxa"/>
+              <w:end w:w="0" w:type="dxa"/>
+            </w:tcMar>
+          </w:tcPr>
+          <w:p/>
+        </w:tc>
+        <w:tc>
+          <w:tcPr>
+            <w:tcW w:type="dxa" w:w="5103"/>
+            <w:shd w:fill="FFF5E9"/>
+            <w:tcMar>
+              <w:top w:w="170" w:type="dxa"/>
+              <w:start w:w="220" w:type="dxa"/>
+              <w:bottom w:w="170" w:type="dxa"/>
+              <w:end w:w="220" w:type="dxa"/>
+            </w:tcMar>
+          </w:tcPr>
+          <w:p>
+            <w:r>
+              <w:rPr>
+                <w:rFonts w:ascii="Inter Display" w:hAnsi="Inter Display" w:eastAsia="Inter Display"/>
+                <w:b/>
+                <w:color w:val="B96816"/>
+                <w:sz w:val="19"/>
+              </w:rPr>
+              <w:t>Вывод</w:t>
+            </w:r>
+          </w:p>
+          <w:p>
+            <w:pPr>
+              <w:spacing w:before="60" w:after="0"/>
+            </w:pPr>
+            <w:r>
+              <w:rPr>
+                <w:rFonts w:ascii="Lato" w:hAnsi="Lato" w:eastAsia="Lato"/>
+                <w:b w:val="0"/>
+                <w:color w:val="253746"/>
+                <w:sz w:val="18"/>
+              </w:rPr>
+              <w:t>Если ваша задача — только личный пассив, служебный объект хуже Ремонтника в 2,5 раза, Прототипа в 5 раз и Литейной в 7,5 раза. Но для победы команды эти здания могут быть важнее чистых очков: они ускоряют захват, телепорты и непосредственно усиливают бой.</w:t>
+            </w:r>
+          </w:p>
+        </w:tc>
+      </w:tr>
+    </w:tbl>
+    <w:p>
+      <w:pPr>
+        <w:spacing w:after="0"/>
+      </w:pPr>
+    </w:p>
+    <w:tbl>
+      <w:tblPr>
+        <w:tblW w:type="auto" w:w="0"/>
+        <w:jc w:val="center"/>
+        <w:tblLayout w:type="fixed"/>
+        <w:tblLook w:firstColumn="1" w:firstRow="1" w:lastColumn="0" w:lastRow="0" w:noHBand="0" w:noVBand="1" w:val="04A0"/>
+      </w:tblPr>
+      <w:tblGrid>
+        <w:gridCol w:w="4847"/>
+        <w:gridCol w:w="4847"/>
+      </w:tblGrid>
+      <w:tr>
+        <w:tc>
+          <w:tcPr>
+            <w:tcW w:type="dxa" w:w="5103"/>
+            <w:tcMar>
+              <w:top w:w="80" w:type="dxa"/>
+              <w:start w:w="80" w:type="dxa"/>
+              <w:bottom w:w="80" w:type="dxa"/>
+              <w:end w:w="80" w:type="dxa"/>
+            </w:tcMar>
+          </w:tcPr>
+          <w:p>
+            <w:pPr>
+              <w:jc w:val="center"/>
+            </w:pPr>
+            <w:r>
+              <w:drawing>
+                <wp:inline xmlns:a="http://schemas.openxmlformats.org/drawingml/2006/main" xmlns:pic="http://schemas.openxmlformats.org/drawingml/2006/picture">
+                  <wp:extent cx="2808000" cy="3845438"/>
+                  <wp:docPr id="5" name="Picture 5"/>
+                  <wp:cNvGraphicFramePr>
+                    <a:graphicFrameLocks noChangeAspect="1"/>
+                  </wp:cNvGraphicFramePr>
+                  <a:graphic>
+                    <a:graphicData uri="http://schemas.openxmlformats.org/drawingml/2006/picture">
+                      <pic:pic>
+                        <pic:nvPicPr>
+                          <pic:cNvPr id="0" name="warehouse.jpg"/>
+                          <pic:cNvPicPr/>
+                        </pic:nvPicPr>
+                        <pic:blipFill>
+                          <a:blip r:embed="rId15"/>
+                          <a:stretch>
+                            <a:fillRect/>
+                          </a:stretch>
+                        </pic:blipFill>
+                        <pic:spPr>
+                          <a:xfrm>
+                            <a:off x="0" y="0"/>
+                            <a:ext cx="2808000" cy="3845438"/>
+                          </a:xfrm>
+                          <a:prstGeom prst="rect"/>
+                        </pic:spPr>
+                      </pic:pic>
+                    </a:graphicData>
+                  </a:graphic>
+                </wp:inline>
+              </w:drawing>
+            </w:r>
+          </w:p>
+          <w:p>
+            <w:pPr>
+              <w:jc w:val="center"/>
+            </w:pPr>
+            <w:r>
+              <w:rPr>
+                <w:rFonts w:ascii="Inter Display" w:hAnsi="Inter Display" w:eastAsia="Inter Display"/>
+                <w:b/>
+                <w:color w:val="344054"/>
+                <w:sz w:val="15"/>
+              </w:rPr>
+              <w:t>Склад вооружения</w:t>
+            </w:r>
+          </w:p>
+        </w:tc>
+        <w:tc>
+          <w:tcPr>
+            <w:tcW w:type="dxa" w:w="5103"/>
+            <w:tcMar>
+              <w:top w:w="80" w:type="dxa"/>
+              <w:start w:w="80" w:type="dxa"/>
+              <w:bottom w:w="80" w:type="dxa"/>
+              <w:end w:w="80" w:type="dxa"/>
+            </w:tcMar>
+          </w:tcPr>
+          <w:p>
+            <w:pPr>
+              <w:jc w:val="center"/>
+            </w:pPr>
+            <w:r>
+              <w:drawing>
+                <wp:inline xmlns:a="http://schemas.openxmlformats.org/drawingml/2006/main" xmlns:pic="http://schemas.openxmlformats.org/drawingml/2006/picture">
+                  <wp:extent cx="2808000" cy="3568788"/>
+                  <wp:docPr id="6" name="Picture 6"/>
+                  <wp:cNvGraphicFramePr>
+                    <a:graphicFrameLocks noChangeAspect="1"/>
+                  </wp:cNvGraphicFramePr>
+                  <a:graphic>
+                    <a:graphicData uri="http://schemas.openxmlformats.org/drawingml/2006/picture">
+                      <pic:pic>
+                        <pic:nvPicPr>
+                          <pic:cNvPr id="0" name="boiler.jpg"/>
+                          <pic:cNvPicPr/>
+                        </pic:nvPicPr>
+                        <pic:blipFill>
+                          <a:blip r:embed="rId16"/>
+                          <a:stretch>
+                            <a:fillRect/>
+                          </a:stretch>
+                        </pic:blipFill>
+                        <pic:spPr>
+                          <a:xfrm>
+                            <a:off x="0" y="0"/>
+                            <a:ext cx="2808000" cy="3568788"/>
+                          </a:xfrm>
+                          <a:prstGeom prst="rect"/>
+                        </pic:spPr>
+                      </pic:pic>
+                    </a:graphicData>
+                  </a:graphic>
+                </wp:inline>
+              </w:drawing>
+            </w:r>
+          </w:p>
+          <w:p>
+            <w:pPr>
+              <w:jc w:val="center"/>
+            </w:pPr>
+            <w:r>
+              <w:rPr>
+                <w:rFonts w:ascii="Inter Display" w:hAnsi="Inter Display" w:eastAsia="Inter Display"/>
+                <w:b/>
+                <w:color w:val="344054"/>
+                <w:sz w:val="15"/>
+              </w:rPr>
+              <w:t>Котельная</w:t>
+            </w:r>
+          </w:p>
+        </w:tc>
+      </w:tr>
+      <w:tr>
+        <w:tc>
+          <w:tcPr>
+            <w:tcW w:type="dxa" w:w="5103"/>
+            <w:tcMar>
+              <w:top w:w="80" w:type="dxa"/>
+              <w:start w:w="80" w:type="dxa"/>
+              <w:bottom w:w="80" w:type="dxa"/>
+              <w:end w:w="80" w:type="dxa"/>
+            </w:tcMar>
+          </w:tcPr>
+          <w:p>
+            <w:pPr>
+              <w:jc w:val="center"/>
+            </w:pPr>
+            <w:r>
+              <w:drawing>
+                <wp:inline xmlns:a="http://schemas.openxmlformats.org/drawingml/2006/main" xmlns:pic="http://schemas.openxmlformats.org/drawingml/2006/picture">
+                  <wp:extent cx="2808000" cy="3347468"/>
+                  <wp:docPr id="7" name="Picture 7"/>
+                  <wp:cNvGraphicFramePr>
+                    <a:graphicFrameLocks noChangeAspect="1"/>
+                  </wp:cNvGraphicFramePr>
+                  <a:graphic>
+                    <a:graphicData uri="http://schemas.openxmlformats.org/drawingml/2006/picture">
+                      <pic:pic>
+                        <pic:nvPicPr>
+                          <pic:cNvPr id="0" name="transit.jpg"/>
+                          <pic:cNvPicPr/>
+                        </pic:nvPicPr>
+                        <pic:blipFill>
+                          <a:blip r:embed="rId17"/>
+                          <a:stretch>
+                            <a:fillRect/>
+                          </a:stretch>
+                        </pic:blipFill>
+                        <pic:spPr>
+                          <a:xfrm>
+                            <a:off x="0" y="0"/>
+                            <a:ext cx="2808000" cy="3347468"/>
+                          </a:xfrm>
+                          <a:prstGeom prst="rect"/>
+                        </pic:spPr>
+                      </pic:pic>
+                    </a:graphicData>
+                  </a:graphic>
+                </wp:inline>
+              </w:drawing>
+            </w:r>
+          </w:p>
+          <w:p>
+            <w:pPr>
+              <w:jc w:val="center"/>
+            </w:pPr>
+            <w:r>
+              <w:rPr>
+                <w:rFonts w:ascii="Inter Display" w:hAnsi="Inter Display" w:eastAsia="Inter Display"/>
+                <w:b/>
+                <w:color w:val="344054"/>
+                <w:sz w:val="15"/>
+              </w:rPr>
+              <w:t>Центральная транзитная станция</w:t>
+            </w:r>
+          </w:p>
+        </w:tc>
+        <w:tc>
+          <w:tcPr>
+            <w:tcW w:type="dxa" w:w="5103"/>
+            <w:tcMar>
+              <w:top w:w="80" w:type="dxa"/>
+              <w:start w:w="80" w:type="dxa"/>
+              <w:bottom w:w="80" w:type="dxa"/>
+              <w:end w:w="80" w:type="dxa"/>
+            </w:tcMar>
+          </w:tcPr>
+          <w:p>
+            <w:pPr>
+              <w:jc w:val="center"/>
+            </w:pPr>
+            <w:r>
+              <w:drawing>
+                <wp:inline xmlns:a="http://schemas.openxmlformats.org/drawingml/2006/main" xmlns:pic="http://schemas.openxmlformats.org/drawingml/2006/picture">
+                  <wp:extent cx="2808000" cy="3956098"/>
+                  <wp:docPr id="8" name="Picture 8"/>
+                  <wp:cNvGraphicFramePr>
+                    <a:graphicFrameLocks noChangeAspect="1"/>
+                  </wp:cNvGraphicFramePr>
+                  <a:graphic>
+                    <a:graphicData uri="http://schemas.openxmlformats.org/drawingml/2006/picture">
+                      <pic:pic>
+                        <pic:nvPicPr>
+                          <pic:cNvPr id="0" name="merc.jpg"/>
+                          <pic:cNvPicPr/>
+                        </pic:nvPicPr>
+                        <pic:blipFill>
+                          <a:blip r:embed="rId18"/>
+                          <a:stretch>
+                            <a:fillRect/>
+                          </a:stretch>
+                        </pic:blipFill>
+                        <pic:spPr>
+                          <a:xfrm>
+                            <a:off x="0" y="0"/>
+                            <a:ext cx="2808000" cy="3956098"/>
+                          </a:xfrm>
+                          <a:prstGeom prst="rect"/>
+                        </pic:spPr>
+                      </pic:pic>
+                    </a:graphicData>
+                  </a:graphic>
+                </wp:inline>
+              </w:drawing>
+            </w:r>
+          </w:p>
+          <w:p>
+            <w:pPr>
+              <w:jc w:val="center"/>
+            </w:pPr>
+            <w:r>
+              <w:rPr>
+                <w:rFonts w:ascii="Inter Display" w:hAnsi="Inter Display" w:eastAsia="Inter Display"/>
+                <w:b/>
+                <w:color w:val="344054"/>
+                <w:sz w:val="15"/>
+              </w:rPr>
+              <w:t>Лагерь наёмников</w:t>
+            </w:r>
+          </w:p>
+        </w:tc>
+      </w:tr>
+    </w:tbl>
+    <w:p>
+      <w:pPr>
+        <w:spacing w:after="0"/>
+      </w:pPr>
+    </w:p>
+    <w:p>
+      <w:r/>
+    </w:p>
+    <w:p>
+      <w:pPr>
+        <w:spacing w:before="160" w:after="20"/>
+        <w:pBdr>
+          <w:top w:val="single" w:sz="14" w:space="1" w:color="1676A6"/>
+        </w:pBdr>
+      </w:pPr>
+    </w:p>
+    <w:p>
+      <w:pPr>
+        <w:pStyle w:val="Heading1"/>
+        <w:keepNext/>
+      </w:pPr>
+      <w:r>
+        <w:rPr>
+          <w:rFonts w:ascii="Inter Display" w:hAnsi="Inter Display" w:eastAsia="Inter Display"/>
+          <w:b/>
+          <w:color w:val="344054"/>
+          <w:sz w:val="28"/>
+        </w:rPr>
+        <w:t>6. Оружейные мастерские: что выгоднее «копать»</w:t>
+      </w:r>
+    </w:p>
+    <w:p>
+      <w:r>
+        <w:rPr>
+          <w:rFonts w:ascii="Lato" w:hAnsi="Lato" w:eastAsia="Lato"/>
+          <w:b w:val="0"/>
+          <w:color w:val="253746"/>
+          <w:sz w:val="18"/>
+        </w:rPr>
+        <w:t>Оружейная мастерская имеет вместимость 4 800 и время сбора 20:00. Это даёт ориентир 240 очков Арсенала на минуту непрерывного сбора одной полной плитки.</w:t>
+      </w:r>
+    </w:p>
+    <w:p>
+      <w:pPr>
+        <w:spacing w:after="40"/>
+        <w:jc w:val="center"/>
+      </w:pPr>
+      <w:r>
+        <w:drawing>
+          <wp:inline xmlns:a="http://schemas.openxmlformats.org/drawingml/2006/main" xmlns:pic="http://schemas.openxmlformats.org/drawingml/2006/picture">
+            <wp:extent cx="3311999" cy="3311999"/>
+            <wp:docPr id="9" name="Picture 9"/>
+            <wp:cNvGraphicFramePr>
+              <a:graphicFrameLocks noChangeAspect="1"/>
+            </wp:cNvGraphicFramePr>
+            <a:graphic>
+              <a:graphicData uri="http://schemas.openxmlformats.org/drawingml/2006/picture">
+                <pic:pic>
+                  <pic:nvPicPr>
+                    <pic:cNvPr id="0" name="workshop.jpg"/>
+                    <pic:cNvPicPr/>
+                  </pic:nvPicPr>
+                  <pic:blipFill>
+                    <a:blip r:embed="rId19"/>
+                    <a:stretch>
+                      <a:fillRect/>
+                    </a:stretch>
+                  </pic:blipFill>
+                  <pic:spPr>
+                    <a:xfrm>
+                      <a:off x="0" y="0"/>
+                      <a:ext cx="3311999" cy="3311999"/>
+                    </a:xfrm>
+                    <a:prstGeom prst="rect"/>
+                  </pic:spPr>
+                </pic:pic>
+              </a:graphicData>
+            </a:graphic>
+          </wp:inline>
+        </w:drawing>
+      </w:r>
+    </w:p>
+    <w:p>
+      <w:pPr>
+        <w:spacing w:after="100"/>
+        <w:jc w:val="center"/>
+      </w:pPr>
+      <w:r>
+        <w:rPr>
+          <w:rFonts w:ascii="Lato" w:hAnsi="Lato" w:eastAsia="Lato"/>
+          <w:b w:val="0"/>
+          <w:color w:val="66788A"/>
+          <w:sz w:val="15"/>
+        </w:rPr>
+        <w:t>Оружейная мастерская: 4 800 очков за 20 минут сбора.</w:t>
+      </w:r>
+    </w:p>
+    <w:p>
+      <w:pPr>
+        <w:spacing w:after="60"/>
+        <w:ind w:left="227" w:hanging="170"/>
+      </w:pPr>
+      <w:r>
+        <w:rPr>
+          <w:rFonts w:ascii="Lato" w:hAnsi="Lato" w:eastAsia="Lato"/>
+          <w:b/>
+          <w:color w:val="1676A6"/>
+        </w:rPr>
+        <w:t xml:space="preserve">• </w:t>
+      </w:r>
+      <w:r>
+        <w:rPr>
+          <w:rFonts w:ascii="Lato" w:hAnsi="Lato" w:eastAsia="Lato"/>
+          <w:b w:val="0"/>
+          <w:color w:val="253746"/>
+        </w:rPr>
+        <w:t>Плитки особенно полезны для свободных маршей: они дают очки без необходимости штурмовать или удерживать стационарный объект.</w:t>
+      </w:r>
+    </w:p>
+    <w:p>
+      <w:pPr>
+        <w:spacing w:after="60"/>
+        <w:ind w:left="227" w:hanging="170"/>
+      </w:pPr>
+      <w:r>
+        <w:rPr>
+          <w:rFonts w:ascii="Lato" w:hAnsi="Lato" w:eastAsia="Lato"/>
+          <w:b/>
+          <w:color w:val="1676A6"/>
+        </w:rPr>
+        <w:t xml:space="preserve">• </w:t>
+      </w:r>
+      <w:r>
+        <w:rPr>
+          <w:rFonts w:ascii="Lato" w:hAnsi="Lato" w:eastAsia="Lato"/>
+          <w:b w:val="0"/>
+          <w:color w:val="253746"/>
+        </w:rPr>
+        <w:t>Сравнивать плитку с пассивом здания нужно по доступности: если хороший очковый объект уже занят союзниками, свободный марш лучше отправить собирать 4 800, чем держать его без дела.</w:t>
+      </w:r>
+    </w:p>
+    <w:p>
+      <w:pPr>
+        <w:spacing w:after="60"/>
+        <w:ind w:left="227" w:hanging="170"/>
+      </w:pPr>
+      <w:r>
+        <w:rPr>
+          <w:rFonts w:ascii="Lato" w:hAnsi="Lato" w:eastAsia="Lato"/>
+          <w:b/>
+          <w:color w:val="1676A6"/>
+        </w:rPr>
+        <w:t xml:space="preserve">• </w:t>
+      </w:r>
+      <w:r>
+        <w:rPr>
+          <w:rFonts w:ascii="Lato" w:hAnsi="Lato" w:eastAsia="Lato"/>
+          <w:b w:val="0"/>
+          <w:color w:val="253746"/>
+        </w:rPr>
+        <w:t>При равной безопасности приоритет для AFK остаётся за гарнизоном Литейной / Прототипа / Ремонтника; мастерские — удобный способ монетизировать лишние марши и паузы между боями.</w:t>
+      </w:r>
+    </w:p>
+    <w:tbl>
+      <w:tblPr>
+        <w:tblW w:type="auto" w:w="0"/>
+        <w:jc w:val="center"/>
+        <w:tblLayout w:type="fixed"/>
+        <w:tblLook w:firstColumn="1" w:firstRow="1" w:lastColumn="0" w:lastRow="0" w:noHBand="0" w:noVBand="1" w:val="04A0"/>
+      </w:tblPr>
+      <w:tblGrid>
+        <w:gridCol w:w="170"/>
+        <w:gridCol w:w="9921"/>
+      </w:tblGrid>
+      <w:tr>
+        <w:tc>
+          <w:tcPr>
+            <w:tcW w:type="dxa" w:w="5103"/>
+            <w:shd w:fill="0A7A51"/>
+            <w:tcMar>
+              <w:top w:w="0" w:type="dxa"/>
+              <w:start w:w="0" w:type="dxa"/>
+              <w:bottom w:w="0" w:type="dxa"/>
+              <w:end w:w="0" w:type="dxa"/>
+            </w:tcMar>
+          </w:tcPr>
+          <w:p/>
+        </w:tc>
+        <w:tc>
+          <w:tcPr>
+            <w:tcW w:type="dxa" w:w="5103"/>
+            <w:shd w:fill="EAF8F3"/>
+            <w:tcMar>
+              <w:top w:w="170" w:type="dxa"/>
+              <w:start w:w="220" w:type="dxa"/>
+              <w:bottom w:w="170" w:type="dxa"/>
+              <w:end w:w="220" w:type="dxa"/>
+            </w:tcMar>
+          </w:tcPr>
+          <w:p>
+            <w:r>
+              <w:rPr>
+                <w:rFonts w:ascii="Inter Display" w:hAnsi="Inter Display" w:eastAsia="Inter Display"/>
+                <w:b/>
+                <w:color w:val="0A7A51"/>
+                <w:sz w:val="19"/>
+              </w:rPr>
+              <w:t>Практическое правило</w:t>
+            </w:r>
+          </w:p>
+          <w:p>
+            <w:pPr>
+              <w:spacing w:before="60" w:after="0"/>
+            </w:pPr>
+            <w:r>
+              <w:rPr>
+                <w:rFonts w:ascii="Lato" w:hAnsi="Lato" w:eastAsia="Lato"/>
+                <w:b w:val="0"/>
+                <w:color w:val="253746"/>
+                <w:sz w:val="18"/>
+              </w:rPr>
+              <w:t>Не держите свободный марш в городе, если рядом безопасно лежит мастерская. Но не снимайте ради плитки марш с критического гарнизона, который прямо сейчас приносит больше очков в минуту или держит важный командный бонус.</w:t>
+            </w:r>
+          </w:p>
+        </w:tc>
+      </w:tr>
+    </w:tbl>
+    <w:p>
+      <w:pPr>
+        <w:spacing w:after="0"/>
+      </w:pPr>
+    </w:p>
+    <w:p>
+      <w:pPr>
+        <w:spacing w:before="160" w:after="20"/>
+        <w:pBdr>
+          <w:top w:val="single" w:sz="14" w:space="1" w:color="1676A6"/>
+        </w:pBdr>
+      </w:pPr>
+    </w:p>
+    <w:p>
+      <w:pPr>
+        <w:pStyle w:val="Heading1"/>
+        <w:keepNext/>
+      </w:pPr>
+      <w:r>
+        <w:rPr>
+          <w:rFonts w:ascii="Inter Display" w:hAnsi="Inter Display" w:eastAsia="Inter Display"/>
+          <w:b/>
+          <w:color w:val="344054"/>
+          <w:sz w:val="28"/>
+        </w:rPr>
+        <w:t>7. Наёмники: зачем они нужны против Литейной</w:t>
+      </w:r>
+    </w:p>
+    <w:p>
+      <w:r>
+        <w:rPr>
+          <w:rFonts w:ascii="Lato" w:hAnsi="Lato" w:eastAsia="Lato"/>
+          <w:b w:val="0"/>
+          <w:color w:val="253746"/>
+          <w:sz w:val="18"/>
+        </w:rPr>
+        <w:t>Лагерь наёмников — не очковый объект, а инструмент давления. После его захвата можно отправлять по занятым врагом зданиям до четырёх ударных отрядов. По описанию объекта, новые волны наносят всё больше урона и одновременно снижают атаку и защиту противника.</w:t>
+      </w:r>
+    </w:p>
+    <w:p>
+      <w:pPr>
+        <w:spacing w:after="40"/>
+        <w:jc w:val="center"/>
+      </w:pPr>
+      <w:r>
+        <w:drawing>
+          <wp:inline xmlns:a="http://schemas.openxmlformats.org/drawingml/2006/main" xmlns:pic="http://schemas.openxmlformats.org/drawingml/2006/picture">
+            <wp:extent cx="3348000" cy="4278000"/>
+            <wp:docPr id="10" name="Picture 10"/>
+            <wp:cNvGraphicFramePr>
+              <a:graphicFrameLocks noChangeAspect="1"/>
+            </wp:cNvGraphicFramePr>
+            <a:graphic>
+              <a:graphicData uri="http://schemas.openxmlformats.org/drawingml/2006/picture">
+                <pic:pic>
+                  <pic:nvPicPr>
+                    <pic:cNvPr id="0" name="merc_mail.jpg"/>
+                    <pic:cNvPicPr/>
+                  </pic:nvPicPr>
+                  <pic:blipFill>
+                    <a:blip r:embed="rId20"/>
+                    <a:stretch>
+                      <a:fillRect/>
+                    </a:stretch>
+                  </pic:blipFill>
+                  <pic:spPr>
+                    <a:xfrm>
+                      <a:off x="0" y="0"/>
+                      <a:ext cx="3348000" cy="4278000"/>
+                    </a:xfrm>
+                    <a:prstGeom prst="rect"/>
+                  </pic:spPr>
+                </pic:pic>
+              </a:graphicData>
+            </a:graphic>
+          </wp:inline>
+        </w:drawing>
+      </w:r>
+    </w:p>
+    <w:p>
+      <w:pPr>
+        <w:spacing w:after="100"/>
+        <w:jc w:val="center"/>
+      </w:pPr>
+      <w:r>
+        <w:rPr>
+          <w:rFonts w:ascii="Lato" w:hAnsi="Lato" w:eastAsia="Lato"/>
+          <w:b w:val="0"/>
+          <w:color w:val="66788A"/>
+          <w:sz w:val="15"/>
+        </w:rPr>
+        <w:t>Пример результата атаки наёмников: из 1 226 войск гарнизона тяжело ранено 123.</w:t>
+      </w:r>
+    </w:p>
+    <w:p>
+      <w:pPr>
+        <w:spacing w:after="60"/>
+        <w:ind w:left="227" w:hanging="170"/>
+      </w:pPr>
+      <w:r>
+        <w:rPr>
+          <w:rFonts w:ascii="Lato" w:hAnsi="Lato" w:eastAsia="Lato"/>
+          <w:b/>
+          <w:color w:val="1676A6"/>
+        </w:rPr>
+        <w:t xml:space="preserve">• </w:t>
+      </w:r>
+      <w:r>
+        <w:rPr>
+          <w:rFonts w:ascii="Lato" w:hAnsi="Lato" w:eastAsia="Lato"/>
+          <w:b w:val="0"/>
+          <w:color w:val="253746"/>
+        </w:rPr>
+        <w:t>Одна атака дала 123 тяжелораненых из 1 226 — примерно 10%. Это пример конкретного удара, а не универсальная формула для всех волн.</w:t>
+      </w:r>
+    </w:p>
+    <w:p>
+      <w:pPr>
+        <w:spacing w:after="60"/>
+        <w:ind w:left="227" w:hanging="170"/>
+      </w:pPr>
+      <w:r>
+        <w:rPr>
+          <w:rFonts w:ascii="Lato" w:hAnsi="Lato" w:eastAsia="Lato"/>
+          <w:b/>
+          <w:color w:val="1676A6"/>
+        </w:rPr>
+        <w:t xml:space="preserve">• </w:t>
+      </w:r>
+      <w:r>
+        <w:rPr>
+          <w:rFonts w:ascii="Lato" w:hAnsi="Lato" w:eastAsia="Lato"/>
+          <w:b w:val="0"/>
+          <w:color w:val="253746"/>
+        </w:rPr>
+        <w:t>Главная цель наёмников — размягчить сильный гарнизон перед вашей атакой или ралли.</w:t>
+      </w:r>
+    </w:p>
+    <w:p>
+      <w:pPr>
+        <w:spacing w:after="60"/>
+        <w:ind w:left="227" w:hanging="170"/>
+      </w:pPr>
+      <w:r>
+        <w:rPr>
+          <w:rFonts w:ascii="Lato" w:hAnsi="Lato" w:eastAsia="Lato"/>
+          <w:b/>
+          <w:color w:val="1676A6"/>
+        </w:rPr>
+        <w:t xml:space="preserve">• </w:t>
+      </w:r>
+      <w:r>
+        <w:rPr>
+          <w:rFonts w:ascii="Lato" w:hAnsi="Lato" w:eastAsia="Lato"/>
+          <w:b w:val="0"/>
+          <w:color w:val="253746"/>
+        </w:rPr>
+        <w:t>Особенно логично использовать их против центральной Литейной или другого объекта, который противник держит плотным гарнизоном.</w:t>
+      </w:r>
+    </w:p>
+    <w:p>
+      <w:pPr>
+        <w:spacing w:after="60"/>
+        <w:ind w:left="227" w:hanging="170"/>
+      </w:pPr>
+      <w:r>
+        <w:rPr>
+          <w:rFonts w:ascii="Lato" w:hAnsi="Lato" w:eastAsia="Lato"/>
+          <w:b/>
+          <w:color w:val="1676A6"/>
+        </w:rPr>
+        <w:t xml:space="preserve">• </w:t>
+      </w:r>
+      <w:r>
+        <w:rPr>
+          <w:rFonts w:ascii="Lato" w:hAnsi="Lato" w:eastAsia="Lato"/>
+          <w:b w:val="0"/>
+          <w:color w:val="253746"/>
+        </w:rPr>
+        <w:t>Сам Лагерь даёт только 120 личных/мин, но его влияние может помочь отобрать объект, приносящий 600–900 личных/мин и значительно больше командных.</w:t>
+      </w:r>
+    </w:p>
+    <w:p>
+      <w:pPr>
+        <w:spacing w:before="160" w:after="20"/>
+        <w:pBdr>
+          <w:top w:val="single" w:sz="14" w:space="1" w:color="1676A6"/>
+        </w:pBdr>
+      </w:pPr>
+    </w:p>
+    <w:p>
+      <w:pPr>
+        <w:pStyle w:val="Heading1"/>
+        <w:keepNext/>
+      </w:pPr>
+      <w:r>
+        <w:rPr>
+          <w:rFonts w:ascii="Inter Display" w:hAnsi="Inter Display" w:eastAsia="Inter Display"/>
+          <w:b/>
+          <w:color w:val="344054"/>
+          <w:sz w:val="28"/>
+        </w:rPr>
+        <w:t>8. Телепорты, движение, очки за бой и лечение</w:t>
+      </w:r>
+    </w:p>
+    <w:p>
+      <w:pPr>
+        <w:spacing w:after="60"/>
+        <w:ind w:left="227" w:hanging="170"/>
+      </w:pPr>
+      <w:r>
+        <w:rPr>
+          <w:rFonts w:ascii="Lato" w:hAnsi="Lato" w:eastAsia="Lato"/>
+          <w:b/>
+          <w:color w:val="1676A6"/>
+        </w:rPr>
+        <w:t xml:space="preserve">• </w:t>
+      </w:r>
+      <w:r>
+        <w:rPr>
+          <w:rFonts w:ascii="Lato" w:hAnsi="Lato" w:eastAsia="Lato"/>
+          <w:b w:val="0"/>
+          <w:color w:val="253746"/>
+        </w:rPr>
+        <w:t>Транзитная станция сокращает восстановление бесплатного продвинутого телепорта на 50% — это напрямую повышает мобильность команды.</w:t>
+      </w:r>
+    </w:p>
+    <w:p>
+      <w:pPr>
+        <w:spacing w:after="60"/>
+        <w:ind w:left="227" w:hanging="170"/>
+      </w:pPr>
+      <w:r>
+        <w:rPr>
+          <w:rFonts w:ascii="Lato" w:hAnsi="Lato" w:eastAsia="Lato"/>
+          <w:b/>
+          <w:color w:val="1676A6"/>
+        </w:rPr>
+        <w:t xml:space="preserve">• </w:t>
+      </w:r>
+      <w:r>
+        <w:rPr>
+          <w:rFonts w:ascii="Lato" w:hAnsi="Lato" w:eastAsia="Lato"/>
+          <w:b w:val="0"/>
+          <w:color w:val="253746"/>
+        </w:rPr>
+        <w:t>Не телепортируйтесь к объекту без плана выхода и без понимания, кто вас прикроет.</w:t>
+      </w:r>
+    </w:p>
+    <w:p>
+      <w:pPr>
+        <w:spacing w:after="60"/>
+        <w:ind w:left="227" w:hanging="170"/>
+      </w:pPr>
+      <w:r>
+        <w:rPr>
+          <w:rFonts w:ascii="Lato" w:hAnsi="Lato" w:eastAsia="Lato"/>
+          <w:b/>
+          <w:color w:val="1676A6"/>
+        </w:rPr>
+        <w:t xml:space="preserve">• </w:t>
+      </w:r>
+      <w:r>
+        <w:rPr>
+          <w:rFonts w:ascii="Lato" w:hAnsi="Lato" w:eastAsia="Lato"/>
+          <w:b w:val="0"/>
+          <w:color w:val="253746"/>
+        </w:rPr>
+        <w:t>Событийные ускорения марша и телепорты тратьте ради захвата, подкрепления или выхода из фокуса, а не просто ради скорости.</w:t>
+      </w:r>
+    </w:p>
+    <w:p>
+      <w:pPr>
+        <w:spacing w:after="60"/>
+        <w:ind w:left="227" w:hanging="170"/>
+      </w:pPr>
+      <w:r>
+        <w:rPr>
+          <w:rFonts w:ascii="Lato" w:hAnsi="Lato" w:eastAsia="Lato"/>
+          <w:b/>
+          <w:color w:val="1676A6"/>
+        </w:rPr>
+        <w:t xml:space="preserve">• </w:t>
+      </w:r>
+      <w:r>
+        <w:rPr>
+          <w:rFonts w:ascii="Lato" w:hAnsi="Lato" w:eastAsia="Lato"/>
+          <w:b w:val="0"/>
+          <w:color w:val="253746"/>
+        </w:rPr>
+        <w:t>Войска на Литейной не погибают и восстанавливаются после завершения боя. Поэтому универсальные и лечебные ускорения — командное стратегическое решение, а не обязательная трата.</w:t>
+      </w:r>
+    </w:p>
+    <w:tbl>
+      <w:tblPr>
+        <w:tblW w:type="auto" w:w="0"/>
+        <w:jc w:val="center"/>
+        <w:tblLayout w:type="fixed"/>
+        <w:tblLook w:firstColumn="1" w:firstRow="1" w:lastColumn="0" w:lastRow="0" w:noHBand="0" w:noVBand="1" w:val="04A0"/>
+      </w:tblPr>
+      <w:tblGrid>
+        <w:gridCol w:w="170"/>
+        <w:gridCol w:w="9921"/>
+      </w:tblGrid>
+      <w:tr>
+        <w:tc>
+          <w:tcPr>
+            <w:tcW w:type="dxa" w:w="5103"/>
+            <w:shd w:fill="1676A6"/>
+            <w:tcMar>
+              <w:top w:w="0" w:type="dxa"/>
+              <w:start w:w="0" w:type="dxa"/>
+              <w:bottom w:w="0" w:type="dxa"/>
+              <w:end w:w="0" w:type="dxa"/>
+            </w:tcMar>
+          </w:tcPr>
+          <w:p/>
+        </w:tc>
+        <w:tc>
+          <w:tcPr>
+            <w:tcW w:type="dxa" w:w="5103"/>
+            <w:shd w:fill="EEF8FC"/>
+            <w:tcMar>
+              <w:top w:w="170" w:type="dxa"/>
+              <w:start w:w="220" w:type="dxa"/>
+              <w:bottom w:w="170" w:type="dxa"/>
+              <w:end w:w="220" w:type="dxa"/>
+            </w:tcMar>
+          </w:tcPr>
+          <w:p>
+            <w:r>
+              <w:rPr>
+                <w:rFonts w:ascii="Inter Display" w:hAnsi="Inter Display" w:eastAsia="Inter Display"/>
+                <w:b/>
+                <w:color w:val="1676A6"/>
+                <w:sz w:val="19"/>
+              </w:rPr>
+            </w:r>
+            <w:r>
+              <w:t>Личные очки от боя</w:t>
+            </w:r>
+          </w:p>
+          <w:p>
+            <w:pPr>
+              <w:spacing w:before="60" w:after="0"/>
+            </w:pPr>
+            <w:r>
+              <w:rPr>
+                <w:rFonts w:ascii="Lato" w:hAnsi="Lato" w:eastAsia="Lato"/>
+                <w:b w:val="0"/>
+                <w:color w:val="253746"/>
+                <w:sz w:val="18"/>
+              </w:rPr>
+            </w:r>
+            <w:r>
+              <w:t>В атаке за одного и того же побеждённого противника начисляется в 2 раза больше личных очков, чем в защите. Поэтому активному игроку выгоднее самому атаковать, когда это не мешает командной задаче. Но специально отдавать важный объект ради перезахвата или личного рейтинга не стоит.</w:t>
+            </w:r>
+          </w:p>
+        </w:tc>
+      </w:tr>
+    </w:tbl>
+    <w:p>
+      <w:pPr>
+        <w:spacing w:after="0"/>
+      </w:pPr>
+    </w:p>
+    <w:p>
+      <w:pPr>
+        <w:spacing w:before="160" w:after="20"/>
+        <w:pBdr>
+          <w:top w:val="single" w:sz="14" w:space="1" w:color="1676A6"/>
+        </w:pBdr>
+      </w:pPr>
+    </w:p>
+    <w:p>
+      <w:pPr>
+        <w:pStyle w:val="Heading1"/>
+        <w:keepNext/>
+      </w:pPr>
+      <w:r>
+        <w:rPr>
+          <w:rFonts w:ascii="Inter Display" w:hAnsi="Inter Display" w:eastAsia="Inter Display"/>
+          <w:b/>
+          <w:color w:val="344054"/>
+          <w:sz w:val="28"/>
+        </w:rPr>
+        <w:t>9. Короткий план матча</w:t>
+      </w:r>
+    </w:p>
+    <w:p>
+      <w:pPr>
+        <w:spacing w:after="60"/>
+        <w:ind w:left="227" w:hanging="170"/>
+      </w:pPr>
+      <w:r>
+        <w:rPr>
+          <w:rFonts w:ascii="Lato" w:hAnsi="Lato" w:eastAsia="Lato"/>
+          <w:b/>
+          <w:color w:val="1676A6"/>
+        </w:rPr>
+        <w:t xml:space="preserve">1. </w:t>
+      </w:r>
+      <w:r>
+        <w:rPr>
+          <w:rFonts w:ascii="Lato" w:hAnsi="Lato" w:eastAsia="Lato"/>
+          <w:b w:val="0"/>
+          <w:color w:val="253746"/>
+        </w:rPr>
+        <w:t>На старте быстро занимайте доступные внешние объекты и не ждите ралли для пустых целей.</w:t>
+      </w:r>
+    </w:p>
+    <w:p>
+      <w:pPr>
+        <w:spacing w:after="60"/>
+        <w:ind w:left="227" w:hanging="170"/>
+      </w:pPr>
+      <w:r>
+        <w:rPr>
+          <w:rFonts w:ascii="Lato" w:hAnsi="Lato" w:eastAsia="Lato"/>
+          <w:b/>
+          <w:color w:val="1676A6"/>
+        </w:rPr>
+        <w:t>2. Сильные марши — в активную атаку: за побеждённого противника атакующий получает в 2 раза больше личных очков, чем защитник. Остальные марши — в гарнизоны лучших доступных очковых объектов.</w:t>
+      </w:r>
+      <w:r>
+        <w:rPr>
+          <w:rFonts w:ascii="Lato" w:hAnsi="Lato" w:eastAsia="Lato"/>
+          <w:b w:val="0"/>
+          <w:color w:val="253746"/>
+        </w:rPr>
+      </w:r>
+    </w:p>
+    <w:p>
+      <w:pPr>
+        <w:spacing w:after="60"/>
+        <w:ind w:left="227" w:hanging="170"/>
+      </w:pPr>
+      <w:r>
+        <w:rPr>
+          <w:rFonts w:ascii="Lato" w:hAnsi="Lato" w:eastAsia="Lato"/>
+          <w:b/>
+          <w:color w:val="1676A6"/>
+        </w:rPr>
+        <w:t xml:space="preserve">3. </w:t>
+      </w:r>
+      <w:r>
+        <w:rPr>
+          <w:rFonts w:ascii="Lato" w:hAnsi="Lato" w:eastAsia="Lato"/>
+          <w:b w:val="0"/>
+          <w:color w:val="253746"/>
+        </w:rPr>
+        <w:t>Для пассивного фарма приоритет: Литейная → Прототипы → Ремонтники → служебные объекты.</w:t>
+      </w:r>
+    </w:p>
+    <w:p>
+      <w:pPr>
+        <w:spacing w:after="60"/>
+        <w:ind w:left="227" w:hanging="170"/>
+      </w:pPr>
+      <w:r>
+        <w:rPr>
+          <w:rFonts w:ascii="Lato" w:hAnsi="Lato" w:eastAsia="Lato"/>
+          <w:b/>
+          <w:color w:val="1676A6"/>
+        </w:rPr>
+        <w:t xml:space="preserve">4. </w:t>
+      </w:r>
+      <w:r>
+        <w:rPr>
+          <w:rFonts w:ascii="Lato" w:hAnsi="Lato" w:eastAsia="Lato"/>
+          <w:b w:val="0"/>
+          <w:color w:val="253746"/>
+        </w:rPr>
+        <w:t>Свободные марши направляйте в Оружейные мастерские, если они не нужны для более прибыльного или критического гарнизона.</w:t>
+      </w:r>
+    </w:p>
+    <w:p>
+      <w:pPr>
+        <w:spacing w:after="60"/>
+        <w:ind w:left="227" w:hanging="170"/>
+      </w:pPr>
+      <w:r>
+        <w:rPr>
+          <w:rFonts w:ascii="Lato" w:hAnsi="Lato" w:eastAsia="Lato"/>
+          <w:b/>
+          <w:color w:val="1676A6"/>
         </w:rPr>
         <w:t xml:space="preserve">5. </w:t>
       </w:r>
       <w:r>
         <w:rPr>
-          <w:rFonts w:ascii="Lato" w:hAnsi="Lato" w:eastAsia="Lato" w:cs="Lato"/>
-          <w:b/>
-          <w:i w:val="0"/>
-          <w:sz w:val="24"/>
+          <w:rFonts w:ascii="Lato" w:hAnsi="Lato" w:eastAsia="Lato"/>
+          <w:b w:val="0"/>
+          <w:color w:val="253746"/>
         </w:rPr>
-        <w:t>Приоритеты объектов</w:t>
+        <w:t>Склад, Котельную, Транзит и Лагерь наёмников оценивайте по командному эффекту, а не по их 120 личным очкам/мин.</w:t>
       </w:r>
     </w:p>
     <w:p>
       <w:pPr>
         <w:spacing w:after="60"/>
-        <w:ind w:left="283" w:hanging="198"/>
+        <w:ind w:left="227" w:hanging="170"/>
       </w:pPr>
       <w:r>
         <w:rPr>
-          <w:rFonts w:ascii="Lato" w:hAnsi="Lato" w:eastAsia="Lato" w:cs="Lato"/>
+          <w:rFonts w:ascii="Lato" w:hAnsi="Lato" w:eastAsia="Lato"/>
           <w:b/>
-          <w:i w:val="0"/>
-          <w:color w:val="667788"/>
+          <w:color w:val="1676A6"/>
         </w:rPr>
-        <w:t xml:space="preserve">• </w:t>
+        <w:t xml:space="preserve">6. </w:t>
       </w:r>
       <w:r>
         <w:rPr>
-          <w:rFonts w:ascii="Lato" w:hAnsi="Lato" w:eastAsia="Lato" w:cs="Lato"/>
+          <w:rFonts w:ascii="Lato" w:hAnsi="Lato" w:eastAsia="Lato"/>
           <w:b w:val="0"/>
-          <w:i w:val="0"/>
+          <w:color w:val="253746"/>
         </w:rPr>
-        <w:t>Сначала быстро забирайте доступные внешние объекты и создавайте сеть точек для очков/перемещений.</w:t>
+        <w:t>Наёмниками ослабляйте плотные вражеские гарнизоны перед атакой.</w:t>
       </w:r>
     </w:p>
     <w:p>
       <w:pPr>
         <w:spacing w:after="60"/>
-        <w:ind w:left="283" w:hanging="198"/>
+        <w:ind w:left="227" w:hanging="170"/>
       </w:pPr>
       <w:r>
         <w:rPr>
-          <w:rFonts w:ascii="Lato" w:hAnsi="Lato" w:eastAsia="Lato" w:cs="Lato"/>
+          <w:rFonts w:ascii="Lato" w:hAnsi="Lato" w:eastAsia="Lato"/>
           <w:b/>
-          <w:i w:val="0"/>
-          <w:color w:val="667788"/>
+          <w:color w:val="1676A6"/>
         </w:rPr>
-        <w:t xml:space="preserve">• </w:t>
+        <w:t xml:space="preserve">7. </w:t>
       </w:r>
       <w:r>
         <w:rPr>
-          <w:rFonts w:ascii="Lato" w:hAnsi="Lato" w:eastAsia="Lato" w:cs="Lato"/>
+          <w:rFonts w:ascii="Lato" w:hAnsi="Lato" w:eastAsia="Lato"/>
           <w:b w:val="0"/>
-          <w:i w:val="0"/>
+          <w:color w:val="253746"/>
         </w:rPr>
-        <w:t>Котельная ускоряет захват зданий; Транзитная станция помогает с телепортами; Склад боеприпасов усиливает бой; Лагерь наёмников позволяет давить занятые здания наёмниками.</w:t>
+        <w:t>После смены владельца объекта подбирайте выпавшие припасы Арсенала и не отдавайте их противнику.</w:t>
       </w:r>
     </w:p>
     <w:p>
       <w:pPr>
         <w:spacing w:after="60"/>
-        <w:ind w:left="283" w:hanging="198"/>
+        <w:ind w:left="227" w:hanging="170"/>
       </w:pPr>
       <w:r>
         <w:rPr>
-          <w:rFonts w:ascii="Lato" w:hAnsi="Lato" w:eastAsia="Lato" w:cs="Lato"/>
+          <w:rFonts w:ascii="Lato" w:hAnsi="Lato" w:eastAsia="Lato"/>
           <w:b/>
-          <w:i w:val="0"/>
-          <w:color w:val="667788"/>
+          <w:color w:val="1676A6"/>
         </w:rPr>
-        <w:t xml:space="preserve">• </w:t>
+        <w:t xml:space="preserve">8. </w:t>
       </w:r>
       <w:r>
         <w:rPr>
-          <w:rFonts w:ascii="Lato" w:hAnsi="Lato" w:eastAsia="Lato" w:cs="Lato"/>
+          <w:rFonts w:ascii="Lato" w:hAnsi="Lato" w:eastAsia="Lato"/>
           <w:b w:val="0"/>
-          <w:i w:val="0"/>
+          <w:color w:val="253746"/>
         </w:rPr>
-        <w:t>Центральная Литейная важна, но не всегда обязательна для победы. Не отдавайте всю карту ради красивой драки в центре.</w:t>
+        <w:t>Телепорты, лечение и ускорения тратьте только там, где они реально меняют результат боя.</w:t>
       </w:r>
     </w:p>
+    <w:tbl>
+      <w:tblPr>
+        <w:tblW w:type="auto" w:w="0"/>
+        <w:jc w:val="center"/>
+        <w:tblLayout w:type="fixed"/>
+        <w:tblLook w:firstColumn="1" w:firstRow="1" w:lastColumn="0" w:lastRow="0" w:noHBand="0" w:noVBand="1" w:val="04A0"/>
+      </w:tblPr>
+      <w:tblGrid>
+        <w:gridCol w:w="170"/>
+        <w:gridCol w:w="9921"/>
+      </w:tblGrid>
+      <w:tr>
+        <w:tc>
+          <w:tcPr>
+            <w:tcW w:type="dxa" w:w="5103"/>
+            <w:shd w:fill="0A7A51"/>
+            <w:tcMar>
+              <w:top w:w="0" w:type="dxa"/>
+              <w:start w:w="0" w:type="dxa"/>
+              <w:bottom w:w="0" w:type="dxa"/>
+              <w:end w:w="0" w:type="dxa"/>
+            </w:tcMar>
+          </w:tcPr>
+          <w:p/>
+        </w:tc>
+        <w:tc>
+          <w:tcPr>
+            <w:tcW w:type="dxa" w:w="5103"/>
+            <w:shd w:fill="EAF8F3"/>
+            <w:tcMar>
+              <w:top w:w="170" w:type="dxa"/>
+              <w:start w:w="220" w:type="dxa"/>
+              <w:bottom w:w="170" w:type="dxa"/>
+              <w:end w:w="220" w:type="dxa"/>
+            </w:tcMar>
+          </w:tcPr>
+          <w:p>
+            <w:r>
+              <w:rPr>
+                <w:rFonts w:ascii="Inter Display" w:hAnsi="Inter Display" w:eastAsia="Inter Display"/>
+                <w:b/>
+                <w:color w:val="0A7A51"/>
+                <w:sz w:val="19"/>
+              </w:rPr>
+              <w:t>Самая короткая памятка</w:t>
+            </w:r>
+          </w:p>
+          <w:p>
+            <w:pPr>
+              <w:spacing w:before="60" w:after="0"/>
+            </w:pPr>
+            <w:r>
+              <w:rPr>
+                <w:rFonts w:ascii="Lato" w:hAnsi="Lato" w:eastAsia="Lato"/>
+                <w:b w:val="0"/>
+                <w:color w:val="253746"/>
+                <w:sz w:val="18"/>
+              </w:rPr>
+              <w:t>Нужны личные очки — держите самые дорогие по личному пассиву объекты. Нужна победа — не игнорируйте низкоочковые служебные здания, потому что их бонусы меняют весь бой. Свободный марш без задачи — почти всегда упущенные очки.</w:t>
+            </w:r>
+          </w:p>
+        </w:tc>
+      </w:tr>
+    </w:tbl>
     <w:p>
       <w:pPr>
-        <w:pStyle w:val="MiniPost"/>
-        <w:pBdr>
-          <w:top w:val="single" w:sz="10" w:space="6" w:color="B42318"/>
-        </w:pBdr>
+        <w:spacing w:after="0"/>
       </w:pPr>
-      <w:r>
-        <w:rPr>
-          <w:rFonts w:ascii="Lato" w:hAnsi="Lato" w:eastAsia="Lato" w:cs="Lato"/>
-          <w:b/>
-          <w:i w:val="0"/>
-          <w:color w:val="B42318"/>
-          <w:sz w:val="24"/>
-        </w:rPr>
-        <w:t xml:space="preserve">6. </w:t>
-      </w:r>
-      <w:r>
-        <w:rPr>
-          <w:rFonts w:ascii="Lato" w:hAnsi="Lato" w:eastAsia="Lato" w:cs="Lato"/>
-          <w:b/>
-          <w:i w:val="0"/>
-          <w:sz w:val="24"/>
-        </w:rPr>
-        <w:t>Пять правил хорошей Литейной</w:t>
-      </w:r>
-    </w:p>
-    <w:p>
-      <w:pPr>
-        <w:spacing w:after="60"/>
-        <w:ind w:left="340" w:hanging="255"/>
-      </w:pPr>
-      <w:r>
-        <w:rPr>
-          <w:rFonts w:ascii="Lato" w:hAnsi="Lato" w:eastAsia="Lato" w:cs="Lato"/>
-          <w:b/>
-          <w:i w:val="0"/>
-          <w:color w:val="152231"/>
-        </w:rPr>
-        <w:t xml:space="preserve">1. </w:t>
-      </w:r>
-      <w:r>
-        <w:rPr>
-          <w:rFonts w:ascii="Lato" w:hAnsi="Lato" w:eastAsia="Lato" w:cs="Lato"/>
-          <w:b w:val="0"/>
-          <w:i w:val="0"/>
-        </w:rPr>
-        <w:t>Формации АТК/ЗАЩ сохранены заранее.</w:t>
-      </w:r>
-    </w:p>
-    <w:p>
-      <w:pPr>
-        <w:spacing w:after="60"/>
-        <w:ind w:left="340" w:hanging="255"/>
-      </w:pPr>
-      <w:r>
-        <w:rPr>
-          <w:rFonts w:ascii="Lato" w:hAnsi="Lato" w:eastAsia="Lato" w:cs="Lato"/>
-          <w:b/>
-          <w:i w:val="0"/>
-          <w:color w:val="152231"/>
-        </w:rPr>
-        <w:t xml:space="preserve">2. </w:t>
-      </w:r>
-      <w:r>
-        <w:rPr>
-          <w:rFonts w:ascii="Lato" w:hAnsi="Lato" w:eastAsia="Lato" w:cs="Lato"/>
-          <w:b w:val="0"/>
-          <w:i w:val="0"/>
-        </w:rPr>
-        <w:t>Два марша дерутся, остальные по возможности приносят очки удержанием объектов.</w:t>
-      </w:r>
-    </w:p>
-    <w:p>
-      <w:pPr>
-        <w:spacing w:after="60"/>
-        <w:ind w:left="340" w:hanging="255"/>
-      </w:pPr>
-      <w:r>
-        <w:rPr>
-          <w:rFonts w:ascii="Lato" w:hAnsi="Lato" w:eastAsia="Lato" w:cs="Lato"/>
-          <w:b/>
-          <w:i w:val="0"/>
-          <w:color w:val="152231"/>
-        </w:rPr>
-        <w:t xml:space="preserve">3. </w:t>
-      </w:r>
-      <w:r>
-        <w:rPr>
-          <w:rFonts w:ascii="Lato" w:hAnsi="Lato" w:eastAsia="Lato" w:cs="Lato"/>
-          <w:b w:val="0"/>
-          <w:i w:val="0"/>
-        </w:rPr>
-        <w:t>Не бросаем объект ради личного килл-рейтинга, если это портит общий счёт.</w:t>
-      </w:r>
-    </w:p>
-    <w:p>
-      <w:pPr>
-        <w:spacing w:after="60"/>
-        <w:ind w:left="340" w:hanging="255"/>
-      </w:pPr>
-      <w:r>
-        <w:rPr>
-          <w:rFonts w:ascii="Lato" w:hAnsi="Lato" w:eastAsia="Lato" w:cs="Lato"/>
-          <w:b/>
-          <w:i w:val="0"/>
-          <w:color w:val="152231"/>
-        </w:rPr>
-        <w:t xml:space="preserve">4. </w:t>
-      </w:r>
-      <w:r>
-        <w:rPr>
-          <w:rFonts w:ascii="Lato" w:hAnsi="Lato" w:eastAsia="Lato" w:cs="Lato"/>
-          <w:b w:val="0"/>
-          <w:i w:val="0"/>
-        </w:rPr>
-        <w:t>Подбираем рассыпавшиеся припасы Арсенала после смены владельца зданий.</w:t>
-      </w:r>
-    </w:p>
-    <w:p>
-      <w:pPr>
-        <w:spacing w:after="60"/>
-        <w:ind w:left="340" w:hanging="255"/>
-      </w:pPr>
-      <w:r>
-        <w:rPr>
-          <w:rFonts w:ascii="Lato" w:hAnsi="Lato" w:eastAsia="Lato" w:cs="Lato"/>
-          <w:b/>
-          <w:i w:val="0"/>
-          <w:color w:val="152231"/>
-        </w:rPr>
-        <w:t xml:space="preserve">5. </w:t>
-      </w:r>
-      <w:r>
-        <w:rPr>
-          <w:rFonts w:ascii="Lato" w:hAnsi="Lato" w:eastAsia="Lato" w:cs="Lato"/>
-          <w:b w:val="0"/>
-          <w:i w:val="0"/>
-        </w:rPr>
-        <w:t>Телепорты, ускорения и лечение расходуются только по командной необходимости.</w:t>
-      </w:r>
     </w:p>
     <w:sectPr>
       <w:headerReference w:type="default" r:id="rId9"/>
       <w:footerReference w:type="default" r:id="rId10"/>
-      <w:pgSz w:w="12240" w:h="15840"/>
-      <w:pgMar w:top="850" w:right="964" w:bottom="794" w:left="964" w:header="720" w:footer="720" w:gutter="0"/>
+      <w:pgSz w:w="11906" w:h="16838"/>
+      <w:pgMar w:top="794" w:right="850" w:bottom="794" w:left="850" w:header="720" w:footer="720" w:gutter="0"/>
       <w:cols w:space="720"/>
       <w:docGrid w:linePitch="360"/>
     </w:sectPr>
@@ -1039,13 +4630,13 @@
   <w:p>
     <w:pPr>
       <w:pStyle w:val="Footer"/>
-      <w:spacing w:before="0"/>
       <w:jc w:val="center"/>
     </w:pPr>
     <w:r>
       <w:rPr>
-        <w:rFonts w:ascii="Lato" w:hAnsi="Lato"/>
-        <w:color w:val="667788"/>
+        <w:rFonts w:ascii="Lato" w:hAnsi="Lato" w:eastAsia="Lato"/>
+        <w:b w:val="0"/>
+        <w:color w:val="7B8B98"/>
         <w:sz w:val="15"/>
       </w:rPr>
       <w:t>Подготовлено SuBL · август 2026</w:t>
@@ -1059,17 +4650,16 @@
   <w:p>
     <w:pPr>
       <w:pStyle w:val="Header"/>
-      <w:spacing w:after="0"/>
       <w:jc w:val="right"/>
     </w:pPr>
     <w:r>
       <w:rPr>
-        <w:rFonts w:ascii="Inter Display" w:hAnsi="Inter Display" w:eastAsia="Inter Display" w:cs="Inter Display"/>
-        <w:b/>
-        <w:color w:val="B42318"/>
-        <w:sz w:val="16"/>
-      </w:rPr>
-      <w:t>WHITEOUT SURVIVAL  •  ШПАРГАЛКА</w:t>
+        <w:rFonts w:ascii="Inter Display" w:hAnsi="Inter Display" w:eastAsia="Inter Display"/>
+        <w:b/>
+        <w:color w:val="7B8B98"/>
+        <w:sz w:val="15"/>
+      </w:rPr>
+      <w:t>WHITEOUT SURVIVAL • ЛИТЕЙНАЯ</w:t>
     </w:r>
   </w:p>
 </w:hdr>
@@ -1439,12 +5029,12 @@
     <w:qFormat/>
     <w:rsid w:val="00FC693F"/>
     <w:pPr>
-      <w:spacing w:after="100" w:line="259" w:lineRule="auto"/>
+      <w:spacing w:after="80" w:line="252" w:lineRule="auto"/>
     </w:pPr>
     <w:rPr>
-      <w:rFonts w:ascii="Lato" w:hAnsi="Lato"/>
-      <w:color w:val="243341"/>
-      <w:sz w:val="21"/>
+      <w:rFonts w:ascii="Lato" w:hAnsi="Lato" w:eastAsia="Lato"/>
+      <w:color w:val="253746"/>
+      <w:sz w:val="19"/>
     </w:rPr>
   </w:style>
   <w:style w:type="paragraph" w:styleId="Header">
@@ -1502,15 +5092,15 @@
     <w:pPr>
       <w:keepNext/>
       <w:keepLines/>
-      <w:spacing w:before="240" w:after="120"/>
+      <w:spacing w:before="160" w:after="100"/>
       <w:outlineLvl w:val="0"/>
     </w:pPr>
     <w:rPr>
-      <w:rFonts w:asciiTheme="majorHAnsi" w:eastAsiaTheme="majorEastAsia" w:hAnsiTheme="majorHAnsi" w:cstheme="majorBidi" w:ascii="Inter Display" w:hAnsi="Inter Display"/>
+      <w:rFonts w:asciiTheme="majorHAnsi" w:eastAsiaTheme="majorEastAsia" w:hAnsiTheme="majorHAnsi" w:cstheme="majorBidi" w:ascii="Inter Display" w:hAnsi="Inter Display" w:eastAsia="Inter Display"/>
       <w:b/>
       <w:bCs/>
-      <w:color w:val="152231"/>
-      <w:sz w:val="32"/>
+      <w:color w:val="344054"/>
+      <w:sz w:val="30"/>
       <w:szCs w:val="28"/>
     </w:rPr>
   </w:style>
@@ -1526,15 +5116,15 @@
     <w:pPr>
       <w:keepNext/>
       <w:keepLines/>
-      <w:spacing w:before="200" w:after="80"/>
+      <w:spacing w:before="120" w:after="60"/>
       <w:outlineLvl w:val="1"/>
     </w:pPr>
     <w:rPr>
-      <w:rFonts w:asciiTheme="majorHAnsi" w:eastAsiaTheme="majorEastAsia" w:hAnsiTheme="majorHAnsi" w:cstheme="majorBidi" w:ascii="Inter Display" w:hAnsi="Inter Display"/>
+      <w:rFonts w:asciiTheme="majorHAnsi" w:eastAsiaTheme="majorEastAsia" w:hAnsiTheme="majorHAnsi" w:cstheme="majorBidi" w:ascii="Inter Display" w:hAnsi="Inter Display" w:eastAsia="Inter Display"/>
       <w:b/>
       <w:bCs/>
-      <w:color w:val="152231"/>
-      <w:sz w:val="25"/>
+      <w:color w:val="344054"/>
+      <w:sz w:val="23"/>
       <w:szCs w:val="26"/>
     </w:rPr>
   </w:style>
@@ -1550,15 +5140,14 @@
     <w:pPr>
       <w:keepNext/>
       <w:keepLines/>
-      <w:spacing w:before="160" w:after="60"/>
+      <w:spacing w:before="200" w:after="0"/>
       <w:outlineLvl w:val="2"/>
     </w:pPr>
     <w:rPr>
-      <w:rFonts w:asciiTheme="majorHAnsi" w:eastAsiaTheme="majorEastAsia" w:hAnsiTheme="majorHAnsi" w:cstheme="majorBidi" w:ascii="Inter Display" w:hAnsi="Inter Display"/>
+      <w:rFonts w:asciiTheme="majorHAnsi" w:eastAsiaTheme="majorEastAsia" w:hAnsiTheme="majorHAnsi" w:cstheme="majorBidi" w:ascii="Inter Display" w:hAnsi="Inter Display" w:eastAsia="Inter Display"/>
       <w:b/>
       <w:bCs/>
-      <w:color w:val="B42318"/>
-      <w:sz w:val="22"/>
+      <w:color w:val="344054"/>
     </w:rPr>
   </w:style>
   <w:style w:type="paragraph" w:styleId="Heading4">
@@ -1796,8 +5385,8 @@
       <w:contextualSpacing/>
     </w:pPr>
     <w:rPr>
-      <w:rFonts w:asciiTheme="majorHAnsi" w:eastAsiaTheme="majorEastAsia" w:hAnsiTheme="majorHAnsi" w:cstheme="majorBidi"/>
-      <w:color w:val="17365D" w:themeColor="text2" w:themeShade="BF"/>
+      <w:rFonts w:asciiTheme="majorHAnsi" w:eastAsiaTheme="majorEastAsia" w:hAnsiTheme="majorHAnsi" w:cstheme="majorBidi" w:ascii="Inter Display" w:hAnsi="Inter Display" w:eastAsia="Inter Display"/>
+      <w:color w:val="344054"/>
       <w:spacing w:val="5"/>
       <w:kern w:val="28"/>
       <w:sz w:val="52"/>
@@ -13129,30 +16718,6 @@
         <w:shd w:val="clear" w:color="auto" w:fill="FBCAA2" w:themeFill="accent6" w:themeFillTint="7F"/>
       </w:tcPr>
     </w:tblStylePr>
-  </w:style>
-  <w:style w:type="paragraph" w:customStyle="1" w:styleId="MiniPost">
-    <w:name w:val="MiniPost"/>
-    <w:pPr>
-      <w:keepNext/>
-      <w:spacing w:before="200" w:after="100"/>
-    </w:pPr>
-    <w:rPr>
-      <w:rFonts w:ascii="Inter Display" w:hAnsi="Inter Display"/>
-      <w:b/>
-      <w:color w:val="152231"/>
-      <w:sz w:val="24"/>
-    </w:rPr>
-  </w:style>
-  <w:style w:type="paragraph" w:customStyle="1" w:styleId="SmallMuted">
-    <w:name w:val="SmallMuted"/>
-    <w:pPr>
-      <w:spacing w:after="60"/>
-    </w:pPr>
-    <w:rPr>
-      <w:rFonts w:ascii="Lato" w:hAnsi="Lato"/>
-      <w:color w:val="667788"/>
-      <w:sz w:val="17"/>
-    </w:rPr>
   </w:style>
 </w:styles>
 </file>

--- a/downloads/docx/04_Битва_за_Литейную.docx
+++ b/downloads/docx/04_Битва_за_Литейную.docx
@@ -2597,7 +2597,7 @@
           <w:b w:val="0"/>
           <w:color w:val="253746"/>
         </w:rPr>
-        <w:t>Слабый игрок может приносить много пользы, если занимает свободные места в гарнизонах очковых объектов, а сильные марши команды ведут активный бой.</w:t>
+        <w:t>Слабый игрок может приносить много пользы, если занимает свободные места в гарнизонах объектов с высоким пассивным доходом, а сильные марши команды ведут активный бой.</w:t>
       </w:r>
     </w:p>
     <w:p>
@@ -2625,7 +2625,7 @@
           <w:color w:val="344054"/>
           <w:sz w:val="28"/>
         </w:rPr>
-        <w:t>4. Карточки главных очковых объектов</w:t>
+        <w:t>4. Карточки главных объектов для набора очков</w:t>
       </w:r>
     </w:p>
     <w:p>
@@ -3891,7 +3891,7 @@
           <w:b w:val="0"/>
           <w:color w:val="253746"/>
         </w:rPr>
-        <w:t>Сравнивать плитку с пассивом здания нужно по доступности: если хороший очковый объект уже занят союзниками, свободный марш лучше отправить собирать 4 800, чем держать его без дела.</w:t>
+        <w:t>Сравнивать плитку с пассивом здания нужно по доступности: если выгодный для пассивного фарма объект уже занят союзниками, свободный марш лучше отправить собирать 4 800, чем держать его без дела.</w:t>
       </w:r>
     </w:p>
     <w:p>
@@ -4016,7 +4016,7 @@
           <w:color w:val="253746"/>
           <w:sz w:val="18"/>
         </w:rPr>
-        <w:t>Лагерь наёмников — не очковый объект, а инструмент давления. После его захвата можно отправлять по занятым врагом зданиям до четырёх ударных отрядов. По описанию объекта, новые волны наносят всё больше урона и одновременно снижают атаку и защиту противника.</w:t>
+        <w:t>Лагерь наёмников — не источник высокого пассивного дохода, а инструмент давления. После его захвата можно отправлять по занятым врагом зданиям до четырёх ударных отрядов. По описанию объекта, новые волны наносят всё больше урона и одновременно снижают атаку и защиту противника.</w:t>
       </w:r>
     </w:p>
     <w:p>
@@ -4402,7 +4402,7 @@
           <w:b/>
           <w:color w:val="1676A6"/>
         </w:rPr>
-        <w:t>2. Сильные марши — в активную атаку: за побеждённого противника атакующий получает в 2 раза больше личных очков, чем защитник. Остальные марши — в гарнизоны лучших доступных очковых объектов.</w:t>
+        <w:t>2. Сильные марши — в активную атаку: за побеждённого противника атакующий получает в 2 раза больше личных очков, чем защитник. Остальные марши — в гарнизоны лучших доступных объектов для пассивного набора очков.</w:t>
       </w:r>
       <w:r>
         <w:rPr>
